--- a/DBT/lab/Assignment/Assignment009 (Joins).docx
+++ b/DBT/lab/Assignment/Assignment009 (Joins).docx
@@ -10,7 +10,6 @@
         <w:spacing w:after="0" w:line="240" w:lineRule="auto"/>
         <w:rPr>
           <w:rFonts w:ascii="Tahoma" w:hAnsi="Tahoma" w:cs="Tahoma"/>
-          <w:color w:val="000000" w:themeColor="text1"/>
           <w:sz w:val="28"/>
           <w:szCs w:val="28"/>
         </w:rPr>
@@ -18,7 +17,6 @@
       <w:r>
         <w:rPr>
           <w:rFonts w:ascii="Tahoma" w:hAnsi="Tahoma" w:cs="Tahoma"/>
-          <w:color w:val="000000" w:themeColor="text1"/>
           <w:sz w:val="28"/>
           <w:szCs w:val="28"/>
         </w:rPr>
@@ -27,7 +25,6 @@
       <w:r>
         <w:rPr>
           <w:rFonts w:ascii="Tahoma" w:hAnsi="Tahoma" w:cs="Tahoma"/>
-          <w:color w:val="000000" w:themeColor="text1"/>
           <w:sz w:val="28"/>
           <w:szCs w:val="28"/>
         </w:rPr>
@@ -36,7 +33,6 @@
       <w:r>
         <w:rPr>
           <w:rFonts w:ascii="Tahoma" w:hAnsi="Tahoma" w:cs="Tahoma"/>
-          <w:color w:val="000000" w:themeColor="text1"/>
           <w:sz w:val="28"/>
           <w:szCs w:val="28"/>
         </w:rPr>
@@ -45,7 +41,6 @@
       <w:r>
         <w:rPr>
           <w:rFonts w:ascii="Tahoma" w:hAnsi="Tahoma" w:cs="Tahoma"/>
-          <w:color w:val="000000" w:themeColor="text1"/>
           <w:sz w:val="28"/>
           <w:szCs w:val="28"/>
         </w:rPr>
@@ -54,7 +49,6 @@
       <w:r>
         <w:rPr>
           <w:rFonts w:ascii="Tahoma" w:hAnsi="Tahoma" w:cs="Tahoma"/>
-          <w:color w:val="000000" w:themeColor="text1"/>
           <w:sz w:val="28"/>
           <w:szCs w:val="28"/>
         </w:rPr>
@@ -63,7 +57,6 @@
       <w:r>
         <w:rPr>
           <w:rFonts w:ascii="Tahoma" w:hAnsi="Tahoma" w:cs="Tahoma"/>
-          <w:color w:val="000000" w:themeColor="text1"/>
           <w:sz w:val="28"/>
           <w:szCs w:val="28"/>
         </w:rPr>
@@ -72,7 +65,6 @@
       <w:r>
         <w:rPr>
           <w:rFonts w:ascii="Tahoma" w:hAnsi="Tahoma" w:cs="Tahoma"/>
-          <w:color w:val="000000" w:themeColor="text1"/>
           <w:sz w:val="28"/>
           <w:szCs w:val="28"/>
         </w:rPr>
@@ -81,7 +73,6 @@
       <w:r>
         <w:rPr>
           <w:rFonts w:ascii="Tahoma" w:hAnsi="Tahoma" w:cs="Tahoma"/>
-          <w:color w:val="000000" w:themeColor="text1"/>
           <w:sz w:val="28"/>
           <w:szCs w:val="28"/>
         </w:rPr>
@@ -90,7 +81,6 @@
       <w:r>
         <w:rPr>
           <w:rFonts w:ascii="Tahoma" w:hAnsi="Tahoma" w:cs="Tahoma"/>
-          <w:color w:val="000000" w:themeColor="text1"/>
           <w:sz w:val="28"/>
           <w:szCs w:val="28"/>
         </w:rPr>
@@ -100,9 +90,6 @@
     <w:p>
       <w:pPr>
         <w:spacing w:after="0" w:line="240" w:lineRule="auto"/>
-        <w:rPr>
-          <w:color w:val="000000" w:themeColor="text1"/>
-        </w:rPr>
       </w:pPr>
     </w:p>
     <w:p>
@@ -110,7 +97,6 @@
         <w:spacing w:after="0" w:line="240" w:lineRule="auto"/>
         <w:rPr>
           <w:rFonts w:ascii="Palatino Linotype" w:hAnsi="Palatino Linotype"/>
-          <w:color w:val="000000" w:themeColor="text1"/>
           <w:sz w:val="20"/>
           <w:szCs w:val="20"/>
         </w:rPr>
@@ -118,7 +104,6 @@
       <w:r>
         <w:rPr>
           <w:rFonts w:ascii="Palatino Linotype" w:hAnsi="Palatino Linotype"/>
-          <w:color w:val="000000" w:themeColor="text1"/>
           <w:sz w:val="20"/>
           <w:szCs w:val="20"/>
         </w:rPr>
@@ -127,7 +112,6 @@
       <w:r>
         <w:rPr>
           <w:rFonts w:ascii="Palatino Linotype" w:hAnsi="Palatino Linotype"/>
-          <w:color w:val="000000" w:themeColor="text1"/>
           <w:sz w:val="20"/>
           <w:szCs w:val="20"/>
         </w:rPr>
@@ -136,7 +120,6 @@
       <w:r>
         <w:rPr>
           <w:rFonts w:ascii="Palatino Linotype" w:hAnsi="Palatino Linotype"/>
-          <w:color w:val="000000" w:themeColor="text1"/>
           <w:sz w:val="20"/>
           <w:szCs w:val="20"/>
         </w:rPr>
@@ -145,7 +128,6 @@
       <w:r>
         <w:rPr>
           <w:rFonts w:ascii="Palatino Linotype" w:hAnsi="Palatino Linotype"/>
-          <w:color w:val="000000" w:themeColor="text1"/>
           <w:sz w:val="20"/>
           <w:szCs w:val="20"/>
         </w:rPr>
@@ -154,7 +136,6 @@
       <w:r>
         <w:rPr>
           <w:rFonts w:ascii="Palatino Linotype" w:hAnsi="Palatino Linotype"/>
-          <w:color w:val="000000" w:themeColor="text1"/>
           <w:sz w:val="20"/>
           <w:szCs w:val="20"/>
         </w:rPr>
@@ -166,7 +147,6 @@
         <w:spacing w:after="0" w:line="240" w:lineRule="auto"/>
         <w:rPr>
           <w:rFonts w:ascii="Palatino Linotype" w:hAnsi="Palatino Linotype"/>
-          <w:color w:val="000000" w:themeColor="text1"/>
           <w:sz w:val="20"/>
           <w:szCs w:val="20"/>
         </w:rPr>
@@ -174,7 +154,6 @@
       <w:r>
         <w:rPr>
           <w:rFonts w:ascii="Palatino Linotype" w:hAnsi="Palatino Linotype"/>
-          <w:color w:val="000000" w:themeColor="text1"/>
           <w:sz w:val="20"/>
           <w:szCs w:val="20"/>
         </w:rPr>
@@ -186,7 +165,6 @@
         <w:spacing w:after="0" w:line="240" w:lineRule="auto"/>
         <w:rPr>
           <w:rFonts w:ascii="Palatino Linotype" w:hAnsi="Palatino Linotype"/>
-          <w:color w:val="000000" w:themeColor="text1"/>
           <w:sz w:val="20"/>
           <w:szCs w:val="20"/>
         </w:rPr>
@@ -194,7 +172,6 @@
       <w:r>
         <w:rPr>
           <w:rFonts w:ascii="Palatino Linotype" w:hAnsi="Palatino Linotype"/>
-          <w:color w:val="000000" w:themeColor="text1"/>
           <w:sz w:val="20"/>
           <w:szCs w:val="20"/>
         </w:rPr>
@@ -206,7 +183,6 @@
         <w:spacing w:after="0" w:line="240" w:lineRule="auto"/>
         <w:rPr>
           <w:rFonts w:ascii="Palatino Linotype" w:hAnsi="Palatino Linotype"/>
-          <w:color w:val="000000" w:themeColor="text1"/>
           <w:sz w:val="20"/>
           <w:szCs w:val="20"/>
         </w:rPr>
@@ -241,7 +217,6 @@
         <w:spacing w:after="0" w:line="240" w:lineRule="auto"/>
         <w:rPr>
           <w:rFonts w:ascii="Palatino Linotype" w:hAnsi="Palatino Linotype"/>
-          <w:color w:val="000000" w:themeColor="text1"/>
           <w:sz w:val="20"/>
           <w:szCs w:val="20"/>
         </w:rPr>
@@ -253,7 +228,6 @@
         <w:ind w:left="360"/>
         <w:rPr>
           <w:rFonts w:ascii="Palatino Linotype" w:hAnsi="Palatino Linotype"/>
-          <w:color w:val="000000" w:themeColor="text1"/>
           <w:sz w:val="20"/>
           <w:szCs w:val="20"/>
         </w:rPr>
@@ -268,7 +242,6 @@
         <w:rPr>
           <w:rFonts w:ascii="Palatino Linotype" w:hAnsi="Palatino Linotype" w:cstheme="minorHAnsi"/>
           <w:b/>
-          <w:color w:val="000000" w:themeColor="text1"/>
           <w:sz w:val="18"/>
         </w:rPr>
       </w:pPr>
@@ -290,7 +263,6 @@
         <w:rPr>
           <w:rFonts w:ascii="Palatino Linotype" w:hAnsi="Palatino Linotype" w:cstheme="minorHAnsi"/>
           <w:b/>
-          <w:color w:val="000000" w:themeColor="text1"/>
         </w:rPr>
       </w:pPr>
     </w:p>
@@ -298,12 +270,14 @@
       <w:pPr>
         <w:pStyle w:val="Default"/>
         <w:rPr>
+          <w:color w:val="auto"/>
           <w:sz w:val="20"/>
           <w:szCs w:val="20"/>
         </w:rPr>
       </w:pPr>
       <w:r>
         <w:rPr>
+          <w:color w:val="auto"/>
           <w:sz w:val="20"/>
           <w:szCs w:val="20"/>
         </w:rPr>
@@ -314,6 +288,7 @@
         <w:rPr>
           <w:b/>
           <w:i/>
+          <w:color w:val="auto"/>
           <w:sz w:val="20"/>
           <w:szCs w:val="20"/>
         </w:rPr>
@@ -324,6 +299,7 @@
         <w:rPr>
           <w:b/>
           <w:i/>
+          <w:color w:val="auto"/>
           <w:sz w:val="20"/>
           <w:szCs w:val="20"/>
         </w:rPr>
@@ -334,6 +310,7 @@
         <w:rPr>
           <w:b/>
           <w:i/>
+          <w:color w:val="auto"/>
           <w:sz w:val="20"/>
           <w:szCs w:val="20"/>
         </w:rPr>
@@ -344,6 +321,7 @@
         <w:rPr>
           <w:b/>
           <w:i/>
+          <w:color w:val="auto"/>
           <w:sz w:val="20"/>
           <w:szCs w:val="20"/>
         </w:rPr>
@@ -354,6 +332,7 @@
         <w:rPr>
           <w:b/>
           <w:i/>
+          <w:color w:val="auto"/>
           <w:sz w:val="20"/>
           <w:szCs w:val="20"/>
         </w:rPr>
@@ -364,6 +343,7 @@
         <w:rPr>
           <w:b/>
           <w:i/>
+          <w:color w:val="auto"/>
           <w:sz w:val="20"/>
           <w:szCs w:val="20"/>
         </w:rPr>
@@ -374,6 +354,7 @@
         <w:rPr>
           <w:b/>
           <w:i/>
+          <w:color w:val="auto"/>
           <w:sz w:val="20"/>
           <w:szCs w:val="20"/>
         </w:rPr>
@@ -384,6 +365,7 @@
         <w:rPr>
           <w:b/>
           <w:i/>
+          <w:color w:val="auto"/>
           <w:sz w:val="20"/>
           <w:szCs w:val="20"/>
         </w:rPr>
@@ -394,6 +376,7 @@
         <w:rPr>
           <w:b/>
           <w:i/>
+          <w:color w:val="auto"/>
           <w:sz w:val="20"/>
           <w:szCs w:val="20"/>
         </w:rPr>
@@ -404,6 +387,7 @@
         <w:rPr>
           <w:b/>
           <w:i/>
+          <w:color w:val="auto"/>
           <w:sz w:val="20"/>
           <w:szCs w:val="20"/>
         </w:rPr>
@@ -414,6 +398,7 @@
         <w:rPr>
           <w:b/>
           <w:i/>
+          <w:color w:val="auto"/>
           <w:sz w:val="20"/>
           <w:szCs w:val="20"/>
         </w:rPr>
@@ -424,6 +409,7 @@
         <w:rPr>
           <w:b/>
           <w:i/>
+          <w:color w:val="auto"/>
           <w:sz w:val="20"/>
           <w:szCs w:val="20"/>
         </w:rPr>
@@ -434,6 +420,7 @@
         <w:rPr>
           <w:b/>
           <w:i/>
+          <w:color w:val="auto"/>
           <w:sz w:val="20"/>
           <w:szCs w:val="20"/>
         </w:rPr>
@@ -444,6 +431,7 @@
         <w:rPr>
           <w:b/>
           <w:i/>
+          <w:color w:val="auto"/>
           <w:sz w:val="20"/>
           <w:szCs w:val="20"/>
         </w:rPr>
@@ -454,6 +442,7 @@
         <w:rPr>
           <w:b/>
           <w:i/>
+          <w:color w:val="auto"/>
           <w:sz w:val="20"/>
           <w:szCs w:val="20"/>
         </w:rPr>
@@ -464,6 +453,7 @@
         <w:rPr>
           <w:b/>
           <w:i/>
+          <w:color w:val="auto"/>
           <w:sz w:val="20"/>
           <w:szCs w:val="20"/>
         </w:rPr>
@@ -474,6 +464,7 @@
         <w:rPr>
           <w:b/>
           <w:i/>
+          <w:color w:val="auto"/>
           <w:sz w:val="20"/>
           <w:szCs w:val="20"/>
         </w:rPr>
@@ -484,6 +475,7 @@
         <w:rPr>
           <w:b/>
           <w:i/>
+          <w:color w:val="auto"/>
           <w:sz w:val="20"/>
           <w:szCs w:val="20"/>
         </w:rPr>
@@ -493,6 +485,7 @@
         <w:rPr>
           <w:b/>
           <w:i/>
+          <w:color w:val="auto"/>
           <w:sz w:val="20"/>
           <w:szCs w:val="20"/>
         </w:rPr>
@@ -503,6 +496,7 @@
         <w:rPr>
           <w:b/>
           <w:i/>
+          <w:color w:val="auto"/>
           <w:sz w:val="20"/>
           <w:szCs w:val="20"/>
         </w:rPr>
@@ -513,6 +507,7 @@
         <w:rPr>
           <w:b/>
           <w:i/>
+          <w:color w:val="auto"/>
           <w:sz w:val="20"/>
           <w:szCs w:val="20"/>
         </w:rPr>
@@ -523,6 +518,7 @@
         <w:rPr>
           <w:b/>
           <w:i/>
+          <w:color w:val="auto"/>
           <w:sz w:val="20"/>
           <w:szCs w:val="20"/>
         </w:rPr>
@@ -533,6 +529,7 @@
         <w:rPr>
           <w:b/>
           <w:i/>
+          <w:color w:val="auto"/>
           <w:sz w:val="20"/>
           <w:szCs w:val="20"/>
         </w:rPr>
@@ -542,6 +539,7 @@
         <w:rPr>
           <w:b/>
           <w:i/>
+          <w:color w:val="auto"/>
           <w:sz w:val="20"/>
           <w:szCs w:val="20"/>
         </w:rPr>
@@ -549,6 +547,7 @@
       </w:r>
       <w:r>
         <w:rPr>
+          <w:color w:val="auto"/>
           <w:sz w:val="20"/>
           <w:szCs w:val="20"/>
         </w:rPr>
@@ -564,7 +563,6 @@
         <w:rPr>
           <w:rFonts w:ascii="Palatino Linotype" w:hAnsi="Palatino Linotype" w:cstheme="minorHAnsi"/>
           <w:b/>
-          <w:color w:val="000000" w:themeColor="text1"/>
         </w:rPr>
       </w:pPr>
     </w:p>
@@ -592,13 +590,11 @@
               <w:ind w:left="454"/>
               <w:rPr>
                 <w:rFonts w:ascii="Palatino Linotype" w:hAnsi="Palatino Linotype" w:cstheme="minorHAnsi"/>
-                <w:color w:val="000000" w:themeColor="text1"/>
-              </w:rPr>
-            </w:pPr>
-            <w:r>
-              <w:rPr>
-                <w:rFonts w:ascii="Palatino Linotype" w:hAnsi="Palatino Linotype" w:cstheme="minorHAnsi"/>
-                <w:color w:val="000000" w:themeColor="text1"/>
+              </w:rPr>
+            </w:pPr>
+            <w:r>
+              <w:rPr>
+                <w:rFonts w:ascii="Palatino Linotype" w:hAnsi="Palatino Linotype" w:cstheme="minorHAnsi"/>
                 <w:sz w:val="20"/>
               </w:rPr>
               <w:t xml:space="preserve">Display </w:t>
@@ -606,7 +602,6 @@
             <w:r>
               <w:rPr>
                 <w:rFonts w:ascii="Palatino Linotype" w:hAnsi="Palatino Linotype" w:cstheme="minorHAnsi"/>
-                <w:color w:val="000000" w:themeColor="text1"/>
                 <w:sz w:val="20"/>
               </w:rPr>
               <w:t xml:space="preserve">all </w:t>
@@ -615,7 +610,6 @@
               <w:rPr>
                 <w:rFonts w:ascii="Palatino Linotype" w:hAnsi="Palatino Linotype" w:cstheme="minorHAnsi"/>
                 <w:i/>
-                <w:color w:val="000000" w:themeColor="text1"/>
                 <w:sz w:val="20"/>
               </w:rPr>
               <w:t>student and with their address</w:t>
@@ -623,7 +617,6 @@
             <w:r>
               <w:rPr>
                 <w:rFonts w:ascii="Palatino Linotype" w:hAnsi="Palatino Linotype" w:cstheme="minorHAnsi"/>
-                <w:color w:val="000000" w:themeColor="text1"/>
                 <w:sz w:val="20"/>
               </w:rPr>
               <w:t xml:space="preserve"> from </w:t>
@@ -632,7 +625,6 @@
               <w:rPr>
                 <w:rFonts w:ascii="Palatino Linotype" w:hAnsi="Palatino Linotype" w:cstheme="minorHAnsi"/>
                 <w:i/>
-                <w:color w:val="000000" w:themeColor="text1"/>
                 <w:sz w:val="20"/>
               </w:rPr>
               <w:t>student</w:t>
@@ -640,7 +632,6 @@
             <w:r>
               <w:rPr>
                 <w:rFonts w:ascii="Palatino Linotype" w:hAnsi="Palatino Linotype" w:cstheme="minorHAnsi"/>
-                <w:color w:val="000000" w:themeColor="text1"/>
                 <w:sz w:val="20"/>
               </w:rPr>
               <w:t xml:space="preserve"> and </w:t>
@@ -650,7 +641,6 @@
               <w:rPr>
                 <w:rFonts w:ascii="Palatino Linotype" w:hAnsi="Palatino Linotype" w:cstheme="minorHAnsi"/>
                 <w:i/>
-                <w:color w:val="000000" w:themeColor="text1"/>
                 <w:sz w:val="20"/>
               </w:rPr>
               <w:t>student_address</w:t>
@@ -660,7 +650,6 @@
               <w:rPr>
                 <w:rFonts w:ascii="Palatino Linotype" w:hAnsi="Palatino Linotype" w:cstheme="minorHAnsi"/>
                 <w:i/>
-                <w:color w:val="000000" w:themeColor="text1"/>
                 <w:sz w:val="20"/>
               </w:rPr>
               <w:t xml:space="preserve"> tables</w:t>
@@ -668,7 +657,6 @@
             <w:r>
               <w:rPr>
                 <w:rFonts w:ascii="Palatino Linotype" w:hAnsi="Palatino Linotype" w:cstheme="minorHAnsi"/>
-                <w:color w:val="000000" w:themeColor="text1"/>
                 <w:sz w:val="20"/>
               </w:rPr>
               <w:t>.</w:t>
@@ -690,14 +678,12 @@
               <w:ind w:left="454"/>
               <w:rPr>
                 <w:rFonts w:ascii="Palatino Linotype" w:hAnsi="Palatino Linotype" w:cstheme="minorHAnsi"/>
-                <w:color w:val="5B9BD5" w:themeColor="accent1"/>
-                <w:sz w:val="20"/>
-              </w:rPr>
-            </w:pPr>
-            <w:r>
-              <w:rPr>
-                <w:rFonts w:ascii="Palatino Linotype" w:hAnsi="Palatino Linotype" w:cstheme="minorHAnsi"/>
-                <w:color w:val="5B9BD5" w:themeColor="accent1"/>
+                <w:sz w:val="20"/>
+              </w:rPr>
+            </w:pPr>
+            <w:r>
+              <w:rPr>
+                <w:rFonts w:ascii="Palatino Linotype" w:hAnsi="Palatino Linotype" w:cstheme="minorHAnsi"/>
                 <w:sz w:val="20"/>
               </w:rPr>
               <w:t xml:space="preserve">SELECT s.*, </w:t>
@@ -707,7 +693,6 @@
             <w:r>
               <w:rPr>
                 <w:rFonts w:ascii="Palatino Linotype" w:hAnsi="Palatino Linotype" w:cstheme="minorHAnsi"/>
-                <w:color w:val="5B9BD5" w:themeColor="accent1"/>
                 <w:sz w:val="20"/>
               </w:rPr>
               <w:t>sa.address</w:t>
@@ -717,7 +702,6 @@
             <w:r>
               <w:rPr>
                 <w:rFonts w:ascii="Palatino Linotype" w:hAnsi="Palatino Linotype" w:cstheme="minorHAnsi"/>
-                <w:color w:val="5B9BD5" w:themeColor="accent1"/>
                 <w:sz w:val="20"/>
               </w:rPr>
               <w:t xml:space="preserve"> FROM student s JOIN </w:t>
@@ -726,7 +710,6 @@
             <w:r>
               <w:rPr>
                 <w:rFonts w:ascii="Palatino Linotype" w:hAnsi="Palatino Linotype" w:cstheme="minorHAnsi"/>
-                <w:color w:val="5B9BD5" w:themeColor="accent1"/>
                 <w:sz w:val="20"/>
               </w:rPr>
               <w:t>student_address</w:t>
@@ -735,7 +718,6 @@
             <w:r>
               <w:rPr>
                 <w:rFonts w:ascii="Palatino Linotype" w:hAnsi="Palatino Linotype" w:cstheme="minorHAnsi"/>
-                <w:color w:val="5B9BD5" w:themeColor="accent1"/>
                 <w:sz w:val="20"/>
               </w:rPr>
               <w:t xml:space="preserve"> </w:t>
@@ -744,7 +726,6 @@
             <w:r>
               <w:rPr>
                 <w:rFonts w:ascii="Palatino Linotype" w:hAnsi="Palatino Linotype" w:cstheme="minorHAnsi"/>
-                <w:color w:val="5B9BD5" w:themeColor="accent1"/>
                 <w:sz w:val="20"/>
               </w:rPr>
               <w:t>sa</w:t>
@@ -753,7 +734,6 @@
             <w:r>
               <w:rPr>
                 <w:rFonts w:ascii="Palatino Linotype" w:hAnsi="Palatino Linotype" w:cstheme="minorHAnsi"/>
-                <w:color w:val="5B9BD5" w:themeColor="accent1"/>
                 <w:sz w:val="20"/>
               </w:rPr>
               <w:t xml:space="preserve"> ON s.ID = sa.ID;</w:t>
@@ -771,7 +751,6 @@
               <w:ind w:left="454"/>
               <w:rPr>
                 <w:rFonts w:ascii="Palatino Linotype" w:hAnsi="Palatino Linotype" w:cstheme="minorHAnsi"/>
-                <w:color w:val="000000" w:themeColor="text1"/>
               </w:rPr>
             </w:pPr>
           </w:p>
@@ -792,15 +771,13 @@
               <w:ind w:left="454"/>
               <w:rPr>
                 <w:rFonts w:ascii="Palatino Linotype" w:hAnsi="Palatino Linotype" w:cstheme="minorHAnsi"/>
-                <w:color w:val="000000" w:themeColor="text1"/>
-                <w:sz w:val="20"/>
-                <w:szCs w:val="20"/>
-              </w:rPr>
-            </w:pPr>
-            <w:r>
-              <w:rPr>
-                <w:rFonts w:ascii="Palatino Linotype" w:hAnsi="Palatino Linotype" w:cstheme="minorHAnsi"/>
-                <w:color w:val="000000" w:themeColor="text1"/>
+                <w:sz w:val="20"/>
+                <w:szCs w:val="20"/>
+              </w:rPr>
+            </w:pPr>
+            <w:r>
+              <w:rPr>
+                <w:rFonts w:ascii="Palatino Linotype" w:hAnsi="Palatino Linotype" w:cstheme="minorHAnsi"/>
                 <w:sz w:val="20"/>
                 <w:szCs w:val="20"/>
               </w:rPr>
@@ -810,7 +787,6 @@
               <w:rPr>
                 <w:rFonts w:ascii="Palatino Linotype" w:hAnsi="Palatino Linotype" w:cstheme="minorHAnsi"/>
                 <w:i/>
-                <w:color w:val="000000" w:themeColor="text1"/>
                 <w:sz w:val="20"/>
                 <w:szCs w:val="20"/>
               </w:rPr>
@@ -821,7 +797,6 @@
               <w:rPr>
                 <w:rFonts w:ascii="Palatino Linotype" w:hAnsi="Palatino Linotype" w:cstheme="minorHAnsi"/>
                 <w:i/>
-                <w:color w:val="000000" w:themeColor="text1"/>
                 <w:sz w:val="20"/>
                 <w:szCs w:val="20"/>
               </w:rPr>
@@ -831,7 +806,6 @@
               <w:rPr>
                 <w:rFonts w:ascii="Palatino Linotype" w:hAnsi="Palatino Linotype" w:cstheme="minorHAnsi"/>
                 <w:i/>
-                <w:color w:val="000000" w:themeColor="text1"/>
                 <w:sz w:val="20"/>
                 <w:szCs w:val="20"/>
               </w:rPr>
@@ -842,7 +816,6 @@
               <w:rPr>
                 <w:rFonts w:ascii="Palatino Linotype" w:hAnsi="Palatino Linotype" w:cstheme="minorHAnsi"/>
                 <w:i/>
-                <w:color w:val="000000" w:themeColor="text1"/>
                 <w:sz w:val="20"/>
                 <w:szCs w:val="20"/>
               </w:rPr>
@@ -853,7 +826,6 @@
               <w:rPr>
                 <w:rFonts w:ascii="Palatino Linotype" w:hAnsi="Palatino Linotype" w:cstheme="minorHAnsi"/>
                 <w:i/>
-                <w:color w:val="000000" w:themeColor="text1"/>
                 <w:sz w:val="20"/>
                 <w:szCs w:val="20"/>
               </w:rPr>
@@ -863,7 +835,6 @@
               <w:rPr>
                 <w:rFonts w:ascii="Palatino Linotype" w:hAnsi="Palatino Linotype" w:cstheme="minorHAnsi"/>
                 <w:i/>
-                <w:color w:val="000000" w:themeColor="text1"/>
                 <w:sz w:val="20"/>
                 <w:szCs w:val="20"/>
               </w:rPr>
@@ -874,7 +845,6 @@
               <w:rPr>
                 <w:rFonts w:ascii="Palatino Linotype" w:hAnsi="Palatino Linotype" w:cstheme="minorHAnsi"/>
                 <w:i/>
-                <w:color w:val="000000" w:themeColor="text1"/>
                 <w:sz w:val="20"/>
                 <w:szCs w:val="20"/>
               </w:rPr>
@@ -885,7 +855,6 @@
               <w:rPr>
                 <w:rFonts w:ascii="Palatino Linotype" w:hAnsi="Palatino Linotype" w:cstheme="minorHAnsi"/>
                 <w:i/>
-                <w:color w:val="000000" w:themeColor="text1"/>
                 <w:sz w:val="20"/>
                 <w:szCs w:val="20"/>
               </w:rPr>
@@ -896,7 +865,6 @@
               <w:rPr>
                 <w:rFonts w:ascii="Palatino Linotype" w:hAnsi="Palatino Linotype" w:cstheme="minorHAnsi"/>
                 <w:i/>
-                <w:color w:val="000000" w:themeColor="text1"/>
                 <w:sz w:val="20"/>
                 <w:szCs w:val="20"/>
               </w:rPr>
@@ -907,7 +875,6 @@
               <w:rPr>
                 <w:rFonts w:ascii="Palatino Linotype" w:hAnsi="Palatino Linotype" w:cstheme="minorHAnsi"/>
                 <w:i/>
-                <w:color w:val="000000" w:themeColor="text1"/>
                 <w:sz w:val="20"/>
                 <w:szCs w:val="20"/>
               </w:rPr>
@@ -918,7 +885,6 @@
               <w:rPr>
                 <w:rFonts w:ascii="Palatino Linotype" w:hAnsi="Palatino Linotype" w:cstheme="minorHAnsi"/>
                 <w:i/>
-                <w:color w:val="000000" w:themeColor="text1"/>
                 <w:sz w:val="20"/>
                 <w:szCs w:val="20"/>
               </w:rPr>
@@ -928,7 +894,6 @@
               <w:rPr>
                 <w:rFonts w:ascii="Palatino Linotype" w:hAnsi="Palatino Linotype" w:cstheme="minorHAnsi"/>
                 <w:i/>
-                <w:color w:val="000000" w:themeColor="text1"/>
                 <w:sz w:val="20"/>
                 <w:szCs w:val="20"/>
               </w:rPr>
@@ -937,7 +902,6 @@
             <w:r>
               <w:rPr>
                 <w:rFonts w:ascii="Palatino Linotype" w:hAnsi="Palatino Linotype" w:cstheme="minorHAnsi"/>
-                <w:color w:val="000000" w:themeColor="text1"/>
                 <w:sz w:val="20"/>
                 <w:szCs w:val="20"/>
               </w:rPr>
@@ -947,7 +911,6 @@
               <w:rPr>
                 <w:rFonts w:ascii="Palatino Linotype" w:hAnsi="Palatino Linotype" w:cstheme="minorHAnsi"/>
                 <w:i/>
-                <w:color w:val="000000" w:themeColor="text1"/>
                 <w:sz w:val="20"/>
                 <w:szCs w:val="20"/>
               </w:rPr>
@@ -956,7 +919,6 @@
             <w:r>
               <w:rPr>
                 <w:rFonts w:ascii="Palatino Linotype" w:hAnsi="Palatino Linotype" w:cstheme="minorHAnsi"/>
-                <w:color w:val="000000" w:themeColor="text1"/>
                 <w:sz w:val="20"/>
                 <w:szCs w:val="20"/>
               </w:rPr>
@@ -966,7 +928,6 @@
             <w:r>
               <w:rPr>
                 <w:rFonts w:ascii="Palatino Linotype" w:hAnsi="Palatino Linotype" w:cstheme="minorHAnsi"/>
-                <w:color w:val="000000" w:themeColor="text1"/>
                 <w:sz w:val="20"/>
                 <w:szCs w:val="20"/>
               </w:rPr>
@@ -976,7 +937,6 @@
               <w:rPr>
                 <w:rFonts w:ascii="Palatino Linotype" w:hAnsi="Palatino Linotype" w:cstheme="minorHAnsi"/>
                 <w:i/>
-                <w:color w:val="000000" w:themeColor="text1"/>
                 <w:sz w:val="20"/>
                 <w:szCs w:val="20"/>
               </w:rPr>
@@ -986,7 +946,6 @@
             <w:r>
               <w:rPr>
                 <w:rFonts w:ascii="Palatino Linotype" w:hAnsi="Palatino Linotype" w:cstheme="minorHAnsi"/>
-                <w:color w:val="000000" w:themeColor="text1"/>
                 <w:sz w:val="20"/>
                 <w:szCs w:val="20"/>
               </w:rPr>
@@ -1009,10 +968,102 @@
               <w:ind w:left="454"/>
               <w:rPr>
                 <w:rFonts w:ascii="Palatino Linotype" w:hAnsi="Palatino Linotype" w:cstheme="minorHAnsi"/>
-                <w:color w:val="5B9BD5" w:themeColor="accent1"/>
-                <w:sz w:val="20"/>
-              </w:rPr>
-            </w:pPr>
+                <w:sz w:val="20"/>
+              </w:rPr>
+            </w:pPr>
+            <w:r>
+              <w:rPr>
+                <w:rFonts w:ascii="Palatino Linotype" w:hAnsi="Palatino Linotype" w:cstheme="minorHAnsi"/>
+                <w:sz w:val="20"/>
+              </w:rPr>
+              <w:t xml:space="preserve">SELECT </w:t>
+            </w:r>
+            <w:proofErr w:type="spellStart"/>
+            <w:proofErr w:type="gramStart"/>
+            <w:r>
+              <w:rPr>
+                <w:rFonts w:ascii="Palatino Linotype" w:hAnsi="Palatino Linotype" w:cstheme="minorHAnsi"/>
+                <w:sz w:val="20"/>
+              </w:rPr>
+              <w:t>s.namefirst</w:t>
+            </w:r>
+            <w:proofErr w:type="spellEnd"/>
+            <w:proofErr w:type="gramEnd"/>
+            <w:r>
+              <w:rPr>
+                <w:rFonts w:ascii="Palatino Linotype" w:hAnsi="Palatino Linotype" w:cstheme="minorHAnsi"/>
+                <w:sz w:val="20"/>
+              </w:rPr>
+              <w:t xml:space="preserve"> </w:t>
+            </w:r>
+            <w:proofErr w:type="spellStart"/>
+            <w:proofErr w:type="gramStart"/>
+            <w:r>
+              <w:rPr>
+                <w:rFonts w:ascii="Palatino Linotype" w:hAnsi="Palatino Linotype" w:cstheme="minorHAnsi"/>
+                <w:sz w:val="20"/>
+              </w:rPr>
+              <w:t>s.namelast</w:t>
+            </w:r>
+            <w:proofErr w:type="spellEnd"/>
+            <w:proofErr w:type="gramEnd"/>
+            <w:r>
+              <w:rPr>
+                <w:rFonts w:ascii="Palatino Linotype" w:hAnsi="Palatino Linotype" w:cstheme="minorHAnsi"/>
+                <w:sz w:val="20"/>
+              </w:rPr>
+              <w:t xml:space="preserve">, </w:t>
+            </w:r>
+            <w:proofErr w:type="spellStart"/>
+            <w:proofErr w:type="gramStart"/>
+            <w:r>
+              <w:rPr>
+                <w:rFonts w:ascii="Palatino Linotype" w:hAnsi="Palatino Linotype" w:cstheme="minorHAnsi"/>
+                <w:sz w:val="20"/>
+              </w:rPr>
+              <w:t>s.emailID</w:t>
+            </w:r>
+            <w:proofErr w:type="spellEnd"/>
+            <w:proofErr w:type="gramEnd"/>
+            <w:r>
+              <w:rPr>
+                <w:rFonts w:ascii="Palatino Linotype" w:hAnsi="Palatino Linotype" w:cstheme="minorHAnsi"/>
+                <w:sz w:val="20"/>
+              </w:rPr>
+              <w:t xml:space="preserve">, sq.name FROM student AS s JOIN </w:t>
+            </w:r>
+            <w:proofErr w:type="spellStart"/>
+            <w:r>
+              <w:rPr>
+                <w:rFonts w:ascii="Palatino Linotype" w:hAnsi="Palatino Linotype" w:cstheme="minorHAnsi"/>
+                <w:sz w:val="20"/>
+              </w:rPr>
+              <w:t>student_qualifications</w:t>
+            </w:r>
+            <w:proofErr w:type="spellEnd"/>
+            <w:r>
+              <w:rPr>
+                <w:rFonts w:ascii="Palatino Linotype" w:hAnsi="Palatino Linotype" w:cstheme="minorHAnsi"/>
+                <w:sz w:val="20"/>
+              </w:rPr>
+              <w:t xml:space="preserve"> AS </w:t>
+            </w:r>
+            <w:proofErr w:type="spellStart"/>
+            <w:r>
+              <w:rPr>
+                <w:rFonts w:ascii="Palatino Linotype" w:hAnsi="Palatino Linotype" w:cstheme="minorHAnsi"/>
+                <w:sz w:val="20"/>
+              </w:rPr>
+              <w:t>sq</w:t>
+            </w:r>
+            <w:proofErr w:type="spellEnd"/>
+            <w:r>
+              <w:rPr>
+                <w:rFonts w:ascii="Palatino Linotype" w:hAnsi="Palatino Linotype" w:cstheme="minorHAnsi"/>
+                <w:sz w:val="20"/>
+              </w:rPr>
+              <w:t xml:space="preserve"> ON s.id = sq.id;</w:t>
+            </w:r>
           </w:p>
         </w:tc>
       </w:tr>
@@ -1026,7 +1077,6 @@
               <w:ind w:left="454"/>
               <w:rPr>
                 <w:rFonts w:ascii="Palatino Linotype" w:hAnsi="Palatino Linotype" w:cstheme="minorHAnsi"/>
-                <w:color w:val="000000" w:themeColor="text1"/>
                 <w:sz w:val="20"/>
                 <w:szCs w:val="20"/>
               </w:rPr>
@@ -1049,15 +1099,13 @@
               <w:ind w:left="454"/>
               <w:rPr>
                 <w:rFonts w:ascii="Palatino Linotype" w:hAnsi="Palatino Linotype" w:cstheme="minorHAnsi"/>
-                <w:color w:val="000000" w:themeColor="text1"/>
-                <w:sz w:val="20"/>
-                <w:szCs w:val="20"/>
-              </w:rPr>
-            </w:pPr>
-            <w:r>
-              <w:rPr>
-                <w:rFonts w:ascii="Palatino Linotype" w:hAnsi="Palatino Linotype" w:cstheme="minorHAnsi"/>
-                <w:color w:val="000000" w:themeColor="text1"/>
+                <w:sz w:val="20"/>
+                <w:szCs w:val="20"/>
+              </w:rPr>
+            </w:pPr>
+            <w:r>
+              <w:rPr>
+                <w:rFonts w:ascii="Palatino Linotype" w:hAnsi="Palatino Linotype" w:cstheme="minorHAnsi"/>
                 <w:sz w:val="20"/>
                 <w:szCs w:val="20"/>
               </w:rPr>
@@ -1067,7 +1115,6 @@
               <w:rPr>
                 <w:rFonts w:ascii="Palatino Linotype" w:hAnsi="Palatino Linotype" w:cstheme="minorHAnsi"/>
                 <w:i/>
-                <w:color w:val="000000" w:themeColor="text1"/>
                 <w:sz w:val="20"/>
                 <w:szCs w:val="20"/>
               </w:rPr>
@@ -1078,7 +1125,6 @@
               <w:rPr>
                 <w:rFonts w:ascii="Palatino Linotype" w:hAnsi="Palatino Linotype" w:cstheme="minorHAnsi"/>
                 <w:i/>
-                <w:color w:val="000000" w:themeColor="text1"/>
                 <w:sz w:val="20"/>
                 <w:szCs w:val="20"/>
               </w:rPr>
@@ -1088,7 +1134,6 @@
               <w:rPr>
                 <w:rFonts w:ascii="Palatino Linotype" w:hAnsi="Palatino Linotype" w:cstheme="minorHAnsi"/>
                 <w:i/>
-                <w:color w:val="000000" w:themeColor="text1"/>
                 <w:sz w:val="20"/>
                 <w:szCs w:val="20"/>
               </w:rPr>
@@ -1099,7 +1144,6 @@
               <w:rPr>
                 <w:rFonts w:ascii="Palatino Linotype" w:hAnsi="Palatino Linotype" w:cstheme="minorHAnsi"/>
                 <w:i/>
-                <w:color w:val="000000" w:themeColor="text1"/>
                 <w:sz w:val="20"/>
                 <w:szCs w:val="20"/>
               </w:rPr>
@@ -1110,7 +1154,6 @@
               <w:rPr>
                 <w:rFonts w:ascii="Palatino Linotype" w:hAnsi="Palatino Linotype" w:cstheme="minorHAnsi"/>
                 <w:i/>
-                <w:color w:val="000000" w:themeColor="text1"/>
                 <w:sz w:val="20"/>
                 <w:szCs w:val="20"/>
               </w:rPr>
@@ -1120,7 +1163,6 @@
               <w:rPr>
                 <w:rFonts w:ascii="Palatino Linotype" w:hAnsi="Palatino Linotype" w:cstheme="minorHAnsi"/>
                 <w:i/>
-                <w:color w:val="000000" w:themeColor="text1"/>
                 <w:sz w:val="20"/>
                 <w:szCs w:val="20"/>
               </w:rPr>
@@ -1131,7 +1173,6 @@
               <w:rPr>
                 <w:rFonts w:ascii="Palatino Linotype" w:hAnsi="Palatino Linotype" w:cstheme="minorHAnsi"/>
                 <w:i/>
-                <w:color w:val="000000" w:themeColor="text1"/>
                 <w:sz w:val="20"/>
                 <w:szCs w:val="20"/>
               </w:rPr>
@@ -1141,7 +1182,6 @@
               <w:rPr>
                 <w:rFonts w:ascii="Palatino Linotype" w:hAnsi="Palatino Linotype" w:cstheme="minorHAnsi"/>
                 <w:i/>
-                <w:color w:val="000000" w:themeColor="text1"/>
                 <w:sz w:val="20"/>
                 <w:szCs w:val="20"/>
               </w:rPr>
@@ -1152,7 +1192,6 @@
               <w:rPr>
                 <w:rFonts w:ascii="Palatino Linotype" w:hAnsi="Palatino Linotype" w:cstheme="minorHAnsi"/>
                 <w:i/>
-                <w:color w:val="000000" w:themeColor="text1"/>
                 <w:sz w:val="20"/>
                 <w:szCs w:val="20"/>
               </w:rPr>
@@ -1163,7 +1202,6 @@
               <w:rPr>
                 <w:rFonts w:ascii="Palatino Linotype" w:hAnsi="Palatino Linotype" w:cstheme="minorHAnsi"/>
                 <w:i/>
-                <w:color w:val="000000" w:themeColor="text1"/>
                 <w:sz w:val="20"/>
                 <w:szCs w:val="20"/>
               </w:rPr>
@@ -1173,7 +1211,6 @@
               <w:rPr>
                 <w:rFonts w:ascii="Palatino Linotype" w:hAnsi="Palatino Linotype" w:cstheme="minorHAnsi"/>
                 <w:i/>
-                <w:color w:val="000000" w:themeColor="text1"/>
                 <w:sz w:val="20"/>
                 <w:szCs w:val="20"/>
               </w:rPr>
@@ -1183,7 +1220,6 @@
               <w:rPr>
                 <w:rFonts w:ascii="Palatino Linotype" w:hAnsi="Palatino Linotype" w:cstheme="minorHAnsi"/>
                 <w:i/>
-                <w:color w:val="000000" w:themeColor="text1"/>
                 <w:sz w:val="20"/>
                 <w:szCs w:val="20"/>
               </w:rPr>
@@ -1193,7 +1229,6 @@
               <w:rPr>
                 <w:rFonts w:ascii="Palatino Linotype" w:hAnsi="Palatino Linotype" w:cstheme="minorHAnsi"/>
                 <w:i/>
-                <w:color w:val="000000" w:themeColor="text1"/>
                 <w:sz w:val="20"/>
                 <w:szCs w:val="20"/>
               </w:rPr>
@@ -1202,7 +1237,6 @@
             <w:r>
               <w:rPr>
                 <w:rFonts w:ascii="Palatino Linotype" w:hAnsi="Palatino Linotype" w:cstheme="minorHAnsi"/>
-                <w:color w:val="000000" w:themeColor="text1"/>
                 <w:sz w:val="20"/>
                 <w:szCs w:val="20"/>
               </w:rPr>
@@ -1211,7 +1245,6 @@
             <w:r>
               <w:rPr>
                 <w:rFonts w:ascii="Palatino Linotype" w:hAnsi="Palatino Linotype" w:cstheme="minorHAnsi"/>
-                <w:color w:val="000000" w:themeColor="text1"/>
                 <w:sz w:val="20"/>
                 <w:szCs w:val="20"/>
               </w:rPr>
@@ -1221,7 +1254,6 @@
               <w:rPr>
                 <w:rFonts w:ascii="Palatino Linotype" w:hAnsi="Palatino Linotype" w:cstheme="minorHAnsi"/>
                 <w:i/>
-                <w:color w:val="000000" w:themeColor="text1"/>
                 <w:sz w:val="20"/>
                 <w:szCs w:val="20"/>
               </w:rPr>
@@ -1231,7 +1263,6 @@
               <w:rPr>
                 <w:rFonts w:ascii="Palatino Linotype" w:hAnsi="Palatino Linotype" w:cstheme="minorHAnsi"/>
                 <w:i/>
-                <w:color w:val="000000" w:themeColor="text1"/>
                 <w:sz w:val="20"/>
                 <w:szCs w:val="20"/>
               </w:rPr>
@@ -1241,7 +1272,6 @@
               <w:rPr>
                 <w:rFonts w:ascii="Palatino Linotype" w:hAnsi="Palatino Linotype" w:cstheme="minorHAnsi"/>
                 <w:i/>
-                <w:color w:val="000000" w:themeColor="text1"/>
                 <w:sz w:val="20"/>
                 <w:szCs w:val="20"/>
               </w:rPr>
@@ -1252,7 +1282,6 @@
               <w:rPr>
                 <w:rFonts w:ascii="Palatino Linotype" w:hAnsi="Palatino Linotype" w:cstheme="minorHAnsi"/>
                 <w:i/>
-                <w:color w:val="000000" w:themeColor="text1"/>
                 <w:sz w:val="20"/>
                 <w:szCs w:val="20"/>
               </w:rPr>
@@ -1262,7 +1291,6 @@
               <w:rPr>
                 <w:rFonts w:ascii="Palatino Linotype" w:hAnsi="Palatino Linotype" w:cstheme="minorHAnsi"/>
                 <w:i/>
-                <w:color w:val="000000" w:themeColor="text1"/>
                 <w:sz w:val="20"/>
                 <w:szCs w:val="20"/>
               </w:rPr>
@@ -1273,7 +1301,6 @@
               <w:rPr>
                 <w:rFonts w:ascii="Palatino Linotype" w:hAnsi="Palatino Linotype" w:cstheme="minorHAnsi"/>
                 <w:i/>
-                <w:color w:val="000000" w:themeColor="text1"/>
                 <w:sz w:val="20"/>
                 <w:szCs w:val="20"/>
               </w:rPr>
@@ -1296,7 +1323,194 @@
               <w:ind w:left="454"/>
               <w:rPr>
                 <w:rFonts w:ascii="Palatino Linotype" w:hAnsi="Palatino Linotype" w:cstheme="minorHAnsi"/>
-                <w:color w:val="5B9BD5" w:themeColor="accent1"/>
+                <w:sz w:val="20"/>
+              </w:rPr>
+            </w:pPr>
+          </w:p>
+          <w:p>
+            <w:pPr>
+              <w:ind w:left="454"/>
+              <w:rPr>
+                <w:rFonts w:ascii="Palatino Linotype" w:hAnsi="Palatino Linotype" w:cstheme="minorHAnsi"/>
+                <w:sz w:val="20"/>
+              </w:rPr>
+            </w:pPr>
+            <w:r>
+              <w:rPr>
+                <w:rFonts w:ascii="Palatino Linotype" w:hAnsi="Palatino Linotype" w:cstheme="minorHAnsi"/>
+                <w:sz w:val="20"/>
+              </w:rPr>
+              <w:t xml:space="preserve">select </w:t>
+            </w:r>
+            <w:proofErr w:type="spellStart"/>
+            <w:proofErr w:type="gramStart"/>
+            <w:r>
+              <w:rPr>
+                <w:rFonts w:ascii="Palatino Linotype" w:hAnsi="Palatino Linotype" w:cstheme="minorHAnsi"/>
+                <w:sz w:val="20"/>
+              </w:rPr>
+              <w:t>student.namefirst</w:t>
+            </w:r>
+            <w:proofErr w:type="spellEnd"/>
+            <w:proofErr w:type="gramEnd"/>
+            <w:r>
+              <w:rPr>
+                <w:rFonts w:ascii="Palatino Linotype" w:hAnsi="Palatino Linotype" w:cstheme="minorHAnsi"/>
+                <w:sz w:val="20"/>
+              </w:rPr>
+              <w:t xml:space="preserve">, </w:t>
+            </w:r>
+            <w:proofErr w:type="spellStart"/>
+            <w:proofErr w:type="gramStart"/>
+            <w:r>
+              <w:rPr>
+                <w:rFonts w:ascii="Palatino Linotype" w:hAnsi="Palatino Linotype" w:cstheme="minorHAnsi"/>
+                <w:sz w:val="20"/>
+              </w:rPr>
+              <w:t>student.namelast</w:t>
+            </w:r>
+            <w:proofErr w:type="spellEnd"/>
+            <w:proofErr w:type="gramEnd"/>
+            <w:r>
+              <w:rPr>
+                <w:rFonts w:ascii="Palatino Linotype" w:hAnsi="Palatino Linotype" w:cstheme="minorHAnsi"/>
+                <w:sz w:val="20"/>
+              </w:rPr>
+              <w:t xml:space="preserve">, </w:t>
+            </w:r>
+            <w:proofErr w:type="spellStart"/>
+            <w:proofErr w:type="gramStart"/>
+            <w:r>
+              <w:rPr>
+                <w:rFonts w:ascii="Palatino Linotype" w:hAnsi="Palatino Linotype" w:cstheme="minorHAnsi"/>
+                <w:sz w:val="20"/>
+              </w:rPr>
+              <w:t>student.emailID</w:t>
+            </w:r>
+            <w:proofErr w:type="spellEnd"/>
+            <w:proofErr w:type="gramEnd"/>
+            <w:r>
+              <w:rPr>
+                <w:rFonts w:ascii="Palatino Linotype" w:hAnsi="Palatino Linotype" w:cstheme="minorHAnsi"/>
+                <w:sz w:val="20"/>
+              </w:rPr>
+              <w:t xml:space="preserve">, </w:t>
+            </w:r>
+            <w:proofErr w:type="spellStart"/>
+            <w:r>
+              <w:rPr>
+                <w:rFonts w:ascii="Palatino Linotype" w:hAnsi="Palatino Linotype" w:cstheme="minorHAnsi"/>
+                <w:sz w:val="20"/>
+              </w:rPr>
+              <w:t>student_</w:t>
+            </w:r>
+            <w:proofErr w:type="gramStart"/>
+            <w:r>
+              <w:rPr>
+                <w:rFonts w:ascii="Palatino Linotype" w:hAnsi="Palatino Linotype" w:cstheme="minorHAnsi"/>
+                <w:sz w:val="20"/>
+              </w:rPr>
+              <w:t>qualifications.college</w:t>
+            </w:r>
+            <w:proofErr w:type="spellEnd"/>
+            <w:proofErr w:type="gramEnd"/>
+            <w:r>
+              <w:rPr>
+                <w:rFonts w:ascii="Palatino Linotype" w:hAnsi="Palatino Linotype" w:cstheme="minorHAnsi"/>
+                <w:sz w:val="20"/>
+              </w:rPr>
+              <w:t xml:space="preserve">, </w:t>
+            </w:r>
+            <w:proofErr w:type="spellStart"/>
+            <w:r>
+              <w:rPr>
+                <w:rFonts w:ascii="Palatino Linotype" w:hAnsi="Palatino Linotype" w:cstheme="minorHAnsi"/>
+                <w:sz w:val="20"/>
+              </w:rPr>
+              <w:t>student_</w:t>
+            </w:r>
+            <w:proofErr w:type="gramStart"/>
+            <w:r>
+              <w:rPr>
+                <w:rFonts w:ascii="Palatino Linotype" w:hAnsi="Palatino Linotype" w:cstheme="minorHAnsi"/>
+                <w:sz w:val="20"/>
+              </w:rPr>
+              <w:t>qualifications.university</w:t>
+            </w:r>
+            <w:proofErr w:type="spellEnd"/>
+            <w:proofErr w:type="gramEnd"/>
+            <w:r>
+              <w:rPr>
+                <w:rFonts w:ascii="Palatino Linotype" w:hAnsi="Palatino Linotype" w:cstheme="minorHAnsi"/>
+                <w:sz w:val="20"/>
+              </w:rPr>
+              <w:t xml:space="preserve"> from student join </w:t>
+            </w:r>
+            <w:proofErr w:type="spellStart"/>
+            <w:r>
+              <w:rPr>
+                <w:rFonts w:ascii="Palatino Linotype" w:hAnsi="Palatino Linotype" w:cstheme="minorHAnsi"/>
+                <w:sz w:val="20"/>
+              </w:rPr>
+              <w:t>student_qualifications</w:t>
+            </w:r>
+            <w:proofErr w:type="spellEnd"/>
+            <w:r>
+              <w:rPr>
+                <w:rFonts w:ascii="Palatino Linotype" w:hAnsi="Palatino Linotype" w:cstheme="minorHAnsi"/>
+                <w:sz w:val="20"/>
+              </w:rPr>
+              <w:t xml:space="preserve"> on </w:t>
+            </w:r>
+            <w:proofErr w:type="spellStart"/>
+            <w:proofErr w:type="gramStart"/>
+            <w:r>
+              <w:rPr>
+                <w:rFonts w:ascii="Palatino Linotype" w:hAnsi="Palatino Linotype" w:cstheme="minorHAnsi"/>
+                <w:sz w:val="20"/>
+              </w:rPr>
+              <w:t>student.Id</w:t>
+            </w:r>
+            <w:proofErr w:type="spellEnd"/>
+            <w:proofErr w:type="gramEnd"/>
+            <w:r>
+              <w:rPr>
+                <w:rFonts w:ascii="Palatino Linotype" w:hAnsi="Palatino Linotype" w:cstheme="minorHAnsi"/>
+                <w:sz w:val="20"/>
+              </w:rPr>
+              <w:t xml:space="preserve">= </w:t>
+            </w:r>
+            <w:proofErr w:type="spellStart"/>
+            <w:r>
+              <w:rPr>
+                <w:rFonts w:ascii="Palatino Linotype" w:hAnsi="Palatino Linotype" w:cstheme="minorHAnsi"/>
+                <w:sz w:val="20"/>
+              </w:rPr>
+              <w:t>student_</w:t>
+            </w:r>
+            <w:proofErr w:type="gramStart"/>
+            <w:r>
+              <w:rPr>
+                <w:rFonts w:ascii="Palatino Linotype" w:hAnsi="Palatino Linotype" w:cstheme="minorHAnsi"/>
+                <w:sz w:val="20"/>
+              </w:rPr>
+              <w:t>qualifications.Id</w:t>
+            </w:r>
+            <w:proofErr w:type="spellEnd"/>
+            <w:proofErr w:type="gramEnd"/>
+            <w:r>
+              <w:rPr>
+                <w:rFonts w:ascii="Palatino Linotype" w:hAnsi="Palatino Linotype" w:cstheme="minorHAnsi"/>
+                <w:sz w:val="20"/>
+              </w:rPr>
+              <w:t xml:space="preserve"> where university = 'Yale University';</w:t>
+            </w:r>
+          </w:p>
+          <w:p>
+            <w:pPr>
+              <w:ind w:left="454"/>
+              <w:rPr>
+                <w:rFonts w:ascii="Palatino Linotype" w:hAnsi="Palatino Linotype" w:cstheme="minorHAnsi"/>
                 <w:sz w:val="20"/>
               </w:rPr>
             </w:pPr>
@@ -1313,7 +1527,6 @@
               <w:ind w:left="454"/>
               <w:rPr>
                 <w:rFonts w:ascii="Palatino Linotype" w:hAnsi="Palatino Linotype" w:cstheme="minorHAnsi"/>
-                <w:color w:val="000000" w:themeColor="text1"/>
                 <w:sz w:val="20"/>
                 <w:szCs w:val="20"/>
               </w:rPr>
@@ -1336,15 +1549,13 @@
               <w:ind w:left="454"/>
               <w:rPr>
                 <w:rFonts w:ascii="Palatino Linotype" w:hAnsi="Palatino Linotype" w:cstheme="minorHAnsi"/>
-                <w:color w:val="000000" w:themeColor="text1"/>
-                <w:sz w:val="20"/>
-                <w:szCs w:val="20"/>
-              </w:rPr>
-            </w:pPr>
-            <w:r>
-              <w:rPr>
-                <w:rFonts w:ascii="Palatino Linotype" w:hAnsi="Palatino Linotype" w:cstheme="minorHAnsi"/>
-                <w:color w:val="000000" w:themeColor="text1"/>
+                <w:sz w:val="20"/>
+                <w:szCs w:val="20"/>
+              </w:rPr>
+            </w:pPr>
+            <w:r>
+              <w:rPr>
+                <w:rFonts w:ascii="Palatino Linotype" w:hAnsi="Palatino Linotype" w:cstheme="minorHAnsi"/>
                 <w:sz w:val="20"/>
                 <w:szCs w:val="20"/>
               </w:rPr>
@@ -1353,7 +1564,6 @@
             <w:r>
               <w:rPr>
                 <w:rFonts w:ascii="Palatino Linotype" w:hAnsi="Palatino Linotype" w:cstheme="minorHAnsi"/>
-                <w:color w:val="000000" w:themeColor="text1"/>
                 <w:sz w:val="20"/>
                 <w:szCs w:val="20"/>
               </w:rPr>
@@ -1362,26 +1572,15 @@
             <w:r>
               <w:rPr>
                 <w:rFonts w:ascii="Palatino Linotype" w:hAnsi="Palatino Linotype" w:cstheme="minorHAnsi"/>
-                <w:color w:val="000000" w:themeColor="text1"/>
-                <w:sz w:val="20"/>
-                <w:szCs w:val="20"/>
-              </w:rPr>
-              <w:t>details</w:t>
-            </w:r>
-            <w:r>
-              <w:rPr>
-                <w:rFonts w:ascii="Palatino Linotype" w:hAnsi="Palatino Linotype" w:cstheme="minorHAnsi"/>
-                <w:color w:val="000000" w:themeColor="text1"/>
-                <w:sz w:val="20"/>
-                <w:szCs w:val="20"/>
-              </w:rPr>
-              <w:t>.</w:t>
-            </w:r>
-            <w:r>
-              <w:rPr>
-                <w:rFonts w:ascii="Palatino Linotype" w:hAnsi="Palatino Linotype" w:cstheme="minorHAnsi"/>
-                <w:i/>
-                <w:color w:val="000000" w:themeColor="text1"/>
+                <w:sz w:val="20"/>
+                <w:szCs w:val="20"/>
+              </w:rPr>
+              <w:t>details.</w:t>
+            </w:r>
+            <w:r>
+              <w:rPr>
+                <w:rFonts w:ascii="Palatino Linotype" w:hAnsi="Palatino Linotype" w:cstheme="minorHAnsi"/>
+                <w:i/>
                 <w:sz w:val="20"/>
                 <w:szCs w:val="20"/>
               </w:rPr>
@@ -1391,7 +1590,6 @@
               <w:rPr>
                 <w:rFonts w:ascii="Palatino Linotype" w:hAnsi="Palatino Linotype" w:cstheme="minorHAnsi"/>
                 <w:i/>
-                <w:color w:val="000000" w:themeColor="text1"/>
                 <w:sz w:val="20"/>
                 <w:szCs w:val="20"/>
               </w:rPr>
@@ -1401,7 +1599,6 @@
               <w:rPr>
                 <w:rFonts w:ascii="Palatino Linotype" w:hAnsi="Palatino Linotype" w:cstheme="minorHAnsi"/>
                 <w:i/>
-                <w:color w:val="000000" w:themeColor="text1"/>
                 <w:sz w:val="20"/>
                 <w:szCs w:val="20"/>
               </w:rPr>
@@ -1411,7 +1608,6 @@
               <w:rPr>
                 <w:rFonts w:ascii="Palatino Linotype" w:hAnsi="Palatino Linotype" w:cstheme="minorHAnsi"/>
                 <w:i/>
-                <w:color w:val="000000" w:themeColor="text1"/>
                 <w:sz w:val="20"/>
                 <w:szCs w:val="20"/>
               </w:rPr>
@@ -1421,7 +1617,6 @@
               <w:rPr>
                 <w:rFonts w:ascii="Palatino Linotype" w:hAnsi="Palatino Linotype" w:cstheme="minorHAnsi"/>
                 <w:i/>
-                <w:color w:val="000000" w:themeColor="text1"/>
                 <w:sz w:val="20"/>
                 <w:szCs w:val="20"/>
               </w:rPr>
@@ -1432,7 +1627,6 @@
               <w:rPr>
                 <w:rFonts w:ascii="Palatino Linotype" w:hAnsi="Palatino Linotype" w:cstheme="minorHAnsi"/>
                 <w:i/>
-                <w:color w:val="000000" w:themeColor="text1"/>
                 <w:sz w:val="20"/>
                 <w:szCs w:val="20"/>
               </w:rPr>
@@ -1443,7 +1637,6 @@
               <w:rPr>
                 <w:rFonts w:ascii="Palatino Linotype" w:hAnsi="Palatino Linotype" w:cstheme="minorHAnsi"/>
                 <w:i/>
-                <w:color w:val="000000" w:themeColor="text1"/>
                 <w:sz w:val="20"/>
                 <w:szCs w:val="20"/>
               </w:rPr>
@@ -1453,7 +1646,6 @@
               <w:rPr>
                 <w:rFonts w:ascii="Palatino Linotype" w:hAnsi="Palatino Linotype" w:cstheme="minorHAnsi"/>
                 <w:i/>
-                <w:color w:val="000000" w:themeColor="text1"/>
                 <w:sz w:val="20"/>
                 <w:szCs w:val="20"/>
               </w:rPr>
@@ -1464,7 +1656,6 @@
               <w:rPr>
                 <w:rFonts w:ascii="Palatino Linotype" w:hAnsi="Palatino Linotype" w:cstheme="minorHAnsi"/>
                 <w:i/>
-                <w:color w:val="000000" w:themeColor="text1"/>
                 <w:sz w:val="20"/>
                 <w:szCs w:val="20"/>
               </w:rPr>
@@ -1475,7 +1666,6 @@
               <w:rPr>
                 <w:rFonts w:ascii="Palatino Linotype" w:hAnsi="Palatino Linotype" w:cstheme="minorHAnsi"/>
                 <w:i/>
-                <w:color w:val="000000" w:themeColor="text1"/>
                 <w:sz w:val="20"/>
                 <w:szCs w:val="20"/>
               </w:rPr>
@@ -1485,7 +1675,6 @@
               <w:rPr>
                 <w:rFonts w:ascii="Palatino Linotype" w:hAnsi="Palatino Linotype" w:cstheme="minorHAnsi"/>
                 <w:i/>
-                <w:color w:val="000000" w:themeColor="text1"/>
                 <w:sz w:val="20"/>
                 <w:szCs w:val="20"/>
               </w:rPr>
@@ -1508,7 +1697,6 @@
               <w:ind w:left="454"/>
               <w:rPr>
                 <w:rFonts w:ascii="Palatino Linotype" w:hAnsi="Palatino Linotype" w:cstheme="minorHAnsi"/>
-                <w:color w:val="5B9BD5" w:themeColor="accent1"/>
                 <w:sz w:val="20"/>
               </w:rPr>
             </w:pPr>
@@ -1525,7 +1713,6 @@
               <w:ind w:left="94"/>
               <w:rPr>
                 <w:rFonts w:ascii="Palatino Linotype" w:hAnsi="Palatino Linotype" w:cstheme="minorHAnsi"/>
-                <w:color w:val="000000" w:themeColor="text1"/>
                 <w:sz w:val="20"/>
                 <w:szCs w:val="20"/>
               </w:rPr>
@@ -1573,7 +1760,6 @@
               <w:rPr>
                 <w:rFonts w:ascii="Palatino Linotype" w:hAnsi="Palatino Linotype" w:cstheme="minorHAnsi"/>
                 <w:i/>
-                <w:color w:val="000000" w:themeColor="text1"/>
                 <w:sz w:val="20"/>
                 <w:szCs w:val="20"/>
               </w:rPr>
@@ -1584,7 +1770,6 @@
               <w:rPr>
                 <w:rFonts w:ascii="Palatino Linotype" w:hAnsi="Palatino Linotype" w:cstheme="minorHAnsi"/>
                 <w:i/>
-                <w:color w:val="000000" w:themeColor="text1"/>
                 <w:sz w:val="20"/>
                 <w:szCs w:val="20"/>
               </w:rPr>
@@ -1595,7 +1780,6 @@
               <w:rPr>
                 <w:rFonts w:ascii="Palatino Linotype" w:hAnsi="Palatino Linotype" w:cstheme="minorHAnsi"/>
                 <w:i/>
-                <w:color w:val="000000" w:themeColor="text1"/>
                 <w:sz w:val="20"/>
                 <w:szCs w:val="20"/>
               </w:rPr>
@@ -1605,7 +1789,6 @@
               <w:rPr>
                 <w:rFonts w:ascii="Palatino Linotype" w:hAnsi="Palatino Linotype" w:cstheme="minorHAnsi"/>
                 <w:i/>
-                <w:color w:val="000000" w:themeColor="text1"/>
                 <w:sz w:val="20"/>
                 <w:szCs w:val="20"/>
               </w:rPr>
@@ -1616,7 +1799,6 @@
               <w:rPr>
                 <w:rFonts w:ascii="Palatino Linotype" w:hAnsi="Palatino Linotype" w:cstheme="minorHAnsi"/>
                 <w:i/>
-                <w:color w:val="000000" w:themeColor="text1"/>
                 <w:sz w:val="20"/>
                 <w:szCs w:val="20"/>
               </w:rPr>
@@ -1626,7 +1808,6 @@
               <w:rPr>
                 <w:rFonts w:ascii="Palatino Linotype" w:hAnsi="Palatino Linotype" w:cstheme="minorHAnsi"/>
                 <w:i/>
-                <w:color w:val="000000" w:themeColor="text1"/>
                 <w:sz w:val="20"/>
                 <w:szCs w:val="20"/>
               </w:rPr>
@@ -1637,7 +1818,6 @@
               <w:rPr>
                 <w:rFonts w:ascii="Palatino Linotype" w:hAnsi="Palatino Linotype" w:cstheme="minorHAnsi"/>
                 <w:i/>
-                <w:color w:val="000000" w:themeColor="text1"/>
                 <w:sz w:val="20"/>
                 <w:szCs w:val="20"/>
               </w:rPr>
@@ -1648,7 +1828,6 @@
               <w:rPr>
                 <w:rFonts w:ascii="Palatino Linotype" w:hAnsi="Palatino Linotype" w:cstheme="minorHAnsi"/>
                 <w:i/>
-                <w:color w:val="000000" w:themeColor="text1"/>
                 <w:sz w:val="20"/>
                 <w:szCs w:val="20"/>
               </w:rPr>
@@ -1658,7 +1837,6 @@
               <w:rPr>
                 <w:rFonts w:ascii="Palatino Linotype" w:hAnsi="Palatino Linotype" w:cstheme="minorHAnsi"/>
                 <w:i/>
-                <w:color w:val="000000" w:themeColor="text1"/>
                 <w:sz w:val="20"/>
                 <w:szCs w:val="20"/>
               </w:rPr>
@@ -1668,7 +1846,6 @@
               <w:rPr>
                 <w:rFonts w:ascii="Palatino Linotype" w:hAnsi="Palatino Linotype" w:cstheme="minorHAnsi"/>
                 <w:i/>
-                <w:color w:val="000000" w:themeColor="text1"/>
                 <w:sz w:val="20"/>
                 <w:szCs w:val="20"/>
               </w:rPr>
@@ -1745,7 +1922,6 @@
               <w:rPr>
                 <w:rFonts w:ascii="Palatino Linotype" w:hAnsi="Palatino Linotype" w:cstheme="minorHAnsi"/>
                 <w:i/>
-                <w:color w:val="000000" w:themeColor="text1"/>
                 <w:sz w:val="20"/>
                 <w:szCs w:val="20"/>
               </w:rPr>
@@ -1756,7 +1932,6 @@
               <w:rPr>
                 <w:rFonts w:ascii="Palatino Linotype" w:hAnsi="Palatino Linotype" w:cstheme="minorHAnsi"/>
                 <w:i/>
-                <w:color w:val="000000" w:themeColor="text1"/>
                 <w:sz w:val="20"/>
                 <w:szCs w:val="20"/>
               </w:rPr>
@@ -1766,7 +1941,6 @@
               <w:rPr>
                 <w:rFonts w:ascii="Palatino Linotype" w:hAnsi="Palatino Linotype" w:cstheme="minorHAnsi"/>
                 <w:i/>
-                <w:color w:val="000000" w:themeColor="text1"/>
                 <w:sz w:val="20"/>
                 <w:szCs w:val="20"/>
               </w:rPr>
@@ -1776,7 +1950,6 @@
               <w:rPr>
                 <w:rFonts w:ascii="Palatino Linotype" w:hAnsi="Palatino Linotype" w:cstheme="minorHAnsi"/>
                 <w:i/>
-                <w:color w:val="000000" w:themeColor="text1"/>
                 <w:sz w:val="20"/>
                 <w:szCs w:val="20"/>
               </w:rPr>
@@ -1787,7 +1960,6 @@
               <w:rPr>
                 <w:rFonts w:ascii="Palatino Linotype" w:hAnsi="Palatino Linotype" w:cstheme="minorHAnsi"/>
                 <w:i/>
-                <w:color w:val="000000" w:themeColor="text1"/>
                 <w:sz w:val="20"/>
                 <w:szCs w:val="20"/>
               </w:rPr>
@@ -1797,7 +1969,6 @@
               <w:rPr>
                 <w:rFonts w:ascii="Palatino Linotype" w:hAnsi="Palatino Linotype" w:cstheme="minorHAnsi"/>
                 <w:i/>
-                <w:color w:val="000000" w:themeColor="text1"/>
                 <w:sz w:val="20"/>
                 <w:szCs w:val="20"/>
               </w:rPr>
@@ -1808,7 +1979,6 @@
               <w:rPr>
                 <w:rFonts w:ascii="Palatino Linotype" w:hAnsi="Palatino Linotype" w:cstheme="minorHAnsi"/>
                 <w:i/>
-                <w:color w:val="000000" w:themeColor="text1"/>
                 <w:sz w:val="20"/>
                 <w:szCs w:val="20"/>
               </w:rPr>
@@ -1831,7 +2001,6 @@
               <w:ind w:left="454"/>
               <w:rPr>
                 <w:rFonts w:ascii="Palatino Linotype" w:hAnsi="Palatino Linotype" w:cstheme="minorHAnsi"/>
-                <w:color w:val="5B9BD5" w:themeColor="accent1"/>
                 <w:sz w:val="20"/>
               </w:rPr>
             </w:pPr>
@@ -1848,7 +2017,6 @@
               <w:ind w:left="454"/>
               <w:rPr>
                 <w:rFonts w:ascii="Palatino Linotype" w:hAnsi="Palatino Linotype" w:cstheme="minorHAnsi"/>
-                <w:color w:val="000000" w:themeColor="text1"/>
                 <w:sz w:val="20"/>
                 <w:szCs w:val="20"/>
               </w:rPr>
@@ -1871,15 +2039,13 @@
               <w:ind w:left="454"/>
               <w:rPr>
                 <w:rFonts w:ascii="Palatino Linotype" w:hAnsi="Palatino Linotype" w:cstheme="minorHAnsi"/>
-                <w:color w:val="000000" w:themeColor="text1"/>
-                <w:sz w:val="20"/>
-                <w:szCs w:val="20"/>
-              </w:rPr>
-            </w:pPr>
-            <w:r>
-              <w:rPr>
-                <w:rFonts w:ascii="Palatino Linotype" w:hAnsi="Palatino Linotype" w:cstheme="minorHAnsi"/>
-                <w:color w:val="000000" w:themeColor="text1"/>
+                <w:sz w:val="20"/>
+                <w:szCs w:val="20"/>
+              </w:rPr>
+            </w:pPr>
+            <w:r>
+              <w:rPr>
+                <w:rFonts w:ascii="Palatino Linotype" w:hAnsi="Palatino Linotype" w:cstheme="minorHAnsi"/>
                 <w:sz w:val="20"/>
                 <w:szCs w:val="20"/>
               </w:rPr>
@@ -1888,7 +2054,6 @@
             <w:r>
               <w:rPr>
                 <w:rFonts w:ascii="Palatino Linotype" w:hAnsi="Palatino Linotype" w:cstheme="minorHAnsi"/>
-                <w:color w:val="000000" w:themeColor="text1"/>
                 <w:sz w:val="20"/>
                 <w:szCs w:val="20"/>
               </w:rPr>
@@ -1897,7 +2062,6 @@
             <w:r>
               <w:rPr>
                 <w:rFonts w:ascii="Palatino Linotype" w:hAnsi="Palatino Linotype" w:cstheme="minorHAnsi"/>
-                <w:color w:val="000000" w:themeColor="text1"/>
                 <w:sz w:val="20"/>
                 <w:szCs w:val="20"/>
               </w:rPr>
@@ -1906,7 +2070,6 @@
             <w:r>
               <w:rPr>
                 <w:rFonts w:ascii="Palatino Linotype" w:hAnsi="Palatino Linotype" w:cstheme="minorHAnsi"/>
-                <w:color w:val="000000" w:themeColor="text1"/>
                 <w:sz w:val="20"/>
                 <w:szCs w:val="20"/>
               </w:rPr>
@@ -1915,7 +2078,6 @@
             <w:r>
               <w:rPr>
                 <w:rFonts w:ascii="Palatino Linotype" w:hAnsi="Palatino Linotype" w:cstheme="minorHAnsi"/>
-                <w:color w:val="000000" w:themeColor="text1"/>
                 <w:sz w:val="20"/>
                 <w:szCs w:val="20"/>
               </w:rPr>
@@ -1924,7 +2086,6 @@
             <w:r>
               <w:rPr>
                 <w:rFonts w:ascii="Palatino Linotype" w:hAnsi="Palatino Linotype" w:cstheme="minorHAnsi"/>
-                <w:color w:val="000000" w:themeColor="text1"/>
                 <w:sz w:val="20"/>
                 <w:szCs w:val="20"/>
               </w:rPr>
@@ -1933,7 +2094,6 @@
             <w:r>
               <w:rPr>
                 <w:rFonts w:ascii="Palatino Linotype" w:hAnsi="Palatino Linotype" w:cstheme="minorHAnsi"/>
-                <w:color w:val="000000" w:themeColor="text1"/>
                 <w:sz w:val="20"/>
                 <w:szCs w:val="20"/>
               </w:rPr>
@@ -1956,14 +2116,12 @@
               <w:ind w:left="454"/>
               <w:rPr>
                 <w:rFonts w:ascii="Palatino Linotype" w:hAnsi="Palatino Linotype" w:cstheme="minorHAnsi"/>
-                <w:color w:val="5B9BD5" w:themeColor="accent1"/>
-                <w:sz w:val="20"/>
-              </w:rPr>
-            </w:pPr>
-            <w:r>
-              <w:rPr>
-                <w:rFonts w:ascii="Palatino Linotype" w:hAnsi="Palatino Linotype" w:cstheme="minorHAnsi"/>
-                <w:color w:val="5B9BD5" w:themeColor="accent1"/>
+                <w:sz w:val="20"/>
+              </w:rPr>
+            </w:pPr>
+            <w:r>
+              <w:rPr>
+                <w:rFonts w:ascii="Palatino Linotype" w:hAnsi="Palatino Linotype" w:cstheme="minorHAnsi"/>
                 <w:sz w:val="20"/>
               </w:rPr>
               <w:t xml:space="preserve">select </w:t>
@@ -1972,7 +2130,6 @@
             <w:r>
               <w:rPr>
                 <w:rFonts w:ascii="Palatino Linotype" w:hAnsi="Palatino Linotype" w:cstheme="minorHAnsi"/>
-                <w:color w:val="5B9BD5" w:themeColor="accent1"/>
                 <w:sz w:val="20"/>
               </w:rPr>
               <w:t>name ,</w:t>
@@ -1981,7 +2138,6 @@
             <w:r>
               <w:rPr>
                 <w:rFonts w:ascii="Palatino Linotype" w:hAnsi="Palatino Linotype" w:cstheme="minorHAnsi"/>
-                <w:color w:val="5B9BD5" w:themeColor="accent1"/>
                 <w:sz w:val="20"/>
               </w:rPr>
               <w:t xml:space="preserve"> duration </w:t>
@@ -1990,7 +2146,6 @@
             <w:r>
               <w:rPr>
                 <w:rFonts w:ascii="Palatino Linotype" w:hAnsi="Palatino Linotype" w:cstheme="minorHAnsi"/>
-                <w:color w:val="5B9BD5" w:themeColor="accent1"/>
                 <w:sz w:val="20"/>
               </w:rPr>
               <w:t xml:space="preserve">from  </w:t>
@@ -1999,7 +2154,6 @@
             <w:r>
               <w:rPr>
                 <w:rFonts w:ascii="Palatino Linotype" w:hAnsi="Palatino Linotype" w:cstheme="minorHAnsi"/>
-                <w:color w:val="5B9BD5" w:themeColor="accent1"/>
                 <w:sz w:val="20"/>
               </w:rPr>
               <w:t>batch</w:t>
@@ -2008,7 +2162,6 @@
             <w:r>
               <w:rPr>
                 <w:rFonts w:ascii="Palatino Linotype" w:hAnsi="Palatino Linotype" w:cstheme="minorHAnsi"/>
-                <w:color w:val="5B9BD5" w:themeColor="accent1"/>
                 <w:sz w:val="20"/>
               </w:rPr>
               <w:t>_</w:t>
@@ -2017,7 +2170,6 @@
             <w:r>
               <w:rPr>
                 <w:rFonts w:ascii="Palatino Linotype" w:hAnsi="Palatino Linotype" w:cstheme="minorHAnsi"/>
-                <w:color w:val="5B9BD5" w:themeColor="accent1"/>
                 <w:sz w:val="20"/>
               </w:rPr>
               <w:t>students</w:t>
@@ -2026,7 +2178,6 @@
             <w:r>
               <w:rPr>
                 <w:rFonts w:ascii="Palatino Linotype" w:hAnsi="Palatino Linotype" w:cstheme="minorHAnsi"/>
-                <w:color w:val="5B9BD5" w:themeColor="accent1"/>
                 <w:sz w:val="20"/>
               </w:rPr>
               <w:t xml:space="preserve"> ,modules</w:t>
@@ -2035,7 +2186,6 @@
             <w:r>
               <w:rPr>
                 <w:rFonts w:ascii="Palatino Linotype" w:hAnsi="Palatino Linotype" w:cstheme="minorHAnsi"/>
-                <w:color w:val="5B9BD5" w:themeColor="accent1"/>
                 <w:sz w:val="20"/>
               </w:rPr>
               <w:t xml:space="preserve"> </w:t>
@@ -2044,7 +2194,6 @@
             <w:r>
               <w:rPr>
                 <w:rFonts w:ascii="Palatino Linotype" w:hAnsi="Palatino Linotype" w:cstheme="minorHAnsi"/>
-                <w:color w:val="5B9BD5" w:themeColor="accent1"/>
                 <w:sz w:val="20"/>
               </w:rPr>
               <w:t>where  batch_students.id</w:t>
@@ -2053,7 +2202,6 @@
             <w:r>
               <w:rPr>
                 <w:rFonts w:ascii="Palatino Linotype" w:hAnsi="Palatino Linotype" w:cstheme="minorHAnsi"/>
-                <w:color w:val="5B9BD5" w:themeColor="accent1"/>
                 <w:sz w:val="20"/>
               </w:rPr>
               <w:t xml:space="preserve"> = modules.ID and </w:t>
@@ -2062,7 +2210,6 @@
             <w:r>
               <w:rPr>
                 <w:rFonts w:ascii="Palatino Linotype" w:hAnsi="Palatino Linotype" w:cstheme="minorHAnsi"/>
-                <w:color w:val="5B9BD5" w:themeColor="accent1"/>
                 <w:sz w:val="20"/>
               </w:rPr>
               <w:t>batchID</w:t>
@@ -2071,7 +2218,6 @@
             <w:r>
               <w:rPr>
                 <w:rFonts w:ascii="Palatino Linotype" w:hAnsi="Palatino Linotype" w:cstheme="minorHAnsi"/>
-                <w:color w:val="5B9BD5" w:themeColor="accent1"/>
                 <w:sz w:val="20"/>
               </w:rPr>
               <w:t xml:space="preserve"> = 1;</w:t>
@@ -2089,7 +2235,6 @@
               <w:ind w:left="454"/>
               <w:rPr>
                 <w:rFonts w:ascii="Palatino Linotype" w:hAnsi="Palatino Linotype" w:cstheme="minorHAnsi"/>
-                <w:color w:val="000000" w:themeColor="text1"/>
                 <w:sz w:val="20"/>
                 <w:szCs w:val="20"/>
               </w:rPr>
@@ -2112,15 +2257,13 @@
               <w:ind w:left="454"/>
               <w:rPr>
                 <w:rFonts w:ascii="Palatino Linotype" w:hAnsi="Palatino Linotype" w:cstheme="minorHAnsi"/>
-                <w:color w:val="000000" w:themeColor="text1"/>
-                <w:sz w:val="20"/>
-                <w:szCs w:val="20"/>
-              </w:rPr>
-            </w:pPr>
-            <w:r>
-              <w:rPr>
-                <w:rFonts w:ascii="Palatino Linotype" w:hAnsi="Palatino Linotype" w:cstheme="minorHAnsi"/>
-                <w:color w:val="000000" w:themeColor="text1"/>
+                <w:sz w:val="20"/>
+                <w:szCs w:val="20"/>
+              </w:rPr>
+            </w:pPr>
+            <w:r>
+              <w:rPr>
+                <w:rFonts w:ascii="Palatino Linotype" w:hAnsi="Palatino Linotype" w:cstheme="minorHAnsi"/>
                 <w:sz w:val="20"/>
                 <w:szCs w:val="20"/>
               </w:rPr>
@@ -2129,7 +2272,6 @@
             <w:r>
               <w:rPr>
                 <w:rFonts w:ascii="Palatino Linotype" w:hAnsi="Palatino Linotype" w:cstheme="minorHAnsi"/>
-                <w:color w:val="000000" w:themeColor="text1"/>
                 <w:sz w:val="20"/>
                 <w:szCs w:val="20"/>
               </w:rPr>
@@ -2138,7 +2280,6 @@
             <w:r>
               <w:rPr>
                 <w:rFonts w:ascii="Palatino Linotype" w:hAnsi="Palatino Linotype" w:cstheme="minorHAnsi"/>
-                <w:color w:val="000000" w:themeColor="text1"/>
                 <w:sz w:val="20"/>
                 <w:szCs w:val="20"/>
               </w:rPr>
@@ -2147,7 +2288,6 @@
             <w:r>
               <w:rPr>
                 <w:rFonts w:ascii="Palatino Linotype" w:hAnsi="Palatino Linotype" w:cstheme="minorHAnsi"/>
-                <w:color w:val="000000" w:themeColor="text1"/>
                 <w:sz w:val="20"/>
                 <w:szCs w:val="20"/>
               </w:rPr>
@@ -2156,7 +2296,6 @@
             <w:r>
               <w:rPr>
                 <w:rFonts w:ascii="Palatino Linotype" w:hAnsi="Palatino Linotype" w:cstheme="minorHAnsi"/>
-                <w:color w:val="000000" w:themeColor="text1"/>
                 <w:sz w:val="20"/>
                 <w:szCs w:val="20"/>
               </w:rPr>
@@ -2165,7 +2304,6 @@
             <w:r>
               <w:rPr>
                 <w:rFonts w:ascii="Palatino Linotype" w:hAnsi="Palatino Linotype" w:cstheme="minorHAnsi"/>
-                <w:color w:val="000000" w:themeColor="text1"/>
                 <w:sz w:val="20"/>
                 <w:szCs w:val="20"/>
               </w:rPr>
@@ -2174,7 +2312,6 @@
             <w:r>
               <w:rPr>
                 <w:rFonts w:ascii="Palatino Linotype" w:hAnsi="Palatino Linotype" w:cstheme="minorHAnsi"/>
-                <w:color w:val="000000" w:themeColor="text1"/>
                 <w:sz w:val="20"/>
                 <w:szCs w:val="20"/>
               </w:rPr>
@@ -2197,7 +2334,6 @@
               <w:ind w:left="454"/>
               <w:rPr>
                 <w:rFonts w:ascii="Palatino Linotype" w:hAnsi="Palatino Linotype" w:cstheme="minorHAnsi"/>
-                <w:color w:val="5B9BD5" w:themeColor="accent1"/>
                 <w:sz w:val="20"/>
               </w:rPr>
             </w:pPr>
@@ -2214,7 +2350,6 @@
               <w:ind w:left="454"/>
               <w:rPr>
                 <w:rFonts w:ascii="Palatino Linotype" w:hAnsi="Palatino Linotype" w:cstheme="minorHAnsi"/>
-                <w:color w:val="000000" w:themeColor="text1"/>
                 <w:sz w:val="20"/>
                 <w:szCs w:val="20"/>
               </w:rPr>
@@ -2237,15 +2372,13 @@
               <w:ind w:left="454"/>
               <w:rPr>
                 <w:rFonts w:ascii="Palatino Linotype" w:hAnsi="Palatino Linotype" w:cstheme="minorHAnsi"/>
-                <w:color w:val="000000" w:themeColor="text1"/>
-                <w:sz w:val="20"/>
-                <w:szCs w:val="20"/>
-              </w:rPr>
-            </w:pPr>
-            <w:r>
-              <w:rPr>
-                <w:rFonts w:ascii="Palatino Linotype" w:hAnsi="Palatino Linotype" w:cstheme="minorHAnsi"/>
-                <w:color w:val="000000" w:themeColor="text1"/>
+                <w:sz w:val="20"/>
+                <w:szCs w:val="20"/>
+              </w:rPr>
+            </w:pPr>
+            <w:r>
+              <w:rPr>
+                <w:rFonts w:ascii="Palatino Linotype" w:hAnsi="Palatino Linotype" w:cstheme="minorHAnsi"/>
                 <w:sz w:val="20"/>
                 <w:szCs w:val="20"/>
               </w:rPr>
@@ -2254,7 +2387,6 @@
             <w:r>
               <w:rPr>
                 <w:rFonts w:ascii="Palatino Linotype" w:hAnsi="Palatino Linotype" w:cstheme="minorHAnsi"/>
-                <w:color w:val="000000" w:themeColor="text1"/>
                 <w:sz w:val="20"/>
                 <w:szCs w:val="20"/>
               </w:rPr>
@@ -2285,7 +2417,6 @@
               <w:ind w:left="454"/>
               <w:rPr>
                 <w:rFonts w:ascii="Palatino Linotype" w:hAnsi="Palatino Linotype" w:cstheme="minorHAnsi"/>
-                <w:color w:val="5B9BD5" w:themeColor="accent1"/>
                 <w:sz w:val="20"/>
               </w:rPr>
             </w:pPr>
@@ -2302,7 +2433,6 @@
               <w:ind w:left="454"/>
               <w:rPr>
                 <w:rFonts w:ascii="Palatino Linotype" w:hAnsi="Palatino Linotype" w:cstheme="minorHAnsi"/>
-                <w:color w:val="000000" w:themeColor="text1"/>
                 <w:sz w:val="20"/>
                 <w:szCs w:val="20"/>
               </w:rPr>
@@ -2325,15 +2455,13 @@
               <w:ind w:left="454"/>
               <w:rPr>
                 <w:rFonts w:ascii="Palatino Linotype" w:hAnsi="Palatino Linotype" w:cstheme="minorHAnsi"/>
-                <w:color w:val="000000" w:themeColor="text1"/>
-                <w:sz w:val="20"/>
-                <w:szCs w:val="20"/>
-              </w:rPr>
-            </w:pPr>
-            <w:r>
-              <w:rPr>
-                <w:rFonts w:ascii="Palatino Linotype" w:hAnsi="Palatino Linotype" w:cstheme="minorHAnsi"/>
-                <w:color w:val="000000" w:themeColor="text1"/>
+                <w:sz w:val="20"/>
+                <w:szCs w:val="20"/>
+              </w:rPr>
+            </w:pPr>
+            <w:r>
+              <w:rPr>
+                <w:rFonts w:ascii="Palatino Linotype" w:hAnsi="Palatino Linotype" w:cstheme="minorHAnsi"/>
                 <w:sz w:val="20"/>
                 <w:szCs w:val="20"/>
               </w:rPr>
@@ -2344,7 +2472,6 @@
               <w:rPr>
                 <w:rFonts w:ascii="Palatino Linotype" w:hAnsi="Palatino Linotype" w:cstheme="minorHAnsi"/>
                 <w:i/>
-                <w:color w:val="000000" w:themeColor="text1"/>
                 <w:sz w:val="20"/>
                 <w:szCs w:val="20"/>
               </w:rPr>
@@ -2355,7 +2482,6 @@
               <w:rPr>
                 <w:rFonts w:ascii="Palatino Linotype" w:hAnsi="Palatino Linotype" w:cstheme="minorHAnsi"/>
                 <w:i/>
-                <w:color w:val="000000" w:themeColor="text1"/>
                 <w:sz w:val="20"/>
                 <w:szCs w:val="20"/>
               </w:rPr>
@@ -2366,7 +2492,6 @@
               <w:rPr>
                 <w:rFonts w:ascii="Palatino Linotype" w:hAnsi="Palatino Linotype" w:cstheme="minorHAnsi"/>
                 <w:i/>
-                <w:color w:val="000000" w:themeColor="text1"/>
                 <w:sz w:val="20"/>
                 <w:szCs w:val="20"/>
               </w:rPr>
@@ -2377,7 +2502,6 @@
               <w:rPr>
                 <w:rFonts w:ascii="Palatino Linotype" w:hAnsi="Palatino Linotype" w:cstheme="minorHAnsi"/>
                 <w:i/>
-                <w:color w:val="000000" w:themeColor="text1"/>
                 <w:sz w:val="20"/>
                 <w:szCs w:val="20"/>
               </w:rPr>
@@ -2387,7 +2511,6 @@
               <w:rPr>
                 <w:rFonts w:ascii="Palatino Linotype" w:hAnsi="Palatino Linotype" w:cstheme="minorHAnsi"/>
                 <w:i/>
-                <w:color w:val="000000" w:themeColor="text1"/>
                 <w:sz w:val="20"/>
                 <w:szCs w:val="20"/>
               </w:rPr>
@@ -2396,7 +2519,6 @@
             <w:r>
               <w:rPr>
                 <w:rFonts w:ascii="Palatino Linotype" w:hAnsi="Palatino Linotype" w:cstheme="minorHAnsi"/>
-                <w:color w:val="000000" w:themeColor="text1"/>
                 <w:sz w:val="20"/>
                 <w:szCs w:val="20"/>
               </w:rPr>
@@ -2419,7 +2541,6 @@
               <w:ind w:left="454"/>
               <w:rPr>
                 <w:rFonts w:ascii="Palatino Linotype" w:hAnsi="Palatino Linotype" w:cstheme="minorHAnsi"/>
-                <w:color w:val="5B9BD5" w:themeColor="accent1"/>
                 <w:sz w:val="20"/>
               </w:rPr>
             </w:pPr>
@@ -2436,7 +2557,6 @@
               <w:ind w:left="454"/>
               <w:rPr>
                 <w:rFonts w:ascii="Palatino Linotype" w:hAnsi="Palatino Linotype" w:cstheme="minorHAnsi"/>
-                <w:color w:val="000000" w:themeColor="text1"/>
                 <w:sz w:val="20"/>
                 <w:szCs w:val="20"/>
               </w:rPr>
@@ -2459,15 +2579,13 @@
               <w:ind w:left="454"/>
               <w:rPr>
                 <w:rFonts w:ascii="Palatino Linotype" w:hAnsi="Palatino Linotype" w:cstheme="minorHAnsi"/>
-                <w:color w:val="000000" w:themeColor="text1"/>
-                <w:sz w:val="20"/>
-                <w:szCs w:val="20"/>
-              </w:rPr>
-            </w:pPr>
-            <w:r>
-              <w:rPr>
-                <w:rFonts w:ascii="Palatino Linotype" w:hAnsi="Palatino Linotype" w:cstheme="minorHAnsi"/>
-                <w:color w:val="000000" w:themeColor="text1"/>
+                <w:sz w:val="20"/>
+                <w:szCs w:val="20"/>
+              </w:rPr>
+            </w:pPr>
+            <w:r>
+              <w:rPr>
+                <w:rFonts w:ascii="Palatino Linotype" w:hAnsi="Palatino Linotype" w:cstheme="minorHAnsi"/>
                 <w:sz w:val="20"/>
                 <w:szCs w:val="20"/>
               </w:rPr>
@@ -2477,7 +2595,6 @@
               <w:rPr>
                 <w:rFonts w:ascii="Palatino Linotype" w:hAnsi="Palatino Linotype" w:cstheme="minorHAnsi"/>
                 <w:i/>
-                <w:color w:val="000000" w:themeColor="text1"/>
                 <w:sz w:val="20"/>
                 <w:szCs w:val="20"/>
               </w:rPr>
@@ -2488,7 +2605,6 @@
               <w:rPr>
                 <w:rFonts w:ascii="Palatino Linotype" w:hAnsi="Palatino Linotype" w:cstheme="minorHAnsi"/>
                 <w:i/>
-                <w:color w:val="000000" w:themeColor="text1"/>
                 <w:sz w:val="20"/>
                 <w:szCs w:val="20"/>
               </w:rPr>
@@ -2499,7 +2615,6 @@
               <w:rPr>
                 <w:rFonts w:ascii="Palatino Linotype" w:hAnsi="Palatino Linotype" w:cstheme="minorHAnsi"/>
                 <w:i/>
-                <w:color w:val="000000" w:themeColor="text1"/>
                 <w:sz w:val="20"/>
                 <w:szCs w:val="20"/>
               </w:rPr>
@@ -2510,7 +2625,6 @@
               <w:rPr>
                 <w:rFonts w:ascii="Palatino Linotype" w:hAnsi="Palatino Linotype" w:cstheme="minorHAnsi"/>
                 <w:i/>
-                <w:color w:val="000000" w:themeColor="text1"/>
                 <w:sz w:val="20"/>
                 <w:szCs w:val="20"/>
               </w:rPr>
@@ -2520,7 +2634,6 @@
               <w:rPr>
                 <w:rFonts w:ascii="Palatino Linotype" w:hAnsi="Palatino Linotype" w:cstheme="minorHAnsi"/>
                 <w:i/>
-                <w:color w:val="000000" w:themeColor="text1"/>
                 <w:sz w:val="20"/>
                 <w:szCs w:val="20"/>
               </w:rPr>
@@ -2530,7 +2643,6 @@
               <w:rPr>
                 <w:rFonts w:ascii="Palatino Linotype" w:hAnsi="Palatino Linotype" w:cstheme="minorHAnsi"/>
                 <w:i/>
-                <w:color w:val="000000" w:themeColor="text1"/>
                 <w:sz w:val="20"/>
                 <w:szCs w:val="20"/>
               </w:rPr>
@@ -2541,27 +2653,15 @@
               <w:rPr>
                 <w:rFonts w:ascii="Palatino Linotype" w:hAnsi="Palatino Linotype" w:cstheme="minorHAnsi"/>
                 <w:i/>
-                <w:color w:val="000000" w:themeColor="text1"/>
-                <w:sz w:val="20"/>
-                <w:szCs w:val="20"/>
-              </w:rPr>
-              <w:t xml:space="preserve">, </w:t>
-            </w:r>
-            <w:r>
-              <w:rPr>
-                <w:rFonts w:ascii="Palatino Linotype" w:hAnsi="Palatino Linotype" w:cstheme="minorHAnsi"/>
-                <w:i/>
-                <w:color w:val="000000" w:themeColor="text1"/>
-                <w:sz w:val="20"/>
-                <w:szCs w:val="20"/>
-              </w:rPr>
-              <w:t>phone</w:t>
-            </w:r>
-            <w:r>
-              <w:rPr>
-                <w:rFonts w:ascii="Palatino Linotype" w:hAnsi="Palatino Linotype" w:cstheme="minorHAnsi"/>
-                <w:i/>
-                <w:color w:val="000000" w:themeColor="text1"/>
+                <w:sz w:val="20"/>
+                <w:szCs w:val="20"/>
+              </w:rPr>
+              <w:t>, phone</w:t>
+            </w:r>
+            <w:r>
+              <w:rPr>
+                <w:rFonts w:ascii="Palatino Linotype" w:hAnsi="Palatino Linotype" w:cstheme="minorHAnsi"/>
+                <w:i/>
                 <w:sz w:val="20"/>
                 <w:szCs w:val="20"/>
               </w:rPr>
@@ -2571,7 +2671,6 @@
               <w:rPr>
                 <w:rFonts w:ascii="Palatino Linotype" w:hAnsi="Palatino Linotype" w:cstheme="minorHAnsi"/>
                 <w:i/>
-                <w:color w:val="000000" w:themeColor="text1"/>
                 <w:sz w:val="20"/>
                 <w:szCs w:val="20"/>
               </w:rPr>
@@ -2582,7 +2681,6 @@
               <w:rPr>
                 <w:rFonts w:ascii="Palatino Linotype" w:hAnsi="Palatino Linotype" w:cstheme="minorHAnsi"/>
                 <w:i/>
-                <w:color w:val="000000" w:themeColor="text1"/>
                 <w:sz w:val="20"/>
                 <w:szCs w:val="20"/>
               </w:rPr>
@@ -2593,7 +2691,6 @@
               <w:rPr>
                 <w:rFonts w:ascii="Palatino Linotype" w:hAnsi="Palatino Linotype" w:cstheme="minorHAnsi"/>
                 <w:i/>
-                <w:color w:val="000000" w:themeColor="text1"/>
                 <w:sz w:val="20"/>
                 <w:szCs w:val="20"/>
               </w:rPr>
@@ -2603,7 +2700,6 @@
               <w:rPr>
                 <w:rFonts w:ascii="Palatino Linotype" w:hAnsi="Palatino Linotype" w:cstheme="minorHAnsi"/>
                 <w:i/>
-                <w:color w:val="000000" w:themeColor="text1"/>
                 <w:sz w:val="20"/>
                 <w:szCs w:val="20"/>
               </w:rPr>
@@ -2612,7 +2708,6 @@
             <w:r>
               <w:rPr>
                 <w:rFonts w:ascii="Palatino Linotype" w:hAnsi="Palatino Linotype" w:cstheme="minorHAnsi"/>
-                <w:color w:val="000000" w:themeColor="text1"/>
                 <w:sz w:val="20"/>
                 <w:szCs w:val="20"/>
               </w:rPr>
@@ -2621,7 +2716,6 @@
             <w:r>
               <w:rPr>
                 <w:rFonts w:ascii="Palatino Linotype" w:hAnsi="Palatino Linotype" w:cstheme="minorHAnsi"/>
-                <w:color w:val="000000" w:themeColor="text1"/>
                 <w:sz w:val="20"/>
                 <w:szCs w:val="20"/>
               </w:rPr>
@@ -2630,7 +2724,6 @@
             <w:r>
               <w:rPr>
                 <w:rFonts w:ascii="Palatino Linotype" w:hAnsi="Palatino Linotype" w:cstheme="minorHAnsi"/>
-                <w:color w:val="000000" w:themeColor="text1"/>
                 <w:sz w:val="20"/>
                 <w:szCs w:val="20"/>
               </w:rPr>
@@ -2639,7 +2732,6 @@
             <w:r>
               <w:rPr>
                 <w:rFonts w:ascii="Palatino Linotype" w:hAnsi="Palatino Linotype" w:cstheme="minorHAnsi"/>
-                <w:color w:val="000000" w:themeColor="text1"/>
                 <w:sz w:val="20"/>
                 <w:szCs w:val="20"/>
               </w:rPr>
@@ -2648,7 +2740,6 @@
             <w:r>
               <w:rPr>
                 <w:rFonts w:ascii="Palatino Linotype" w:hAnsi="Palatino Linotype" w:cstheme="minorHAnsi"/>
-                <w:color w:val="000000" w:themeColor="text1"/>
                 <w:sz w:val="20"/>
                 <w:szCs w:val="20"/>
               </w:rPr>
@@ -2657,7 +2748,6 @@
             <w:r>
               <w:rPr>
                 <w:rFonts w:ascii="Palatino Linotype" w:hAnsi="Palatino Linotype" w:cstheme="minorHAnsi"/>
-                <w:color w:val="000000" w:themeColor="text1"/>
                 <w:sz w:val="20"/>
                 <w:szCs w:val="20"/>
               </w:rPr>
@@ -2680,7 +2770,6 @@
               <w:ind w:left="454"/>
               <w:rPr>
                 <w:rFonts w:ascii="Palatino Linotype" w:hAnsi="Palatino Linotype" w:cstheme="minorHAnsi"/>
-                <w:color w:val="5B9BD5" w:themeColor="accent1"/>
                 <w:sz w:val="20"/>
               </w:rPr>
             </w:pPr>
@@ -2697,7 +2786,6 @@
               <w:ind w:left="454"/>
               <w:rPr>
                 <w:rFonts w:ascii="Palatino Linotype" w:hAnsi="Palatino Linotype" w:cstheme="minorHAnsi"/>
-                <w:color w:val="000000" w:themeColor="text1"/>
                 <w:sz w:val="20"/>
                 <w:szCs w:val="20"/>
               </w:rPr>
@@ -2720,15 +2808,13 @@
               <w:ind w:left="454"/>
               <w:rPr>
                 <w:rFonts w:ascii="Palatino Linotype" w:hAnsi="Palatino Linotype" w:cstheme="minorHAnsi"/>
-                <w:color w:val="000000" w:themeColor="text1"/>
-                <w:sz w:val="20"/>
-                <w:szCs w:val="20"/>
-              </w:rPr>
-            </w:pPr>
-            <w:r>
-              <w:rPr>
-                <w:rFonts w:ascii="Palatino Linotype" w:hAnsi="Palatino Linotype" w:cstheme="minorHAnsi"/>
-                <w:color w:val="000000" w:themeColor="text1"/>
+                <w:sz w:val="20"/>
+                <w:szCs w:val="20"/>
+              </w:rPr>
+            </w:pPr>
+            <w:r>
+              <w:rPr>
+                <w:rFonts w:ascii="Palatino Linotype" w:hAnsi="Palatino Linotype" w:cstheme="minorHAnsi"/>
                 <w:sz w:val="20"/>
                 <w:szCs w:val="20"/>
               </w:rPr>
@@ -2738,7 +2824,6 @@
               <w:rPr>
                 <w:rFonts w:ascii="Palatino Linotype" w:hAnsi="Palatino Linotype" w:cstheme="minorHAnsi"/>
                 <w:i/>
-                <w:color w:val="000000" w:themeColor="text1"/>
                 <w:sz w:val="20"/>
                 <w:szCs w:val="20"/>
               </w:rPr>
@@ -2749,7 +2834,6 @@
               <w:rPr>
                 <w:rFonts w:ascii="Palatino Linotype" w:hAnsi="Palatino Linotype" w:cstheme="minorHAnsi"/>
                 <w:i/>
-                <w:color w:val="000000" w:themeColor="text1"/>
                 <w:sz w:val="20"/>
                 <w:szCs w:val="20"/>
               </w:rPr>
@@ -2760,7 +2844,6 @@
               <w:rPr>
                 <w:rFonts w:ascii="Palatino Linotype" w:hAnsi="Palatino Linotype" w:cstheme="minorHAnsi"/>
                 <w:i/>
-                <w:color w:val="000000" w:themeColor="text1"/>
                 <w:sz w:val="20"/>
                 <w:szCs w:val="20"/>
               </w:rPr>
@@ -2770,7 +2853,6 @@
               <w:rPr>
                 <w:rFonts w:ascii="Palatino Linotype" w:hAnsi="Palatino Linotype" w:cstheme="minorHAnsi"/>
                 <w:i/>
-                <w:color w:val="000000" w:themeColor="text1"/>
                 <w:sz w:val="20"/>
                 <w:szCs w:val="20"/>
               </w:rPr>
@@ -2780,7 +2862,6 @@
               <w:rPr>
                 <w:rFonts w:ascii="Palatino Linotype" w:hAnsi="Palatino Linotype" w:cstheme="minorHAnsi"/>
                 <w:i/>
-                <w:color w:val="000000" w:themeColor="text1"/>
                 <w:sz w:val="20"/>
                 <w:szCs w:val="20"/>
               </w:rPr>
@@ -2790,7 +2871,6 @@
               <w:rPr>
                 <w:rFonts w:ascii="Palatino Linotype" w:hAnsi="Palatino Linotype" w:cstheme="minorHAnsi"/>
                 <w:i/>
-                <w:color w:val="000000" w:themeColor="text1"/>
                 <w:sz w:val="20"/>
                 <w:szCs w:val="20"/>
               </w:rPr>
@@ -2800,7 +2880,6 @@
               <w:rPr>
                 <w:rFonts w:ascii="Palatino Linotype" w:hAnsi="Palatino Linotype" w:cstheme="minorHAnsi"/>
                 <w:i/>
-                <w:color w:val="000000" w:themeColor="text1"/>
                 <w:sz w:val="20"/>
                 <w:szCs w:val="20"/>
               </w:rPr>
@@ -2810,7 +2889,6 @@
               <w:rPr>
                 <w:rFonts w:ascii="Palatino Linotype" w:hAnsi="Palatino Linotype" w:cstheme="minorHAnsi"/>
                 <w:i/>
-                <w:color w:val="000000" w:themeColor="text1"/>
                 <w:sz w:val="20"/>
                 <w:szCs w:val="20"/>
               </w:rPr>
@@ -2820,7 +2898,6 @@
               <w:rPr>
                 <w:rFonts w:ascii="Palatino Linotype" w:hAnsi="Palatino Linotype" w:cstheme="minorHAnsi"/>
                 <w:i/>
-                <w:color w:val="000000" w:themeColor="text1"/>
                 <w:sz w:val="20"/>
                 <w:szCs w:val="20"/>
               </w:rPr>
@@ -2829,7 +2906,6 @@
             <w:r>
               <w:rPr>
                 <w:rFonts w:ascii="Palatino Linotype" w:hAnsi="Palatino Linotype" w:cstheme="minorHAnsi"/>
-                <w:color w:val="000000" w:themeColor="text1"/>
                 <w:sz w:val="20"/>
                 <w:szCs w:val="20"/>
               </w:rPr>
@@ -2838,7 +2914,6 @@
             <w:r>
               <w:rPr>
                 <w:rFonts w:ascii="Palatino Linotype" w:hAnsi="Palatino Linotype" w:cstheme="minorHAnsi"/>
-                <w:color w:val="000000" w:themeColor="text1"/>
                 <w:sz w:val="20"/>
                 <w:szCs w:val="20"/>
               </w:rPr>
@@ -2847,7 +2922,6 @@
             <w:r>
               <w:rPr>
                 <w:rFonts w:ascii="Palatino Linotype" w:hAnsi="Palatino Linotype" w:cstheme="minorHAnsi"/>
-                <w:color w:val="000000" w:themeColor="text1"/>
                 <w:sz w:val="20"/>
                 <w:szCs w:val="20"/>
               </w:rPr>
@@ -2870,7 +2944,6 @@
               <w:ind w:left="454"/>
               <w:rPr>
                 <w:rFonts w:ascii="Palatino Linotype" w:hAnsi="Palatino Linotype" w:cstheme="minorHAnsi"/>
-                <w:color w:val="5B9BD5" w:themeColor="accent1"/>
                 <w:sz w:val="20"/>
               </w:rPr>
             </w:pPr>
@@ -2887,7 +2960,6 @@
               <w:ind w:left="94"/>
               <w:rPr>
                 <w:rFonts w:ascii="Palatino Linotype" w:hAnsi="Palatino Linotype" w:cstheme="minorHAnsi"/>
-                <w:color w:val="000000" w:themeColor="text1"/>
                 <w:sz w:val="20"/>
                 <w:szCs w:val="20"/>
               </w:rPr>
@@ -2910,15 +2982,13 @@
               <w:ind w:left="454"/>
               <w:rPr>
                 <w:rFonts w:ascii="Palatino Linotype" w:hAnsi="Palatino Linotype" w:cstheme="minorHAnsi"/>
-                <w:color w:val="000000" w:themeColor="text1"/>
-                <w:sz w:val="20"/>
-                <w:szCs w:val="20"/>
-              </w:rPr>
-            </w:pPr>
-            <w:r>
-              <w:rPr>
-                <w:rFonts w:ascii="Palatino Linotype" w:hAnsi="Palatino Linotype" w:cstheme="minorHAnsi"/>
-                <w:color w:val="000000" w:themeColor="text1"/>
+                <w:sz w:val="20"/>
+                <w:szCs w:val="20"/>
+              </w:rPr>
+            </w:pPr>
+            <w:r>
+              <w:rPr>
+                <w:rFonts w:ascii="Palatino Linotype" w:hAnsi="Palatino Linotype" w:cstheme="minorHAnsi"/>
                 <w:sz w:val="20"/>
                 <w:szCs w:val="20"/>
               </w:rPr>
@@ -2927,7 +2997,6 @@
             <w:r>
               <w:rPr>
                 <w:rFonts w:ascii="Palatino Linotype" w:hAnsi="Palatino Linotype" w:cstheme="minorHAnsi"/>
-                <w:color w:val="000000" w:themeColor="text1"/>
                 <w:sz w:val="20"/>
                 <w:szCs w:val="20"/>
               </w:rPr>
@@ -2936,7 +3005,6 @@
             <w:r>
               <w:rPr>
                 <w:rFonts w:ascii="Palatino Linotype" w:hAnsi="Palatino Linotype" w:cstheme="minorHAnsi"/>
-                <w:color w:val="000000" w:themeColor="text1"/>
                 <w:sz w:val="20"/>
                 <w:szCs w:val="20"/>
               </w:rPr>
@@ -2946,7 +3014,6 @@
               <w:rPr>
                 <w:rFonts w:ascii="Palatino Linotype" w:hAnsi="Palatino Linotype" w:cstheme="minorHAnsi"/>
                 <w:i/>
-                <w:color w:val="000000" w:themeColor="text1"/>
                 <w:sz w:val="20"/>
                 <w:szCs w:val="20"/>
               </w:rPr>
@@ -2957,7 +3024,6 @@
               <w:rPr>
                 <w:rFonts w:ascii="Palatino Linotype" w:hAnsi="Palatino Linotype" w:cstheme="minorHAnsi"/>
                 <w:i/>
-                <w:color w:val="000000" w:themeColor="text1"/>
                 <w:sz w:val="20"/>
                 <w:szCs w:val="20"/>
               </w:rPr>
@@ -2967,7 +3033,6 @@
               <w:rPr>
                 <w:rFonts w:ascii="Palatino Linotype" w:hAnsi="Palatino Linotype" w:cstheme="minorHAnsi"/>
                 <w:i/>
-                <w:color w:val="000000" w:themeColor="text1"/>
                 <w:sz w:val="20"/>
                 <w:szCs w:val="20"/>
               </w:rPr>
@@ -2978,7 +3043,6 @@
               <w:rPr>
                 <w:rFonts w:ascii="Palatino Linotype" w:hAnsi="Palatino Linotype" w:cstheme="minorHAnsi"/>
                 <w:i/>
-                <w:color w:val="000000" w:themeColor="text1"/>
                 <w:sz w:val="20"/>
                 <w:szCs w:val="20"/>
               </w:rPr>
@@ -2989,7 +3053,6 @@
               <w:rPr>
                 <w:rFonts w:ascii="Palatino Linotype" w:hAnsi="Palatino Linotype" w:cstheme="minorHAnsi"/>
                 <w:i/>
-                <w:color w:val="000000" w:themeColor="text1"/>
                 <w:sz w:val="20"/>
                 <w:szCs w:val="20"/>
               </w:rPr>
@@ -2999,7 +3062,6 @@
               <w:rPr>
                 <w:rFonts w:ascii="Palatino Linotype" w:hAnsi="Palatino Linotype" w:cstheme="minorHAnsi"/>
                 <w:i/>
-                <w:color w:val="000000" w:themeColor="text1"/>
                 <w:sz w:val="20"/>
                 <w:szCs w:val="20"/>
               </w:rPr>
@@ -3010,7 +3072,6 @@
               <w:rPr>
                 <w:rFonts w:ascii="Palatino Linotype" w:hAnsi="Palatino Linotype" w:cstheme="minorHAnsi"/>
                 <w:i/>
-                <w:color w:val="000000" w:themeColor="text1"/>
                 <w:sz w:val="20"/>
                 <w:szCs w:val="20"/>
               </w:rPr>
@@ -3020,7 +3081,6 @@
               <w:rPr>
                 <w:rFonts w:ascii="Palatino Linotype" w:hAnsi="Palatino Linotype" w:cstheme="minorHAnsi"/>
                 <w:i/>
-                <w:color w:val="000000" w:themeColor="text1"/>
                 <w:sz w:val="20"/>
                 <w:szCs w:val="20"/>
               </w:rPr>
@@ -3030,7 +3090,6 @@
               <w:rPr>
                 <w:rFonts w:ascii="Palatino Linotype" w:hAnsi="Palatino Linotype" w:cstheme="minorHAnsi"/>
                 <w:i/>
-                <w:color w:val="000000" w:themeColor="text1"/>
                 <w:sz w:val="20"/>
                 <w:szCs w:val="20"/>
               </w:rPr>
@@ -3040,7 +3099,6 @@
               <w:rPr>
                 <w:rFonts w:ascii="Palatino Linotype" w:hAnsi="Palatino Linotype" w:cstheme="minorHAnsi"/>
                 <w:i/>
-                <w:color w:val="000000" w:themeColor="text1"/>
                 <w:sz w:val="20"/>
                 <w:szCs w:val="20"/>
               </w:rPr>
@@ -3050,7 +3108,6 @@
               <w:rPr>
                 <w:rFonts w:ascii="Palatino Linotype" w:hAnsi="Palatino Linotype" w:cstheme="minorHAnsi"/>
                 <w:i/>
-                <w:color w:val="000000" w:themeColor="text1"/>
                 <w:sz w:val="20"/>
                 <w:szCs w:val="20"/>
               </w:rPr>
@@ -3060,27 +3117,15 @@
               <w:rPr>
                 <w:rFonts w:ascii="Palatino Linotype" w:hAnsi="Palatino Linotype" w:cstheme="minorHAnsi"/>
                 <w:i/>
-                <w:color w:val="000000" w:themeColor="text1"/>
-                <w:sz w:val="20"/>
-                <w:szCs w:val="20"/>
-              </w:rPr>
-              <w:t>,</w:t>
-            </w:r>
-            <w:r>
-              <w:rPr>
-                <w:rFonts w:ascii="Palatino Linotype" w:hAnsi="Palatino Linotype" w:cstheme="minorHAnsi"/>
-                <w:i/>
-                <w:color w:val="000000" w:themeColor="text1"/>
-                <w:sz w:val="20"/>
-                <w:szCs w:val="20"/>
-              </w:rPr>
-              <w:t xml:space="preserve"> and</w:t>
-            </w:r>
-            <w:r>
-              <w:rPr>
-                <w:rFonts w:ascii="Palatino Linotype" w:hAnsi="Palatino Linotype" w:cstheme="minorHAnsi"/>
-                <w:i/>
-                <w:color w:val="000000" w:themeColor="text1"/>
+                <w:sz w:val="20"/>
+                <w:szCs w:val="20"/>
+              </w:rPr>
+              <w:t>, and</w:t>
+            </w:r>
+            <w:r>
+              <w:rPr>
+                <w:rFonts w:ascii="Palatino Linotype" w:hAnsi="Palatino Linotype" w:cstheme="minorHAnsi"/>
+                <w:i/>
                 <w:sz w:val="20"/>
                 <w:szCs w:val="20"/>
               </w:rPr>
@@ -3090,7 +3135,6 @@
               <w:rPr>
                 <w:rFonts w:ascii="Palatino Linotype" w:hAnsi="Palatino Linotype" w:cstheme="minorHAnsi"/>
                 <w:i/>
-                <w:color w:val="000000" w:themeColor="text1"/>
                 <w:sz w:val="20"/>
                 <w:szCs w:val="20"/>
               </w:rPr>
@@ -3100,7 +3144,6 @@
               <w:rPr>
                 <w:rFonts w:ascii="Palatino Linotype" w:hAnsi="Palatino Linotype" w:cstheme="minorHAnsi"/>
                 <w:i/>
-                <w:color w:val="000000" w:themeColor="text1"/>
                 <w:sz w:val="20"/>
                 <w:szCs w:val="20"/>
               </w:rPr>
@@ -3109,7 +3152,6 @@
             <w:r>
               <w:rPr>
                 <w:rFonts w:ascii="Palatino Linotype" w:hAnsi="Palatino Linotype" w:cstheme="minorHAnsi"/>
-                <w:color w:val="000000" w:themeColor="text1"/>
                 <w:sz w:val="20"/>
                 <w:szCs w:val="20"/>
               </w:rPr>
@@ -3132,7 +3174,6 @@
               <w:ind w:left="454"/>
               <w:rPr>
                 <w:rFonts w:ascii="Palatino Linotype" w:hAnsi="Palatino Linotype" w:cstheme="minorHAnsi"/>
-                <w:color w:val="5B9BD5" w:themeColor="accent1"/>
                 <w:sz w:val="20"/>
               </w:rPr>
             </w:pPr>
@@ -3149,7 +3190,6 @@
               <w:ind w:left="94"/>
               <w:rPr>
                 <w:rFonts w:ascii="Palatino Linotype" w:hAnsi="Palatino Linotype" w:cstheme="minorHAnsi"/>
-                <w:color w:val="000000" w:themeColor="text1"/>
                 <w:sz w:val="20"/>
                 <w:szCs w:val="20"/>
               </w:rPr>
@@ -3172,15 +3212,13 @@
               <w:ind w:left="454"/>
               <w:rPr>
                 <w:rFonts w:ascii="Palatino Linotype" w:hAnsi="Palatino Linotype" w:cstheme="minorHAnsi"/>
-                <w:color w:val="000000" w:themeColor="text1"/>
-                <w:sz w:val="20"/>
-                <w:szCs w:val="20"/>
-              </w:rPr>
-            </w:pPr>
-            <w:r>
-              <w:rPr>
-                <w:rFonts w:ascii="Palatino Linotype" w:hAnsi="Palatino Linotype" w:cstheme="minorHAnsi"/>
-                <w:color w:val="000000" w:themeColor="text1"/>
+                <w:sz w:val="20"/>
+                <w:szCs w:val="20"/>
+              </w:rPr>
+            </w:pPr>
+            <w:r>
+              <w:rPr>
+                <w:rFonts w:ascii="Palatino Linotype" w:hAnsi="Palatino Linotype" w:cstheme="minorHAnsi"/>
                 <w:sz w:val="20"/>
                 <w:szCs w:val="20"/>
               </w:rPr>
@@ -3190,7 +3228,6 @@
               <w:rPr>
                 <w:rFonts w:ascii="Palatino Linotype" w:hAnsi="Palatino Linotype" w:cstheme="minorHAnsi"/>
                 <w:i/>
-                <w:color w:val="000000" w:themeColor="text1"/>
                 <w:sz w:val="20"/>
                 <w:szCs w:val="20"/>
               </w:rPr>
@@ -3201,28 +3238,16 @@
               <w:rPr>
                 <w:rFonts w:ascii="Palatino Linotype" w:hAnsi="Palatino Linotype" w:cstheme="minorHAnsi"/>
                 <w:i/>
-                <w:color w:val="000000" w:themeColor="text1"/>
-                <w:sz w:val="20"/>
-                <w:szCs w:val="20"/>
-              </w:rPr>
-              <w:t>name</w:t>
-            </w:r>
-            <w:r>
-              <w:rPr>
-                <w:rFonts w:ascii="Palatino Linotype" w:hAnsi="Palatino Linotype" w:cstheme="minorHAnsi"/>
-                <w:i/>
-                <w:color w:val="000000" w:themeColor="text1"/>
-                <w:sz w:val="20"/>
-                <w:szCs w:val="20"/>
-              </w:rPr>
-              <w:t>first</w:t>
+                <w:sz w:val="20"/>
+                <w:szCs w:val="20"/>
+              </w:rPr>
+              <w:t>namefirst</w:t>
             </w:r>
             <w:proofErr w:type="spellEnd"/>
             <w:r>
               <w:rPr>
                 <w:rFonts w:ascii="Palatino Linotype" w:hAnsi="Palatino Linotype" w:cstheme="minorHAnsi"/>
                 <w:i/>
-                <w:color w:val="000000" w:themeColor="text1"/>
                 <w:sz w:val="20"/>
                 <w:szCs w:val="20"/>
               </w:rPr>
@@ -3233,7 +3258,6 @@
               <w:rPr>
                 <w:rFonts w:ascii="Palatino Linotype" w:hAnsi="Palatino Linotype" w:cstheme="minorHAnsi"/>
                 <w:i/>
-                <w:color w:val="000000" w:themeColor="text1"/>
                 <w:sz w:val="20"/>
                 <w:szCs w:val="20"/>
               </w:rPr>
@@ -3244,7 +3268,6 @@
               <w:rPr>
                 <w:rFonts w:ascii="Palatino Linotype" w:hAnsi="Palatino Linotype" w:cstheme="minorHAnsi"/>
                 <w:i/>
-                <w:color w:val="000000" w:themeColor="text1"/>
                 <w:sz w:val="20"/>
                 <w:szCs w:val="20"/>
               </w:rPr>
@@ -3255,7 +3278,6 @@
               <w:rPr>
                 <w:rFonts w:ascii="Palatino Linotype" w:hAnsi="Palatino Linotype" w:cstheme="minorHAnsi"/>
                 <w:i/>
-                <w:color w:val="000000" w:themeColor="text1"/>
                 <w:sz w:val="20"/>
                 <w:szCs w:val="20"/>
               </w:rPr>
@@ -3266,7 +3288,6 @@
               <w:rPr>
                 <w:rFonts w:ascii="Palatino Linotype" w:hAnsi="Palatino Linotype" w:cstheme="minorHAnsi"/>
                 <w:i/>
-                <w:color w:val="000000" w:themeColor="text1"/>
                 <w:sz w:val="20"/>
                 <w:szCs w:val="20"/>
               </w:rPr>
@@ -3276,7 +3297,6 @@
               <w:rPr>
                 <w:rFonts w:ascii="Palatino Linotype" w:hAnsi="Palatino Linotype" w:cstheme="minorHAnsi"/>
                 <w:i/>
-                <w:color w:val="000000" w:themeColor="text1"/>
                 <w:sz w:val="20"/>
                 <w:szCs w:val="20"/>
               </w:rPr>
@@ -3286,7 +3306,6 @@
               <w:rPr>
                 <w:rFonts w:ascii="Palatino Linotype" w:hAnsi="Palatino Linotype" w:cstheme="minorHAnsi"/>
                 <w:i/>
-                <w:color w:val="000000" w:themeColor="text1"/>
                 <w:sz w:val="20"/>
                 <w:szCs w:val="20"/>
               </w:rPr>
@@ -3295,7 +3314,6 @@
             <w:r>
               <w:rPr>
                 <w:rFonts w:ascii="Palatino Linotype" w:hAnsi="Palatino Linotype" w:cstheme="minorHAnsi"/>
-                <w:color w:val="000000" w:themeColor="text1"/>
                 <w:sz w:val="20"/>
                 <w:szCs w:val="20"/>
               </w:rPr>
@@ -3305,7 +3323,6 @@
             <w:r>
               <w:rPr>
                 <w:rFonts w:ascii="Palatino Linotype" w:hAnsi="Palatino Linotype" w:cstheme="minorHAnsi"/>
-                <w:color w:val="000000" w:themeColor="text1"/>
                 <w:sz w:val="20"/>
                 <w:szCs w:val="20"/>
               </w:rPr>
@@ -3315,7 +3332,6 @@
             <w:r>
               <w:rPr>
                 <w:rFonts w:ascii="Palatino Linotype" w:hAnsi="Palatino Linotype" w:cstheme="minorHAnsi"/>
-                <w:color w:val="000000" w:themeColor="text1"/>
                 <w:sz w:val="20"/>
                 <w:szCs w:val="20"/>
               </w:rPr>
@@ -3338,7 +3354,6 @@
               <w:ind w:left="454"/>
               <w:rPr>
                 <w:rFonts w:ascii="Palatino Linotype" w:hAnsi="Palatino Linotype" w:cstheme="minorHAnsi"/>
-                <w:color w:val="5B9BD5" w:themeColor="accent1"/>
                 <w:sz w:val="20"/>
               </w:rPr>
             </w:pPr>
@@ -3355,7 +3370,6 @@
               <w:ind w:left="94"/>
               <w:rPr>
                 <w:rFonts w:ascii="Palatino Linotype" w:hAnsi="Palatino Linotype" w:cstheme="minorHAnsi"/>
-                <w:color w:val="000000" w:themeColor="text1"/>
                 <w:sz w:val="20"/>
                 <w:szCs w:val="20"/>
               </w:rPr>
@@ -3378,7 +3392,6 @@
               <w:ind w:left="454"/>
               <w:rPr>
                 <w:rFonts w:ascii="Palatino Linotype" w:hAnsi="Palatino Linotype" w:cstheme="minorHAnsi"/>
-                <w:color w:val="000000" w:themeColor="text1"/>
                 <w:sz w:val="20"/>
                 <w:szCs w:val="20"/>
               </w:rPr>
@@ -3396,7 +3409,6 @@
               <w:rPr>
                 <w:rFonts w:ascii="Palatino Linotype" w:hAnsi="Palatino Linotype" w:cstheme="minorHAnsi"/>
                 <w:i/>
-                <w:color w:val="000000" w:themeColor="text1"/>
                 <w:sz w:val="20"/>
                 <w:szCs w:val="20"/>
               </w:rPr>
@@ -3407,7 +3419,6 @@
               <w:rPr>
                 <w:rFonts w:ascii="Palatino Linotype" w:hAnsi="Palatino Linotype" w:cstheme="minorHAnsi"/>
                 <w:i/>
-                <w:color w:val="000000" w:themeColor="text1"/>
                 <w:sz w:val="20"/>
                 <w:szCs w:val="20"/>
               </w:rPr>
@@ -3418,7 +3429,6 @@
               <w:rPr>
                 <w:rFonts w:ascii="Palatino Linotype" w:hAnsi="Palatino Linotype" w:cstheme="minorHAnsi"/>
                 <w:i/>
-                <w:color w:val="000000" w:themeColor="text1"/>
                 <w:sz w:val="20"/>
                 <w:szCs w:val="20"/>
               </w:rPr>
@@ -3428,7 +3438,6 @@
               <w:rPr>
                 <w:rFonts w:ascii="Palatino Linotype" w:hAnsi="Palatino Linotype" w:cstheme="minorHAnsi"/>
                 <w:i/>
-                <w:color w:val="000000" w:themeColor="text1"/>
                 <w:sz w:val="20"/>
                 <w:szCs w:val="20"/>
               </w:rPr>
@@ -3437,7 +3446,6 @@
             <w:r>
               <w:rPr>
                 <w:rFonts w:ascii="Palatino Linotype" w:hAnsi="Palatino Linotype" w:cstheme="minorHAnsi"/>
-                <w:color w:val="000000" w:themeColor="text1"/>
                 <w:sz w:val="20"/>
                 <w:szCs w:val="20"/>
               </w:rPr>
@@ -3447,7 +3455,6 @@
             <w:r>
               <w:rPr>
                 <w:rFonts w:ascii="Palatino Linotype" w:hAnsi="Palatino Linotype" w:cstheme="minorHAnsi"/>
-                <w:color w:val="000000" w:themeColor="text1"/>
                 <w:sz w:val="20"/>
                 <w:szCs w:val="20"/>
               </w:rPr>
@@ -3456,7 +3463,6 @@
             <w:r>
               <w:rPr>
                 <w:rFonts w:ascii="Palatino Linotype" w:hAnsi="Palatino Linotype" w:cstheme="minorHAnsi"/>
-                <w:color w:val="000000" w:themeColor="text1"/>
                 <w:sz w:val="20"/>
                 <w:szCs w:val="20"/>
               </w:rPr>
@@ -3465,7 +3471,6 @@
             <w:r>
               <w:rPr>
                 <w:rFonts w:ascii="Palatino Linotype" w:hAnsi="Palatino Linotype" w:cstheme="minorHAnsi"/>
-                <w:color w:val="000000" w:themeColor="text1"/>
                 <w:sz w:val="20"/>
                 <w:szCs w:val="20"/>
               </w:rPr>
@@ -3488,7 +3493,6 @@
               <w:ind w:left="454"/>
               <w:rPr>
                 <w:rFonts w:ascii="Palatino Linotype" w:hAnsi="Palatino Linotype" w:cstheme="minorHAnsi"/>
-                <w:color w:val="5B9BD5" w:themeColor="accent1"/>
                 <w:sz w:val="20"/>
               </w:rPr>
             </w:pPr>
@@ -3505,7 +3509,6 @@
               <w:ind w:left="94"/>
               <w:rPr>
                 <w:rFonts w:ascii="Palatino Linotype" w:hAnsi="Palatino Linotype" w:cstheme="minorHAnsi"/>
-                <w:color w:val="000000" w:themeColor="text1"/>
                 <w:sz w:val="20"/>
                 <w:szCs w:val="20"/>
               </w:rPr>
@@ -3528,7 +3531,6 @@
               <w:ind w:left="454"/>
               <w:rPr>
                 <w:rFonts w:ascii="Palatino Linotype" w:hAnsi="Palatino Linotype" w:cstheme="minorHAnsi"/>
-                <w:color w:val="000000" w:themeColor="text1"/>
                 <w:sz w:val="20"/>
                 <w:szCs w:val="20"/>
               </w:rPr>
@@ -3574,7 +3576,6 @@
               <w:ind w:left="454"/>
               <w:rPr>
                 <w:rFonts w:ascii="Palatino Linotype" w:hAnsi="Palatino Linotype" w:cstheme="minorHAnsi"/>
-                <w:color w:val="5B9BD5" w:themeColor="accent1"/>
                 <w:sz w:val="20"/>
               </w:rPr>
             </w:pPr>
@@ -3590,7 +3591,6 @@
             <w:pPr>
               <w:rPr>
                 <w:rFonts w:ascii="Palatino Linotype" w:hAnsi="Palatino Linotype" w:cstheme="minorHAnsi"/>
-                <w:color w:val="000000" w:themeColor="text1"/>
                 <w:sz w:val="20"/>
                 <w:szCs w:val="20"/>
               </w:rPr>
@@ -3613,15 +3613,13 @@
               <w:ind w:left="454"/>
               <w:rPr>
                 <w:rFonts w:ascii="Palatino Linotype" w:hAnsi="Palatino Linotype" w:cstheme="minorHAnsi"/>
-                <w:color w:val="000000" w:themeColor="text1"/>
-                <w:sz w:val="20"/>
-                <w:szCs w:val="20"/>
-              </w:rPr>
-            </w:pPr>
-            <w:r>
-              <w:rPr>
-                <w:rFonts w:ascii="Palatino Linotype" w:hAnsi="Palatino Linotype" w:cstheme="minorHAnsi"/>
-                <w:color w:val="000000" w:themeColor="text1"/>
+                <w:sz w:val="20"/>
+                <w:szCs w:val="20"/>
+              </w:rPr>
+            </w:pPr>
+            <w:r>
+              <w:rPr>
+                <w:rFonts w:ascii="Palatino Linotype" w:hAnsi="Palatino Linotype" w:cstheme="minorHAnsi"/>
                 <w:sz w:val="20"/>
                 <w:szCs w:val="20"/>
               </w:rPr>
@@ -3644,7 +3642,6 @@
               <w:ind w:left="454"/>
               <w:rPr>
                 <w:rFonts w:ascii="Palatino Linotype" w:hAnsi="Palatino Linotype" w:cstheme="minorHAnsi"/>
-                <w:color w:val="5B9BD5" w:themeColor="accent1"/>
                 <w:sz w:val="20"/>
               </w:rPr>
             </w:pPr>
@@ -3661,7 +3658,6 @@
               <w:ind w:left="94"/>
               <w:rPr>
                 <w:rFonts w:ascii="Palatino Linotype" w:hAnsi="Palatino Linotype" w:cstheme="minorHAnsi"/>
-                <w:color w:val="000000" w:themeColor="text1"/>
                 <w:sz w:val="20"/>
                 <w:szCs w:val="20"/>
               </w:rPr>
@@ -3684,15 +3680,13 @@
               <w:ind w:left="454"/>
               <w:rPr>
                 <w:rFonts w:ascii="Palatino Linotype" w:hAnsi="Palatino Linotype" w:cstheme="minorHAnsi"/>
-                <w:color w:val="000000" w:themeColor="text1"/>
-                <w:sz w:val="20"/>
-                <w:szCs w:val="20"/>
-              </w:rPr>
-            </w:pPr>
-            <w:r>
-              <w:rPr>
-                <w:rFonts w:ascii="Palatino Linotype" w:hAnsi="Palatino Linotype" w:cstheme="minorHAnsi"/>
-                <w:color w:val="000000" w:themeColor="text1"/>
+                <w:sz w:val="20"/>
+                <w:szCs w:val="20"/>
+              </w:rPr>
+            </w:pPr>
+            <w:r>
+              <w:rPr>
+                <w:rFonts w:ascii="Palatino Linotype" w:hAnsi="Palatino Linotype" w:cstheme="minorHAnsi"/>
                 <w:sz w:val="20"/>
                 <w:szCs w:val="20"/>
               </w:rPr>
@@ -3701,7 +3695,6 @@
             <w:r>
               <w:rPr>
                 <w:rFonts w:ascii="Palatino Linotype" w:hAnsi="Palatino Linotype" w:cstheme="minorHAnsi"/>
-                <w:color w:val="000000" w:themeColor="text1"/>
                 <w:sz w:val="20"/>
                 <w:szCs w:val="20"/>
               </w:rPr>
@@ -3710,7 +3703,6 @@
             <w:r>
               <w:rPr>
                 <w:rFonts w:ascii="Palatino Linotype" w:hAnsi="Palatino Linotype" w:cstheme="minorHAnsi"/>
-                <w:color w:val="000000" w:themeColor="text1"/>
                 <w:sz w:val="20"/>
                 <w:szCs w:val="20"/>
               </w:rPr>
@@ -3719,7 +3711,6 @@
             <w:r>
               <w:rPr>
                 <w:rFonts w:ascii="Palatino Linotype" w:hAnsi="Palatino Linotype" w:cstheme="minorHAnsi"/>
-                <w:color w:val="000000" w:themeColor="text1"/>
                 <w:sz w:val="20"/>
                 <w:szCs w:val="20"/>
               </w:rPr>
@@ -3742,7 +3733,6 @@
               <w:ind w:left="454"/>
               <w:rPr>
                 <w:rFonts w:ascii="Palatino Linotype" w:hAnsi="Palatino Linotype" w:cstheme="minorHAnsi"/>
-                <w:color w:val="5B9BD5" w:themeColor="accent1"/>
                 <w:sz w:val="20"/>
               </w:rPr>
             </w:pPr>
@@ -3759,7 +3749,6 @@
               <w:ind w:left="94"/>
               <w:rPr>
                 <w:rFonts w:ascii="Palatino Linotype" w:hAnsi="Palatino Linotype" w:cstheme="minorHAnsi"/>
-                <w:color w:val="000000" w:themeColor="text1"/>
                 <w:sz w:val="20"/>
                 <w:szCs w:val="20"/>
               </w:rPr>
@@ -3782,15 +3771,13 @@
               <w:ind w:left="454"/>
               <w:rPr>
                 <w:rFonts w:ascii="Palatino Linotype" w:hAnsi="Palatino Linotype" w:cstheme="minorHAnsi"/>
-                <w:color w:val="000000" w:themeColor="text1"/>
-                <w:sz w:val="20"/>
-                <w:szCs w:val="20"/>
-              </w:rPr>
-            </w:pPr>
-            <w:r>
-              <w:rPr>
-                <w:rFonts w:ascii="Palatino Linotype" w:hAnsi="Palatino Linotype" w:cstheme="minorHAnsi"/>
-                <w:color w:val="000000" w:themeColor="text1"/>
+                <w:sz w:val="20"/>
+                <w:szCs w:val="20"/>
+              </w:rPr>
+            </w:pPr>
+            <w:r>
+              <w:rPr>
+                <w:rFonts w:ascii="Palatino Linotype" w:hAnsi="Palatino Linotype" w:cstheme="minorHAnsi"/>
                 <w:sz w:val="20"/>
                 <w:szCs w:val="20"/>
               </w:rPr>
@@ -3799,7 +3786,6 @@
             <w:r>
               <w:rPr>
                 <w:rFonts w:ascii="Palatino Linotype" w:hAnsi="Palatino Linotype" w:cstheme="minorHAnsi"/>
-                <w:color w:val="000000" w:themeColor="text1"/>
                 <w:sz w:val="20"/>
                 <w:szCs w:val="20"/>
               </w:rPr>
@@ -3808,7 +3794,6 @@
             <w:r>
               <w:rPr>
                 <w:rFonts w:ascii="Palatino Linotype" w:hAnsi="Palatino Linotype" w:cstheme="minorHAnsi"/>
-                <w:color w:val="000000" w:themeColor="text1"/>
                 <w:sz w:val="20"/>
                 <w:szCs w:val="20"/>
               </w:rPr>
@@ -3831,7 +3816,6 @@
               <w:ind w:left="454"/>
               <w:rPr>
                 <w:rFonts w:ascii="Palatino Linotype" w:hAnsi="Palatino Linotype" w:cstheme="minorHAnsi"/>
-                <w:color w:val="5B9BD5" w:themeColor="accent1"/>
                 <w:sz w:val="20"/>
               </w:rPr>
             </w:pPr>
@@ -3848,7 +3832,6 @@
               <w:ind w:left="94"/>
               <w:rPr>
                 <w:rFonts w:ascii="Palatino Linotype" w:hAnsi="Palatino Linotype" w:cstheme="minorHAnsi"/>
-                <w:color w:val="000000" w:themeColor="text1"/>
                 <w:sz w:val="20"/>
                 <w:szCs w:val="20"/>
               </w:rPr>
@@ -3871,15 +3854,13 @@
               <w:ind w:left="454"/>
               <w:rPr>
                 <w:rFonts w:ascii="Palatino Linotype" w:hAnsi="Palatino Linotype" w:cstheme="minorHAnsi"/>
-                <w:color w:val="000000" w:themeColor="text1"/>
-                <w:sz w:val="20"/>
-                <w:szCs w:val="20"/>
-              </w:rPr>
-            </w:pPr>
-            <w:r>
-              <w:rPr>
-                <w:rFonts w:ascii="Palatino Linotype" w:hAnsi="Palatino Linotype" w:cstheme="minorHAnsi"/>
-                <w:color w:val="000000" w:themeColor="text1"/>
+                <w:sz w:val="20"/>
+                <w:szCs w:val="20"/>
+              </w:rPr>
+            </w:pPr>
+            <w:r>
+              <w:rPr>
+                <w:rFonts w:ascii="Palatino Linotype" w:hAnsi="Palatino Linotype" w:cstheme="minorHAnsi"/>
                 <w:sz w:val="20"/>
                 <w:szCs w:val="20"/>
               </w:rPr>
@@ -3902,7 +3883,6 @@
               <w:ind w:left="454"/>
               <w:rPr>
                 <w:rFonts w:ascii="Palatino Linotype" w:hAnsi="Palatino Linotype" w:cstheme="minorHAnsi"/>
-                <w:color w:val="5B9BD5" w:themeColor="accent1"/>
                 <w:sz w:val="20"/>
               </w:rPr>
             </w:pPr>
@@ -3919,7 +3899,6 @@
               <w:ind w:left="94"/>
               <w:rPr>
                 <w:rFonts w:ascii="Palatino Linotype" w:hAnsi="Palatino Linotype" w:cstheme="minorHAnsi"/>
-                <w:color w:val="000000" w:themeColor="text1"/>
                 <w:sz w:val="20"/>
                 <w:szCs w:val="20"/>
               </w:rPr>
@@ -3942,19 +3921,16 @@
               <w:ind w:left="454"/>
               <w:rPr>
                 <w:rFonts w:ascii="Palatino Linotype" w:hAnsi="Palatino Linotype" w:cstheme="minorHAnsi"/>
-                <w:color w:val="000000" w:themeColor="text1"/>
-                <w:sz w:val="20"/>
-                <w:szCs w:val="20"/>
-              </w:rPr>
-            </w:pPr>
-            <w:r>
-              <w:rPr>
-                <w:rFonts w:ascii="Palatino Linotype" w:hAnsi="Palatino Linotype" w:cstheme="minorHAnsi"/>
-                <w:color w:val="000000" w:themeColor="text1"/>
-                <w:sz w:val="20"/>
-                <w:szCs w:val="20"/>
-              </w:rPr>
-              <w:lastRenderedPageBreak/>
+                <w:sz w:val="20"/>
+                <w:szCs w:val="20"/>
+              </w:rPr>
+            </w:pPr>
+            <w:r>
+              <w:rPr>
+                <w:rFonts w:ascii="Palatino Linotype" w:hAnsi="Palatino Linotype" w:cstheme="minorHAnsi"/>
+                <w:sz w:val="20"/>
+                <w:szCs w:val="20"/>
+              </w:rPr>
               <w:t xml:space="preserve">Display all distinct course detail, where module for every course is designed. </w:t>
             </w:r>
           </w:p>
@@ -3974,7 +3950,6 @@
               <w:ind w:left="454"/>
               <w:rPr>
                 <w:rFonts w:ascii="Palatino Linotype" w:hAnsi="Palatino Linotype" w:cstheme="minorHAnsi"/>
-                <w:color w:val="5B9BD5" w:themeColor="accent1"/>
                 <w:sz w:val="20"/>
               </w:rPr>
             </w:pPr>
@@ -3991,7 +3966,6 @@
               <w:ind w:left="94"/>
               <w:rPr>
                 <w:rFonts w:ascii="Palatino Linotype" w:hAnsi="Palatino Linotype" w:cstheme="minorHAnsi"/>
-                <w:color w:val="000000" w:themeColor="text1"/>
                 <w:sz w:val="20"/>
                 <w:szCs w:val="20"/>
               </w:rPr>
@@ -4014,15 +3988,13 @@
               <w:ind w:left="454"/>
               <w:rPr>
                 <w:rFonts w:ascii="Palatino Linotype" w:hAnsi="Palatino Linotype" w:cstheme="minorHAnsi"/>
-                <w:color w:val="000000" w:themeColor="text1"/>
-                <w:sz w:val="20"/>
-                <w:szCs w:val="20"/>
-              </w:rPr>
-            </w:pPr>
-            <w:r>
-              <w:rPr>
-                <w:rFonts w:ascii="Palatino Linotype" w:hAnsi="Palatino Linotype" w:cstheme="minorHAnsi"/>
-                <w:color w:val="000000" w:themeColor="text1"/>
+                <w:sz w:val="20"/>
+                <w:szCs w:val="20"/>
+              </w:rPr>
+            </w:pPr>
+            <w:r>
+              <w:rPr>
+                <w:rFonts w:ascii="Palatino Linotype" w:hAnsi="Palatino Linotype" w:cstheme="minorHAnsi"/>
                 <w:sz w:val="20"/>
                 <w:szCs w:val="20"/>
               </w:rPr>
@@ -4032,7 +4004,6 @@
             <w:r>
               <w:rPr>
                 <w:rFonts w:ascii="Palatino Linotype" w:hAnsi="Palatino Linotype" w:cstheme="minorHAnsi"/>
-                <w:color w:val="000000" w:themeColor="text1"/>
                 <w:sz w:val="20"/>
                 <w:szCs w:val="20"/>
               </w:rPr>
@@ -4042,7 +4013,6 @@
             <w:r>
               <w:rPr>
                 <w:rFonts w:ascii="Palatino Linotype" w:hAnsi="Palatino Linotype" w:cstheme="minorHAnsi"/>
-                <w:color w:val="000000" w:themeColor="text1"/>
                 <w:sz w:val="20"/>
                 <w:szCs w:val="20"/>
               </w:rPr>
@@ -4065,7 +4035,6 @@
               <w:ind w:left="454"/>
               <w:rPr>
                 <w:rFonts w:ascii="Palatino Linotype" w:hAnsi="Palatino Linotype" w:cstheme="minorHAnsi"/>
-                <w:color w:val="5B9BD5" w:themeColor="accent1"/>
                 <w:sz w:val="20"/>
               </w:rPr>
             </w:pPr>
@@ -4082,7 +4051,6 @@
               <w:ind w:left="94"/>
               <w:rPr>
                 <w:rFonts w:ascii="Palatino Linotype" w:hAnsi="Palatino Linotype" w:cstheme="minorHAnsi"/>
-                <w:color w:val="000000" w:themeColor="text1"/>
                 <w:sz w:val="20"/>
                 <w:szCs w:val="20"/>
               </w:rPr>
@@ -4105,15 +4073,13 @@
               <w:ind w:left="454"/>
               <w:rPr>
                 <w:rFonts w:ascii="Palatino Linotype" w:hAnsi="Palatino Linotype" w:cstheme="minorHAnsi"/>
-                <w:color w:val="000000" w:themeColor="text1"/>
-                <w:sz w:val="20"/>
-                <w:szCs w:val="20"/>
-              </w:rPr>
-            </w:pPr>
-            <w:r>
-              <w:rPr>
-                <w:rFonts w:ascii="Palatino Linotype" w:hAnsi="Palatino Linotype" w:cstheme="minorHAnsi"/>
-                <w:color w:val="000000" w:themeColor="text1"/>
+                <w:sz w:val="20"/>
+                <w:szCs w:val="20"/>
+              </w:rPr>
+            </w:pPr>
+            <w:r>
+              <w:rPr>
+                <w:rFonts w:ascii="Palatino Linotype" w:hAnsi="Palatino Linotype" w:cstheme="minorHAnsi"/>
                 <w:sz w:val="20"/>
                 <w:szCs w:val="20"/>
               </w:rPr>
@@ -4122,7 +4088,6 @@
             <w:r>
               <w:rPr>
                 <w:rFonts w:ascii="Palatino Linotype" w:hAnsi="Palatino Linotype" w:cstheme="minorHAnsi"/>
-                <w:color w:val="000000" w:themeColor="text1"/>
                 <w:sz w:val="20"/>
                 <w:szCs w:val="20"/>
               </w:rPr>
@@ -4131,7 +4096,6 @@
             <w:r>
               <w:rPr>
                 <w:rFonts w:ascii="Palatino Linotype" w:hAnsi="Palatino Linotype" w:cstheme="minorHAnsi"/>
-                <w:color w:val="000000" w:themeColor="text1"/>
                 <w:sz w:val="20"/>
                 <w:szCs w:val="20"/>
               </w:rPr>
@@ -4154,7 +4118,6 @@
               <w:ind w:left="454"/>
               <w:rPr>
                 <w:rFonts w:ascii="Palatino Linotype" w:hAnsi="Palatino Linotype" w:cstheme="minorHAnsi"/>
-                <w:color w:val="5B9BD5" w:themeColor="accent1"/>
                 <w:sz w:val="20"/>
               </w:rPr>
             </w:pPr>
@@ -4171,7 +4134,6 @@
               <w:ind w:left="94"/>
               <w:rPr>
                 <w:rFonts w:ascii="Palatino Linotype" w:hAnsi="Palatino Linotype" w:cstheme="minorHAnsi"/>
-                <w:color w:val="000000" w:themeColor="text1"/>
                 <w:sz w:val="20"/>
                 <w:szCs w:val="20"/>
               </w:rPr>
@@ -4194,15 +4156,13 @@
               <w:ind w:left="454"/>
               <w:rPr>
                 <w:rFonts w:ascii="Palatino Linotype" w:hAnsi="Palatino Linotype" w:cstheme="minorHAnsi"/>
-                <w:color w:val="000000" w:themeColor="text1"/>
-                <w:sz w:val="20"/>
-                <w:szCs w:val="20"/>
-              </w:rPr>
-            </w:pPr>
-            <w:r>
-              <w:rPr>
-                <w:rFonts w:ascii="Palatino Linotype" w:hAnsi="Palatino Linotype" w:cstheme="minorHAnsi"/>
-                <w:color w:val="000000" w:themeColor="text1"/>
+                <w:sz w:val="20"/>
+                <w:szCs w:val="20"/>
+              </w:rPr>
+            </w:pPr>
+            <w:r>
+              <w:rPr>
+                <w:rFonts w:ascii="Palatino Linotype" w:hAnsi="Palatino Linotype" w:cstheme="minorHAnsi"/>
                 <w:sz w:val="20"/>
                 <w:szCs w:val="20"/>
               </w:rPr>
@@ -4225,7 +4185,6 @@
               <w:ind w:left="454"/>
               <w:rPr>
                 <w:rFonts w:ascii="Palatino Linotype" w:hAnsi="Palatino Linotype" w:cstheme="minorHAnsi"/>
-                <w:color w:val="5B9BD5" w:themeColor="accent1"/>
                 <w:sz w:val="20"/>
               </w:rPr>
             </w:pPr>
@@ -4242,7 +4201,6 @@
               <w:ind w:left="94"/>
               <w:rPr>
                 <w:rFonts w:ascii="Palatino Linotype" w:hAnsi="Palatino Linotype" w:cstheme="minorHAnsi"/>
-                <w:color w:val="000000" w:themeColor="text1"/>
                 <w:sz w:val="20"/>
                 <w:szCs w:val="20"/>
               </w:rPr>
@@ -4265,15 +4223,13 @@
               <w:ind w:left="426"/>
               <w:rPr>
                 <w:rFonts w:ascii="Palatino Linotype" w:hAnsi="Palatino Linotype" w:cstheme="minorHAnsi"/>
-                <w:color w:val="000000" w:themeColor="text1"/>
-                <w:sz w:val="20"/>
-                <w:szCs w:val="20"/>
-              </w:rPr>
-            </w:pPr>
-            <w:r>
-              <w:rPr>
-                <w:rFonts w:ascii="Palatino Linotype" w:hAnsi="Palatino Linotype" w:cstheme="minorHAnsi"/>
-                <w:color w:val="000000" w:themeColor="text1"/>
+                <w:sz w:val="20"/>
+                <w:szCs w:val="20"/>
+              </w:rPr>
+            </w:pPr>
+            <w:r>
+              <w:rPr>
+                <w:rFonts w:ascii="Palatino Linotype" w:hAnsi="Palatino Linotype" w:cstheme="minorHAnsi"/>
                 <w:sz w:val="20"/>
                 <w:szCs w:val="20"/>
               </w:rPr>
@@ -4288,7 +4244,6 @@
                 <w:rFonts w:ascii="Palatino Linotype" w:hAnsi="Palatino Linotype" w:cstheme="minorHAnsi"/>
                 <w:b/>
                 <w:bCs/>
-                <w:color w:val="000000" w:themeColor="text1"/>
                 <w:sz w:val="20"/>
                 <w:szCs w:val="20"/>
               </w:rPr>
@@ -4298,7 +4253,6 @@
                 <w:rFonts w:ascii="Palatino Linotype" w:hAnsi="Palatino Linotype" w:cstheme="minorHAnsi"/>
                 <w:b/>
                 <w:bCs/>
-                <w:color w:val="000000" w:themeColor="text1"/>
                 <w:sz w:val="20"/>
                 <w:szCs w:val="20"/>
               </w:rPr>
@@ -4310,7 +4264,6 @@
                 <w:rFonts w:ascii="Palatino Linotype" w:hAnsi="Palatino Linotype" w:cstheme="minorHAnsi"/>
                 <w:b/>
                 <w:bCs/>
-                <w:color w:val="000000" w:themeColor="text1"/>
                 <w:sz w:val="20"/>
                 <w:szCs w:val="20"/>
               </w:rPr>
@@ -4322,7 +4275,6 @@
                 <w:rFonts w:ascii="Palatino Linotype" w:hAnsi="Palatino Linotype" w:cstheme="minorHAnsi"/>
                 <w:b/>
                 <w:bCs/>
-                <w:color w:val="000000" w:themeColor="text1"/>
                 <w:sz w:val="20"/>
                 <w:szCs w:val="20"/>
               </w:rPr>
@@ -4335,28 +4287,17 @@
               <w:ind w:left="426"/>
               <w:rPr>
                 <w:rFonts w:ascii="Palatino Linotype" w:hAnsi="Palatino Linotype" w:cstheme="minorHAnsi"/>
-                <w:color w:val="000000" w:themeColor="text1"/>
-                <w:sz w:val="20"/>
-                <w:szCs w:val="20"/>
-              </w:rPr>
-            </w:pPr>
-            <w:r>
-              <w:rPr>
-                <w:rFonts w:ascii="Palatino Linotype" w:hAnsi="Palatino Linotype" w:cstheme="minorHAnsi"/>
-                <w:color w:val="000000" w:themeColor="text1"/>
-                <w:sz w:val="20"/>
-                <w:szCs w:val="20"/>
-              </w:rPr>
-              <w:t>Arrange</w:t>
-            </w:r>
-            <w:r>
-              <w:rPr>
-                <w:rFonts w:ascii="Palatino Linotype" w:hAnsi="Palatino Linotype" w:cstheme="minorHAnsi"/>
-                <w:color w:val="000000" w:themeColor="text1"/>
-                <w:sz w:val="20"/>
-                <w:szCs w:val="20"/>
-              </w:rPr>
-              <w:t xml:space="preserve"> the data is ascending order of </w:t>
+                <w:sz w:val="20"/>
+                <w:szCs w:val="20"/>
+              </w:rPr>
+            </w:pPr>
+            <w:r>
+              <w:rPr>
+                <w:rFonts w:ascii="Palatino Linotype" w:hAnsi="Palatino Linotype" w:cstheme="minorHAnsi"/>
+                <w:sz w:val="20"/>
+                <w:szCs w:val="20"/>
+              </w:rPr>
+              <w:t xml:space="preserve">Arrange the data is ascending order of </w:t>
             </w:r>
             <w:proofErr w:type="spellStart"/>
             <w:r>
@@ -4364,7 +4305,6 @@
                 <w:rFonts w:ascii="Palatino Linotype" w:hAnsi="Palatino Linotype" w:cstheme="minorHAnsi"/>
                 <w:i/>
                 <w:iCs/>
-                <w:color w:val="000000" w:themeColor="text1"/>
                 <w:sz w:val="20"/>
                 <w:szCs w:val="20"/>
               </w:rPr>
@@ -4376,7 +4316,6 @@
                 <w:rFonts w:ascii="Palatino Linotype" w:hAnsi="Palatino Linotype" w:cstheme="minorHAnsi"/>
                 <w:i/>
                 <w:iCs/>
-                <w:color w:val="000000" w:themeColor="text1"/>
                 <w:sz w:val="20"/>
                 <w:szCs w:val="20"/>
               </w:rPr>
@@ -4399,7 +4338,6 @@
               <w:ind w:left="454"/>
               <w:rPr>
                 <w:rFonts w:ascii="Palatino Linotype" w:hAnsi="Palatino Linotype" w:cstheme="minorHAnsi"/>
-                <w:color w:val="5B9BD5" w:themeColor="accent1"/>
                 <w:sz w:val="20"/>
               </w:rPr>
             </w:pPr>
@@ -4416,7 +4354,6 @@
               <w:ind w:left="94"/>
               <w:rPr>
                 <w:rFonts w:ascii="Palatino Linotype" w:hAnsi="Palatino Linotype" w:cstheme="minorHAnsi"/>
-                <w:color w:val="000000" w:themeColor="text1"/>
                 <w:sz w:val="20"/>
                 <w:szCs w:val="20"/>
               </w:rPr>
@@ -4439,15 +4376,13 @@
               <w:ind w:left="426"/>
               <w:rPr>
                 <w:rFonts w:ascii="Palatino Linotype" w:hAnsi="Palatino Linotype" w:cstheme="minorHAnsi"/>
-                <w:color w:val="000000" w:themeColor="text1"/>
-                <w:sz w:val="20"/>
-                <w:szCs w:val="20"/>
-              </w:rPr>
-            </w:pPr>
-            <w:r>
-              <w:rPr>
-                <w:rFonts w:ascii="Palatino Linotype" w:hAnsi="Palatino Linotype" w:cstheme="minorHAnsi"/>
-                <w:color w:val="000000" w:themeColor="text1"/>
+                <w:sz w:val="20"/>
+                <w:szCs w:val="20"/>
+              </w:rPr>
+            </w:pPr>
+            <w:r>
+              <w:rPr>
+                <w:rFonts w:ascii="Palatino Linotype" w:hAnsi="Palatino Linotype" w:cstheme="minorHAnsi"/>
                 <w:sz w:val="20"/>
                 <w:szCs w:val="20"/>
               </w:rPr>
@@ -4462,7 +4397,6 @@
                 <w:rFonts w:ascii="Palatino Linotype" w:hAnsi="Palatino Linotype" w:cstheme="minorHAnsi"/>
                 <w:b/>
                 <w:bCs/>
-                <w:color w:val="000000" w:themeColor="text1"/>
                 <w:sz w:val="20"/>
                 <w:szCs w:val="20"/>
               </w:rPr>
@@ -4472,7 +4406,6 @@
                 <w:rFonts w:ascii="Palatino Linotype" w:hAnsi="Palatino Linotype" w:cstheme="minorHAnsi"/>
                 <w:b/>
                 <w:bCs/>
-                <w:color w:val="000000" w:themeColor="text1"/>
                 <w:sz w:val="20"/>
                 <w:szCs w:val="20"/>
               </w:rPr>
@@ -4484,7 +4417,6 @@
                 <w:rFonts w:ascii="Palatino Linotype" w:hAnsi="Palatino Linotype" w:cstheme="minorHAnsi"/>
                 <w:b/>
                 <w:bCs/>
-                <w:color w:val="000000" w:themeColor="text1"/>
                 <w:sz w:val="20"/>
                 <w:szCs w:val="20"/>
               </w:rPr>
@@ -4496,55 +4428,10 @@
                 <w:rFonts w:ascii="Palatino Linotype" w:hAnsi="Palatino Linotype" w:cstheme="minorHAnsi"/>
                 <w:b/>
                 <w:bCs/>
-                <w:color w:val="000000" w:themeColor="text1"/>
-                <w:sz w:val="20"/>
-                <w:szCs w:val="20"/>
-              </w:rPr>
-              <w:t>', 'DBDA,</w:t>
-            </w:r>
-            <w:r>
-              <w:rPr>
-                <w:rFonts w:ascii="Palatino Linotype" w:hAnsi="Palatino Linotype" w:cstheme="minorHAnsi"/>
-                <w:b/>
-                <w:bCs/>
-                <w:color w:val="000000" w:themeColor="text1"/>
-                <w:sz w:val="20"/>
-                <w:szCs w:val="20"/>
-              </w:rPr>
-              <w:t xml:space="preserve"> </w:t>
-            </w:r>
-            <w:r>
-              <w:rPr>
-                <w:rFonts w:ascii="Palatino Linotype" w:hAnsi="Palatino Linotype" w:cstheme="minorHAnsi"/>
-                <w:b/>
-                <w:bCs/>
-                <w:color w:val="000000" w:themeColor="text1"/>
-                <w:sz w:val="20"/>
-                <w:szCs w:val="20"/>
-              </w:rPr>
-              <w:t>PG-DAC,</w:t>
-            </w:r>
-            <w:r>
-              <w:rPr>
-                <w:rFonts w:ascii="Palatino Linotype" w:hAnsi="Palatino Linotype" w:cstheme="minorHAnsi"/>
-                <w:b/>
-                <w:bCs/>
-                <w:color w:val="000000" w:themeColor="text1"/>
-                <w:sz w:val="20"/>
-                <w:szCs w:val="20"/>
-              </w:rPr>
-              <w:t xml:space="preserve"> </w:t>
-            </w:r>
-            <w:r>
-              <w:rPr>
-                <w:rFonts w:ascii="Palatino Linotype" w:hAnsi="Palatino Linotype" w:cstheme="minorHAnsi"/>
-                <w:b/>
-                <w:bCs/>
-                <w:color w:val="000000" w:themeColor="text1"/>
-                <w:sz w:val="20"/>
-                <w:szCs w:val="20"/>
-              </w:rPr>
-              <w:t>Pre-DAC'</w:t>
+                <w:sz w:val="20"/>
+                <w:szCs w:val="20"/>
+              </w:rPr>
+              <w:t>', 'DBDA, PG-DAC, Pre-DAC'</w:t>
             </w:r>
           </w:p>
         </w:tc>
@@ -4563,7 +4450,6 @@
               <w:ind w:left="454"/>
               <w:rPr>
                 <w:rFonts w:ascii="Palatino Linotype" w:hAnsi="Palatino Linotype" w:cstheme="minorHAnsi"/>
-                <w:color w:val="5B9BD5" w:themeColor="accent1"/>
                 <w:sz w:val="20"/>
               </w:rPr>
             </w:pPr>
@@ -4580,7 +4466,6 @@
               <w:ind w:left="94"/>
               <w:rPr>
                 <w:rFonts w:ascii="Palatino Linotype" w:hAnsi="Palatino Linotype" w:cstheme="minorHAnsi"/>
-                <w:color w:val="000000" w:themeColor="text1"/>
                 <w:sz w:val="20"/>
                 <w:szCs w:val="20"/>
               </w:rPr>
@@ -4598,7 +4483,6 @@
         <w:rPr>
           <w:rFonts w:ascii="Palatino Linotype" w:hAnsi="Palatino Linotype" w:cstheme="minorHAnsi"/>
           <w:b/>
-          <w:color w:val="000000" w:themeColor="text1"/>
           <w:sz w:val="20"/>
           <w:szCs w:val="20"/>
         </w:rPr>
@@ -4613,7 +4497,6 @@
         <w:rPr>
           <w:rFonts w:ascii="Palatino Linotype" w:hAnsi="Palatino Linotype" w:cstheme="minorHAnsi"/>
           <w:b/>
-          <w:color w:val="000000" w:themeColor="text1"/>
           <w:sz w:val="20"/>
           <w:szCs w:val="20"/>
         </w:rPr>
@@ -4628,7 +4511,6 @@
         <w:rPr>
           <w:rFonts w:ascii="Palatino Linotype" w:hAnsi="Palatino Linotype" w:cstheme="minorHAnsi"/>
           <w:b/>
-          <w:color w:val="000000" w:themeColor="text1"/>
           <w:sz w:val="20"/>
           <w:szCs w:val="20"/>
         </w:rPr>
@@ -4643,7 +4525,6 @@
         <w:rPr>
           <w:rFonts w:ascii="Palatino Linotype" w:hAnsi="Palatino Linotype" w:cstheme="minorHAnsi"/>
           <w:b/>
-          <w:color w:val="000000" w:themeColor="text1"/>
           <w:sz w:val="20"/>
           <w:szCs w:val="20"/>
         </w:rPr>

--- a/DBT/lab/Assignment/Assignment009 (Joins).docx
+++ b/DBT/lab/Assignment/Assignment009 (Joins).docx
@@ -689,7 +689,6 @@
               <w:t xml:space="preserve">SELECT s.*, </w:t>
             </w:r>
             <w:proofErr w:type="spellStart"/>
-            <w:proofErr w:type="gramStart"/>
             <w:r>
               <w:rPr>
                 <w:rFonts w:ascii="Palatino Linotype" w:hAnsi="Palatino Linotype" w:cstheme="minorHAnsi"/>
@@ -698,7 +697,6 @@
               <w:t>sa.address</w:t>
             </w:r>
             <w:proofErr w:type="spellEnd"/>
-            <w:proofErr w:type="gramEnd"/>
             <w:r>
               <w:rPr>
                 <w:rFonts w:ascii="Palatino Linotype" w:hAnsi="Palatino Linotype" w:cstheme="minorHAnsi"/>
@@ -979,7 +977,6 @@
               <w:t xml:space="preserve">SELECT </w:t>
             </w:r>
             <w:proofErr w:type="spellStart"/>
-            <w:proofErr w:type="gramStart"/>
             <w:r>
               <w:rPr>
                 <w:rFonts w:ascii="Palatino Linotype" w:hAnsi="Palatino Linotype" w:cstheme="minorHAnsi"/>
@@ -988,7 +985,6 @@
               <w:t>s.namefirst</w:t>
             </w:r>
             <w:proofErr w:type="spellEnd"/>
-            <w:proofErr w:type="gramEnd"/>
             <w:r>
               <w:rPr>
                 <w:rFonts w:ascii="Palatino Linotype" w:hAnsi="Palatino Linotype" w:cstheme="minorHAnsi"/>
@@ -997,7 +993,6 @@
               <w:t xml:space="preserve"> </w:t>
             </w:r>
             <w:proofErr w:type="spellStart"/>
-            <w:proofErr w:type="gramStart"/>
             <w:r>
               <w:rPr>
                 <w:rFonts w:ascii="Palatino Linotype" w:hAnsi="Palatino Linotype" w:cstheme="minorHAnsi"/>
@@ -1006,7 +1001,6 @@
               <w:t>s.namelast</w:t>
             </w:r>
             <w:proofErr w:type="spellEnd"/>
-            <w:proofErr w:type="gramEnd"/>
             <w:r>
               <w:rPr>
                 <w:rFonts w:ascii="Palatino Linotype" w:hAnsi="Palatino Linotype" w:cstheme="minorHAnsi"/>
@@ -1015,7 +1009,6 @@
               <w:t xml:space="preserve">, </w:t>
             </w:r>
             <w:proofErr w:type="spellStart"/>
-            <w:proofErr w:type="gramStart"/>
             <w:r>
               <w:rPr>
                 <w:rFonts w:ascii="Palatino Linotype" w:hAnsi="Palatino Linotype" w:cstheme="minorHAnsi"/>
@@ -1024,7 +1017,6 @@
               <w:t>s.emailID</w:t>
             </w:r>
             <w:proofErr w:type="spellEnd"/>
-            <w:proofErr w:type="gramEnd"/>
             <w:r>
               <w:rPr>
                 <w:rFonts w:ascii="Palatino Linotype" w:hAnsi="Palatino Linotype" w:cstheme="minorHAnsi"/>
@@ -1343,7 +1335,6 @@
               <w:t xml:space="preserve">select </w:t>
             </w:r>
             <w:proofErr w:type="spellStart"/>
-            <w:proofErr w:type="gramStart"/>
             <w:r>
               <w:rPr>
                 <w:rFonts w:ascii="Palatino Linotype" w:hAnsi="Palatino Linotype" w:cstheme="minorHAnsi"/>
@@ -1352,7 +1343,6 @@
               <w:t>student.namefirst</w:t>
             </w:r>
             <w:proofErr w:type="spellEnd"/>
-            <w:proofErr w:type="gramEnd"/>
             <w:r>
               <w:rPr>
                 <w:rFonts w:ascii="Palatino Linotype" w:hAnsi="Palatino Linotype" w:cstheme="minorHAnsi"/>
@@ -1361,7 +1351,6 @@
               <w:t xml:space="preserve">, </w:t>
             </w:r>
             <w:proofErr w:type="spellStart"/>
-            <w:proofErr w:type="gramStart"/>
             <w:r>
               <w:rPr>
                 <w:rFonts w:ascii="Palatino Linotype" w:hAnsi="Palatino Linotype" w:cstheme="minorHAnsi"/>
@@ -1370,7 +1359,6 @@
               <w:t>student.namelast</w:t>
             </w:r>
             <w:proofErr w:type="spellEnd"/>
-            <w:proofErr w:type="gramEnd"/>
             <w:r>
               <w:rPr>
                 <w:rFonts w:ascii="Palatino Linotype" w:hAnsi="Palatino Linotype" w:cstheme="minorHAnsi"/>
@@ -1379,7 +1367,6 @@
               <w:t xml:space="preserve">, </w:t>
             </w:r>
             <w:proofErr w:type="spellStart"/>
-            <w:proofErr w:type="gramStart"/>
             <w:r>
               <w:rPr>
                 <w:rFonts w:ascii="Palatino Linotype" w:hAnsi="Palatino Linotype" w:cstheme="minorHAnsi"/>
@@ -1388,7 +1375,6 @@
               <w:t>student.emailID</w:t>
             </w:r>
             <w:proofErr w:type="spellEnd"/>
-            <w:proofErr w:type="gramEnd"/>
             <w:r>
               <w:rPr>
                 <w:rFonts w:ascii="Palatino Linotype" w:hAnsi="Palatino Linotype" w:cstheme="minorHAnsi"/>
@@ -1402,18 +1388,9 @@
                 <w:rFonts w:ascii="Palatino Linotype" w:hAnsi="Palatino Linotype" w:cstheme="minorHAnsi"/>
                 <w:sz w:val="20"/>
               </w:rPr>
-              <w:t>student_</w:t>
-            </w:r>
-            <w:proofErr w:type="gramStart"/>
-            <w:r>
-              <w:rPr>
-                <w:rFonts w:ascii="Palatino Linotype" w:hAnsi="Palatino Linotype" w:cstheme="minorHAnsi"/>
-                <w:sz w:val="20"/>
-              </w:rPr>
-              <w:t>qualifications.college</w:t>
+              <w:t>student_qualifications.college</w:t>
             </w:r>
             <w:proofErr w:type="spellEnd"/>
-            <w:proofErr w:type="gramEnd"/>
             <w:r>
               <w:rPr>
                 <w:rFonts w:ascii="Palatino Linotype" w:hAnsi="Palatino Linotype" w:cstheme="minorHAnsi"/>
@@ -1427,18 +1404,9 @@
                 <w:rFonts w:ascii="Palatino Linotype" w:hAnsi="Palatino Linotype" w:cstheme="minorHAnsi"/>
                 <w:sz w:val="20"/>
               </w:rPr>
-              <w:t>student_</w:t>
-            </w:r>
-            <w:proofErr w:type="gramStart"/>
-            <w:r>
-              <w:rPr>
-                <w:rFonts w:ascii="Palatino Linotype" w:hAnsi="Palatino Linotype" w:cstheme="minorHAnsi"/>
-                <w:sz w:val="20"/>
-              </w:rPr>
-              <w:t>qualifications.university</w:t>
+              <w:t>student_qualifications.university</w:t>
             </w:r>
             <w:proofErr w:type="spellEnd"/>
-            <w:proofErr w:type="gramEnd"/>
             <w:r>
               <w:rPr>
                 <w:rFonts w:ascii="Palatino Linotype" w:hAnsi="Palatino Linotype" w:cstheme="minorHAnsi"/>
@@ -1463,7 +1431,6 @@
               <w:t xml:space="preserve"> on </w:t>
             </w:r>
             <w:proofErr w:type="spellStart"/>
-            <w:proofErr w:type="gramStart"/>
             <w:r>
               <w:rPr>
                 <w:rFonts w:ascii="Palatino Linotype" w:hAnsi="Palatino Linotype" w:cstheme="minorHAnsi"/>
@@ -1472,7 +1439,6 @@
               <w:t>student.Id</w:t>
             </w:r>
             <w:proofErr w:type="spellEnd"/>
-            <w:proofErr w:type="gramEnd"/>
             <w:r>
               <w:rPr>
                 <w:rFonts w:ascii="Palatino Linotype" w:hAnsi="Palatino Linotype" w:cstheme="minorHAnsi"/>
@@ -1486,18 +1452,9 @@
                 <w:rFonts w:ascii="Palatino Linotype" w:hAnsi="Palatino Linotype" w:cstheme="minorHAnsi"/>
                 <w:sz w:val="20"/>
               </w:rPr>
-              <w:t>student_</w:t>
-            </w:r>
-            <w:proofErr w:type="gramStart"/>
-            <w:r>
-              <w:rPr>
-                <w:rFonts w:ascii="Palatino Linotype" w:hAnsi="Palatino Linotype" w:cstheme="minorHAnsi"/>
-                <w:sz w:val="20"/>
-              </w:rPr>
-              <w:t>qualifications.Id</w:t>
+              <w:t>student_qualifications.Id</w:t>
             </w:r>
             <w:proofErr w:type="spellEnd"/>
-            <w:proofErr w:type="gramEnd"/>
             <w:r>
               <w:rPr>
                 <w:rFonts w:ascii="Palatino Linotype" w:hAnsi="Palatino Linotype" w:cstheme="minorHAnsi"/>
@@ -1700,6 +1657,45 @@
                 <w:sz w:val="20"/>
               </w:rPr>
             </w:pPr>
+            <w:r>
+              <w:rPr>
+                <w:rFonts w:ascii="Palatino Linotype" w:hAnsi="Palatino Linotype" w:cstheme="minorHAnsi"/>
+                <w:sz w:val="20"/>
+              </w:rPr>
+              <w:t xml:space="preserve">select * from student join </w:t>
+            </w:r>
+            <w:proofErr w:type="spellStart"/>
+            <w:r>
+              <w:rPr>
+                <w:rFonts w:ascii="Palatino Linotype" w:hAnsi="Palatino Linotype" w:cstheme="minorHAnsi"/>
+                <w:sz w:val="20"/>
+              </w:rPr>
+              <w:t>student_phone</w:t>
+            </w:r>
+            <w:proofErr w:type="spellEnd"/>
+            <w:r>
+              <w:rPr>
+                <w:rFonts w:ascii="Palatino Linotype" w:hAnsi="Palatino Linotype" w:cstheme="minorHAnsi"/>
+                <w:sz w:val="20"/>
+              </w:rPr>
+              <w:t xml:space="preserve"> on student.id=student_phone.id join </w:t>
+            </w:r>
+            <w:proofErr w:type="spellStart"/>
+            <w:r>
+              <w:rPr>
+                <w:rFonts w:ascii="Palatino Linotype" w:hAnsi="Palatino Linotype" w:cstheme="minorHAnsi"/>
+                <w:sz w:val="20"/>
+              </w:rPr>
+              <w:t>student_qualifications</w:t>
+            </w:r>
+            <w:proofErr w:type="spellEnd"/>
+            <w:r>
+              <w:rPr>
+                <w:rFonts w:ascii="Palatino Linotype" w:hAnsi="Palatino Linotype" w:cstheme="minorHAnsi"/>
+                <w:sz w:val="20"/>
+              </w:rPr>
+              <w:t xml:space="preserve"> on student.id = student_qualifications.id;</w:t>
+            </w:r>
           </w:p>
         </w:tc>
       </w:tr>
@@ -1901,7 +1897,6 @@
               </w:rPr>
               <w:t>BE</w:t>
             </w:r>
-            <w:proofErr w:type="gramStart"/>
             <w:r>
               <w:rPr>
                 <w:rFonts w:ascii="Palatino Linotype" w:hAnsi="Palatino Linotype" w:cs="Arial"/>
@@ -1925,17 +1920,7 @@
                 <w:sz w:val="20"/>
                 <w:szCs w:val="20"/>
               </w:rPr>
-              <w:t>(</w:t>
-            </w:r>
-            <w:proofErr w:type="gramEnd"/>
-            <w:r>
-              <w:rPr>
-                <w:rFonts w:ascii="Palatino Linotype" w:hAnsi="Palatino Linotype" w:cstheme="minorHAnsi"/>
-                <w:i/>
-                <w:sz w:val="20"/>
-                <w:szCs w:val="20"/>
-              </w:rPr>
-              <w:t xml:space="preserve">Use </w:t>
+              <w:t xml:space="preserve">(Use </w:t>
             </w:r>
             <w:r>
               <w:rPr>
@@ -2004,6 +1989,45 @@
                 <w:sz w:val="20"/>
               </w:rPr>
             </w:pPr>
+            <w:r>
+              <w:rPr>
+                <w:rFonts w:ascii="Palatino Linotype" w:hAnsi="Palatino Linotype" w:cstheme="minorHAnsi"/>
+                <w:sz w:val="20"/>
+              </w:rPr>
+              <w:t xml:space="preserve">select </w:t>
+            </w:r>
+            <w:proofErr w:type="spellStart"/>
+            <w:r>
+              <w:rPr>
+                <w:rFonts w:ascii="Palatino Linotype" w:hAnsi="Palatino Linotype" w:cstheme="minorHAnsi"/>
+                <w:sz w:val="20"/>
+              </w:rPr>
+              <w:t>studentid,namefirst,namelast,name,college,university,marks</w:t>
+            </w:r>
+            <w:proofErr w:type="spellEnd"/>
+            <w:r>
+              <w:rPr>
+                <w:rFonts w:ascii="Palatino Linotype" w:hAnsi="Palatino Linotype" w:cstheme="minorHAnsi"/>
+                <w:sz w:val="20"/>
+              </w:rPr>
+              <w:t xml:space="preserve"> from student join </w:t>
+            </w:r>
+            <w:proofErr w:type="spellStart"/>
+            <w:r>
+              <w:rPr>
+                <w:rFonts w:ascii="Palatino Linotype" w:hAnsi="Palatino Linotype" w:cstheme="minorHAnsi"/>
+                <w:sz w:val="20"/>
+              </w:rPr>
+              <w:t>student_qualifications</w:t>
+            </w:r>
+            <w:proofErr w:type="spellEnd"/>
+            <w:r>
+              <w:rPr>
+                <w:rFonts w:ascii="Palatino Linotype" w:hAnsi="Palatino Linotype" w:cstheme="minorHAnsi"/>
+                <w:sz w:val="20"/>
+              </w:rPr>
+              <w:t xml:space="preserve"> on student.id=student_qualifications.id where name="BE";</w:t>
+            </w:r>
           </w:p>
         </w:tc>
       </w:tr>
@@ -2119,36 +2143,21 @@
                 <w:sz w:val="20"/>
               </w:rPr>
             </w:pPr>
-            <w:r>
-              <w:rPr>
-                <w:rFonts w:ascii="Palatino Linotype" w:hAnsi="Palatino Linotype" w:cstheme="minorHAnsi"/>
-                <w:sz w:val="20"/>
-              </w:rPr>
-              <w:t xml:space="preserve">select </w:t>
-            </w:r>
-            <w:proofErr w:type="gramStart"/>
-            <w:r>
-              <w:rPr>
-                <w:rFonts w:ascii="Palatino Linotype" w:hAnsi="Palatino Linotype" w:cstheme="minorHAnsi"/>
-                <w:sz w:val="20"/>
-              </w:rPr>
-              <w:t>name ,</w:t>
-            </w:r>
-            <w:proofErr w:type="gramEnd"/>
-            <w:r>
-              <w:rPr>
-                <w:rFonts w:ascii="Palatino Linotype" w:hAnsi="Palatino Linotype" w:cstheme="minorHAnsi"/>
-                <w:sz w:val="20"/>
-              </w:rPr>
-              <w:t xml:space="preserve"> duration </w:t>
-            </w:r>
-            <w:proofErr w:type="gramStart"/>
-            <w:r>
-              <w:rPr>
-                <w:rFonts w:ascii="Palatino Linotype" w:hAnsi="Palatino Linotype" w:cstheme="minorHAnsi"/>
-                <w:sz w:val="20"/>
-              </w:rPr>
-              <w:t xml:space="preserve">from  </w:t>
+          </w:p>
+          <w:p>
+            <w:pPr>
+              <w:ind w:left="454"/>
+              <w:rPr>
+                <w:rFonts w:ascii="Palatino Linotype" w:hAnsi="Palatino Linotype" w:cstheme="minorHAnsi"/>
+                <w:sz w:val="20"/>
+              </w:rPr>
+            </w:pPr>
+            <w:r>
+              <w:rPr>
+                <w:rFonts w:ascii="Palatino Linotype" w:hAnsi="Palatino Linotype" w:cstheme="minorHAnsi"/>
+                <w:sz w:val="20"/>
+              </w:rPr>
+              <w:t xml:space="preserve">select name , duration from  </w:t>
             </w:r>
             <w:proofErr w:type="spellStart"/>
             <w:r>
@@ -2156,23 +2165,7 @@
                 <w:rFonts w:ascii="Palatino Linotype" w:hAnsi="Palatino Linotype" w:cstheme="minorHAnsi"/>
                 <w:sz w:val="20"/>
               </w:rPr>
-              <w:t>batch</w:t>
-            </w:r>
-            <w:proofErr w:type="gramEnd"/>
-            <w:r>
-              <w:rPr>
-                <w:rFonts w:ascii="Palatino Linotype" w:hAnsi="Palatino Linotype" w:cstheme="minorHAnsi"/>
-                <w:sz w:val="20"/>
-              </w:rPr>
-              <w:t>_</w:t>
-            </w:r>
-            <w:proofErr w:type="gramStart"/>
-            <w:r>
-              <w:rPr>
-                <w:rFonts w:ascii="Palatino Linotype" w:hAnsi="Palatino Linotype" w:cstheme="minorHAnsi"/>
-                <w:sz w:val="20"/>
-              </w:rPr>
-              <w:t>students</w:t>
+              <w:t>batch_students</w:t>
             </w:r>
             <w:proofErr w:type="spellEnd"/>
             <w:r>
@@ -2180,31 +2173,7 @@
                 <w:rFonts w:ascii="Palatino Linotype" w:hAnsi="Palatino Linotype" w:cstheme="minorHAnsi"/>
                 <w:sz w:val="20"/>
               </w:rPr>
-              <w:t xml:space="preserve"> ,modules</w:t>
-            </w:r>
-            <w:proofErr w:type="gramEnd"/>
-            <w:r>
-              <w:rPr>
-                <w:rFonts w:ascii="Palatino Linotype" w:hAnsi="Palatino Linotype" w:cstheme="minorHAnsi"/>
-                <w:sz w:val="20"/>
-              </w:rPr>
-              <w:t xml:space="preserve"> </w:t>
-            </w:r>
-            <w:proofErr w:type="gramStart"/>
-            <w:r>
-              <w:rPr>
-                <w:rFonts w:ascii="Palatino Linotype" w:hAnsi="Palatino Linotype" w:cstheme="minorHAnsi"/>
-                <w:sz w:val="20"/>
-              </w:rPr>
-              <w:t>where  batch_students.id</w:t>
-            </w:r>
-            <w:proofErr w:type="gramEnd"/>
-            <w:r>
-              <w:rPr>
-                <w:rFonts w:ascii="Palatino Linotype" w:hAnsi="Palatino Linotype" w:cstheme="minorHAnsi"/>
-                <w:sz w:val="20"/>
-              </w:rPr>
-              <w:t xml:space="preserve"> = modules.ID and </w:t>
+              <w:t xml:space="preserve"> ,modules where  batch_students.id = modules.ID and </w:t>
             </w:r>
             <w:proofErr w:type="spellStart"/>
             <w:r>
@@ -2222,6 +2191,15 @@
               </w:rPr>
               <w:t xml:space="preserve"> = 1;</w:t>
             </w:r>
+          </w:p>
+          <w:p>
+            <w:pPr>
+              <w:ind w:left="454"/>
+              <w:rPr>
+                <w:rFonts w:ascii="Palatino Linotype" w:hAnsi="Palatino Linotype" w:cstheme="minorHAnsi"/>
+                <w:sz w:val="20"/>
+              </w:rPr>
+            </w:pPr>
           </w:p>
         </w:tc>
       </w:tr>
@@ -2267,6 +2245,7 @@
                 <w:sz w:val="20"/>
                 <w:szCs w:val="20"/>
               </w:rPr>
+              <w:lastRenderedPageBreak/>
               <w:t xml:space="preserve">Display </w:t>
             </w:r>
             <w:r>
@@ -2331,12 +2310,95 @@
           </w:tcPr>
           <w:p>
             <w:pPr>
-              <w:ind w:left="454"/>
-              <w:rPr>
-                <w:rFonts w:ascii="Palatino Linotype" w:hAnsi="Palatino Linotype" w:cstheme="minorHAnsi"/>
-                <w:sz w:val="20"/>
-              </w:rPr>
-            </w:pPr>
+              <w:rPr>
+                <w:rFonts w:ascii="Palatino Linotype" w:hAnsi="Palatino Linotype" w:cstheme="minorHAnsi"/>
+                <w:sz w:val="20"/>
+              </w:rPr>
+            </w:pPr>
+            <w:r>
+              <w:rPr>
+                <w:rFonts w:ascii="Palatino Linotype" w:hAnsi="Palatino Linotype" w:cstheme="minorHAnsi"/>
+                <w:sz w:val="20"/>
+              </w:rPr>
+              <w:t>SELECT * FROM student</w:t>
+            </w:r>
+          </w:p>
+          <w:p>
+            <w:pPr>
+              <w:rPr>
+                <w:rFonts w:ascii="Palatino Linotype" w:hAnsi="Palatino Linotype" w:cstheme="minorHAnsi"/>
+                <w:sz w:val="20"/>
+              </w:rPr>
+            </w:pPr>
+            <w:r>
+              <w:rPr>
+                <w:rFonts w:ascii="Palatino Linotype" w:hAnsi="Palatino Linotype" w:cstheme="minorHAnsi"/>
+                <w:sz w:val="20"/>
+              </w:rPr>
+              <w:t xml:space="preserve">    -&gt; JOIN </w:t>
+            </w:r>
+            <w:proofErr w:type="spellStart"/>
+            <w:r>
+              <w:rPr>
+                <w:rFonts w:ascii="Palatino Linotype" w:hAnsi="Palatino Linotype" w:cstheme="minorHAnsi"/>
+                <w:sz w:val="20"/>
+              </w:rPr>
+              <w:t>batch_students</w:t>
+            </w:r>
+            <w:proofErr w:type="spellEnd"/>
+            <w:r>
+              <w:rPr>
+                <w:rFonts w:ascii="Palatino Linotype" w:hAnsi="Palatino Linotype" w:cstheme="minorHAnsi"/>
+                <w:sz w:val="20"/>
+              </w:rPr>
+              <w:t xml:space="preserve"> ON student.id = batch_students.id</w:t>
+            </w:r>
+          </w:p>
+          <w:p>
+            <w:pPr>
+              <w:rPr>
+                <w:rFonts w:ascii="Palatino Linotype" w:hAnsi="Palatino Linotype" w:cstheme="minorHAnsi"/>
+                <w:sz w:val="20"/>
+              </w:rPr>
+            </w:pPr>
+            <w:r>
+              <w:rPr>
+                <w:rFonts w:ascii="Palatino Linotype" w:hAnsi="Palatino Linotype" w:cstheme="minorHAnsi"/>
+                <w:sz w:val="20"/>
+              </w:rPr>
+              <w:t xml:space="preserve">    -&gt; JOIN </w:t>
+            </w:r>
+            <w:proofErr w:type="spellStart"/>
+            <w:r>
+              <w:rPr>
+                <w:rFonts w:ascii="Palatino Linotype" w:hAnsi="Palatino Linotype" w:cstheme="minorHAnsi"/>
+                <w:sz w:val="20"/>
+              </w:rPr>
+              <w:t>course_batches</w:t>
+            </w:r>
+            <w:proofErr w:type="spellEnd"/>
+            <w:r>
+              <w:rPr>
+                <w:rFonts w:ascii="Palatino Linotype" w:hAnsi="Palatino Linotype" w:cstheme="minorHAnsi"/>
+                <w:sz w:val="20"/>
+              </w:rPr>
+              <w:t xml:space="preserve"> ON course_batches.id = batch_students.id</w:t>
+            </w:r>
+          </w:p>
+          <w:p>
+            <w:pPr>
+              <w:rPr>
+                <w:rFonts w:ascii="Palatino Linotype" w:hAnsi="Palatino Linotype" w:cstheme="minorHAnsi"/>
+                <w:sz w:val="20"/>
+              </w:rPr>
+            </w:pPr>
+            <w:r>
+              <w:rPr>
+                <w:rFonts w:ascii="Palatino Linotype" w:hAnsi="Palatino Linotype" w:cstheme="minorHAnsi"/>
+                <w:sz w:val="20"/>
+              </w:rPr>
+              <w:t xml:space="preserve">    -&gt; WHERE name = "batch1";</w:t>
+            </w:r>
           </w:p>
         </w:tc>
       </w:tr>
@@ -3396,7 +3458,6 @@
                 <w:szCs w:val="20"/>
               </w:rPr>
             </w:pPr>
-            <w:proofErr w:type="gramStart"/>
             <w:r>
               <w:rPr>
                 <w:rFonts w:ascii="Palatino Linotype" w:hAnsi="Palatino Linotype" w:cstheme="minorHAnsi"/>
@@ -3414,25 +3475,14 @@
               </w:rPr>
               <w:t>(</w:t>
             </w:r>
-            <w:proofErr w:type="gramEnd"/>
-            <w:r>
-              <w:rPr>
-                <w:rFonts w:ascii="Palatino Linotype" w:hAnsi="Palatino Linotype" w:cstheme="minorHAnsi"/>
-                <w:i/>
-                <w:sz w:val="20"/>
-                <w:szCs w:val="20"/>
-              </w:rPr>
-              <w:t xml:space="preserve">course name and batch </w:t>
-            </w:r>
-            <w:proofErr w:type="gramStart"/>
-            <w:r>
-              <w:rPr>
-                <w:rFonts w:ascii="Palatino Linotype" w:hAnsi="Palatino Linotype" w:cstheme="minorHAnsi"/>
-                <w:i/>
-                <w:sz w:val="20"/>
-                <w:szCs w:val="20"/>
-              </w:rPr>
-              <w:t>name</w:t>
+            <w:r>
+              <w:rPr>
+                <w:rFonts w:ascii="Palatino Linotype" w:hAnsi="Palatino Linotype" w:cstheme="minorHAnsi"/>
+                <w:i/>
+                <w:sz w:val="20"/>
+                <w:szCs w:val="20"/>
+              </w:rPr>
+              <w:t>course name and batch name</w:t>
             </w:r>
             <w:r>
               <w:rPr>
@@ -3449,16 +3499,7 @@
                 <w:sz w:val="20"/>
                 <w:szCs w:val="20"/>
               </w:rPr>
-              <w:t>for</w:t>
-            </w:r>
-            <w:proofErr w:type="gramEnd"/>
-            <w:r>
-              <w:rPr>
-                <w:rFonts w:ascii="Palatino Linotype" w:hAnsi="Palatino Linotype" w:cstheme="minorHAnsi"/>
-                <w:sz w:val="20"/>
-                <w:szCs w:val="20"/>
-              </w:rPr>
-              <w:t xml:space="preserve"> all </w:t>
+              <w:t xml:space="preserve">for all </w:t>
             </w:r>
             <w:r>
               <w:rPr>

--- a/DBT/lab/Assignment/Assignment009 (Joins).docx
+++ b/DBT/lab/Assignment/Assignment009 (Joins).docx
@@ -689,6 +689,7 @@
               <w:t xml:space="preserve">SELECT s.*, </w:t>
             </w:r>
             <w:proofErr w:type="spellStart"/>
+            <w:proofErr w:type="gramStart"/>
             <w:r>
               <w:rPr>
                 <w:rFonts w:ascii="Palatino Linotype" w:hAnsi="Palatino Linotype" w:cstheme="minorHAnsi"/>
@@ -697,6 +698,7 @@
               <w:t>sa.address</w:t>
             </w:r>
             <w:proofErr w:type="spellEnd"/>
+            <w:proofErr w:type="gramEnd"/>
             <w:r>
               <w:rPr>
                 <w:rFonts w:ascii="Palatino Linotype" w:hAnsi="Palatino Linotype" w:cstheme="minorHAnsi"/>
@@ -977,6 +979,7 @@
               <w:t xml:space="preserve">SELECT </w:t>
             </w:r>
             <w:proofErr w:type="spellStart"/>
+            <w:proofErr w:type="gramStart"/>
             <w:r>
               <w:rPr>
                 <w:rFonts w:ascii="Palatino Linotype" w:hAnsi="Palatino Linotype" w:cstheme="minorHAnsi"/>
@@ -985,6 +988,7 @@
               <w:t>s.namefirst</w:t>
             </w:r>
             <w:proofErr w:type="spellEnd"/>
+            <w:proofErr w:type="gramEnd"/>
             <w:r>
               <w:rPr>
                 <w:rFonts w:ascii="Palatino Linotype" w:hAnsi="Palatino Linotype" w:cstheme="minorHAnsi"/>
@@ -993,6 +997,7 @@
               <w:t xml:space="preserve"> </w:t>
             </w:r>
             <w:proofErr w:type="spellStart"/>
+            <w:proofErr w:type="gramStart"/>
             <w:r>
               <w:rPr>
                 <w:rFonts w:ascii="Palatino Linotype" w:hAnsi="Palatino Linotype" w:cstheme="minorHAnsi"/>
@@ -1001,6 +1006,7 @@
               <w:t>s.namelast</w:t>
             </w:r>
             <w:proofErr w:type="spellEnd"/>
+            <w:proofErr w:type="gramEnd"/>
             <w:r>
               <w:rPr>
                 <w:rFonts w:ascii="Palatino Linotype" w:hAnsi="Palatino Linotype" w:cstheme="minorHAnsi"/>
@@ -1009,6 +1015,7 @@
               <w:t xml:space="preserve">, </w:t>
             </w:r>
             <w:proofErr w:type="spellStart"/>
+            <w:proofErr w:type="gramStart"/>
             <w:r>
               <w:rPr>
                 <w:rFonts w:ascii="Palatino Linotype" w:hAnsi="Palatino Linotype" w:cstheme="minorHAnsi"/>
@@ -1017,6 +1024,7 @@
               <w:t>s.emailID</w:t>
             </w:r>
             <w:proofErr w:type="spellEnd"/>
+            <w:proofErr w:type="gramEnd"/>
             <w:r>
               <w:rPr>
                 <w:rFonts w:ascii="Palatino Linotype" w:hAnsi="Palatino Linotype" w:cstheme="minorHAnsi"/>
@@ -1335,6 +1343,7 @@
               <w:t xml:space="preserve">select </w:t>
             </w:r>
             <w:proofErr w:type="spellStart"/>
+            <w:proofErr w:type="gramStart"/>
             <w:r>
               <w:rPr>
                 <w:rFonts w:ascii="Palatino Linotype" w:hAnsi="Palatino Linotype" w:cstheme="minorHAnsi"/>
@@ -1343,6 +1352,7 @@
               <w:t>student.namefirst</w:t>
             </w:r>
             <w:proofErr w:type="spellEnd"/>
+            <w:proofErr w:type="gramEnd"/>
             <w:r>
               <w:rPr>
                 <w:rFonts w:ascii="Palatino Linotype" w:hAnsi="Palatino Linotype" w:cstheme="minorHAnsi"/>
@@ -1351,6 +1361,7 @@
               <w:t xml:space="preserve">, </w:t>
             </w:r>
             <w:proofErr w:type="spellStart"/>
+            <w:proofErr w:type="gramStart"/>
             <w:r>
               <w:rPr>
                 <w:rFonts w:ascii="Palatino Linotype" w:hAnsi="Palatino Linotype" w:cstheme="minorHAnsi"/>
@@ -1359,6 +1370,7 @@
               <w:t>student.namelast</w:t>
             </w:r>
             <w:proofErr w:type="spellEnd"/>
+            <w:proofErr w:type="gramEnd"/>
             <w:r>
               <w:rPr>
                 <w:rFonts w:ascii="Palatino Linotype" w:hAnsi="Palatino Linotype" w:cstheme="minorHAnsi"/>
@@ -1367,6 +1379,7 @@
               <w:t xml:space="preserve">, </w:t>
             </w:r>
             <w:proofErr w:type="spellStart"/>
+            <w:proofErr w:type="gramStart"/>
             <w:r>
               <w:rPr>
                 <w:rFonts w:ascii="Palatino Linotype" w:hAnsi="Palatino Linotype" w:cstheme="minorHAnsi"/>
@@ -1375,6 +1388,7 @@
               <w:t>student.emailID</w:t>
             </w:r>
             <w:proofErr w:type="spellEnd"/>
+            <w:proofErr w:type="gramEnd"/>
             <w:r>
               <w:rPr>
                 <w:rFonts w:ascii="Palatino Linotype" w:hAnsi="Palatino Linotype" w:cstheme="minorHAnsi"/>
@@ -1388,9 +1402,18 @@
                 <w:rFonts w:ascii="Palatino Linotype" w:hAnsi="Palatino Linotype" w:cstheme="minorHAnsi"/>
                 <w:sz w:val="20"/>
               </w:rPr>
-              <w:t>student_qualifications.college</w:t>
+              <w:t>student_</w:t>
+            </w:r>
+            <w:proofErr w:type="gramStart"/>
+            <w:r>
+              <w:rPr>
+                <w:rFonts w:ascii="Palatino Linotype" w:hAnsi="Palatino Linotype" w:cstheme="minorHAnsi"/>
+                <w:sz w:val="20"/>
+              </w:rPr>
+              <w:t>qualifications.college</w:t>
             </w:r>
             <w:proofErr w:type="spellEnd"/>
+            <w:proofErr w:type="gramEnd"/>
             <w:r>
               <w:rPr>
                 <w:rFonts w:ascii="Palatino Linotype" w:hAnsi="Palatino Linotype" w:cstheme="minorHAnsi"/>
@@ -1404,9 +1427,18 @@
                 <w:rFonts w:ascii="Palatino Linotype" w:hAnsi="Palatino Linotype" w:cstheme="minorHAnsi"/>
                 <w:sz w:val="20"/>
               </w:rPr>
-              <w:t>student_qualifications.university</w:t>
+              <w:t>student_</w:t>
+            </w:r>
+            <w:proofErr w:type="gramStart"/>
+            <w:r>
+              <w:rPr>
+                <w:rFonts w:ascii="Palatino Linotype" w:hAnsi="Palatino Linotype" w:cstheme="minorHAnsi"/>
+                <w:sz w:val="20"/>
+              </w:rPr>
+              <w:t>qualifications.university</w:t>
             </w:r>
             <w:proofErr w:type="spellEnd"/>
+            <w:proofErr w:type="gramEnd"/>
             <w:r>
               <w:rPr>
                 <w:rFonts w:ascii="Palatino Linotype" w:hAnsi="Palatino Linotype" w:cstheme="minorHAnsi"/>
@@ -1431,6 +1463,7 @@
               <w:t xml:space="preserve"> on </w:t>
             </w:r>
             <w:proofErr w:type="spellStart"/>
+            <w:proofErr w:type="gramStart"/>
             <w:r>
               <w:rPr>
                 <w:rFonts w:ascii="Palatino Linotype" w:hAnsi="Palatino Linotype" w:cstheme="minorHAnsi"/>
@@ -1439,6 +1472,7 @@
               <w:t>student.Id</w:t>
             </w:r>
             <w:proofErr w:type="spellEnd"/>
+            <w:proofErr w:type="gramEnd"/>
             <w:r>
               <w:rPr>
                 <w:rFonts w:ascii="Palatino Linotype" w:hAnsi="Palatino Linotype" w:cstheme="minorHAnsi"/>
@@ -1452,9 +1486,18 @@
                 <w:rFonts w:ascii="Palatino Linotype" w:hAnsi="Palatino Linotype" w:cstheme="minorHAnsi"/>
                 <w:sz w:val="20"/>
               </w:rPr>
-              <w:t>student_qualifications.Id</w:t>
+              <w:t>student_</w:t>
+            </w:r>
+            <w:proofErr w:type="gramStart"/>
+            <w:r>
+              <w:rPr>
+                <w:rFonts w:ascii="Palatino Linotype" w:hAnsi="Palatino Linotype" w:cstheme="minorHAnsi"/>
+                <w:sz w:val="20"/>
+              </w:rPr>
+              <w:t>qualifications.Id</w:t>
             </w:r>
             <w:proofErr w:type="spellEnd"/>
+            <w:proofErr w:type="gramEnd"/>
             <w:r>
               <w:rPr>
                 <w:rFonts w:ascii="Palatino Linotype" w:hAnsi="Palatino Linotype" w:cstheme="minorHAnsi"/>
@@ -1897,6 +1940,7 @@
               </w:rPr>
               <w:t>BE</w:t>
             </w:r>
+            <w:proofErr w:type="gramStart"/>
             <w:r>
               <w:rPr>
                 <w:rFonts w:ascii="Palatino Linotype" w:hAnsi="Palatino Linotype" w:cs="Arial"/>
@@ -1920,7 +1964,17 @@
                 <w:sz w:val="20"/>
                 <w:szCs w:val="20"/>
               </w:rPr>
-              <w:t xml:space="preserve">(Use </w:t>
+              <w:t>(</w:t>
+            </w:r>
+            <w:proofErr w:type="gramEnd"/>
+            <w:r>
+              <w:rPr>
+                <w:rFonts w:ascii="Palatino Linotype" w:hAnsi="Palatino Linotype" w:cstheme="minorHAnsi"/>
+                <w:i/>
+                <w:sz w:val="20"/>
+                <w:szCs w:val="20"/>
+              </w:rPr>
+              <w:t xml:space="preserve">Use </w:t>
             </w:r>
             <w:r>
               <w:rPr>
@@ -1997,12 +2051,53 @@
               <w:t xml:space="preserve">select </w:t>
             </w:r>
             <w:proofErr w:type="spellStart"/>
-            <w:r>
-              <w:rPr>
-                <w:rFonts w:ascii="Palatino Linotype" w:hAnsi="Palatino Linotype" w:cstheme="minorHAnsi"/>
-                <w:sz w:val="20"/>
-              </w:rPr>
-              <w:t>studentid,namefirst,namelast,name,college,university,marks</w:t>
+            <w:proofErr w:type="gramStart"/>
+            <w:r>
+              <w:rPr>
+                <w:rFonts w:ascii="Palatino Linotype" w:hAnsi="Palatino Linotype" w:cstheme="minorHAnsi"/>
+                <w:sz w:val="20"/>
+              </w:rPr>
+              <w:t>studentid,namefirst</w:t>
+            </w:r>
+            <w:proofErr w:type="gramEnd"/>
+            <w:r>
+              <w:rPr>
+                <w:rFonts w:ascii="Palatino Linotype" w:hAnsi="Palatino Linotype" w:cstheme="minorHAnsi"/>
+                <w:sz w:val="20"/>
+              </w:rPr>
+              <w:t>,</w:t>
+            </w:r>
+            <w:proofErr w:type="gramStart"/>
+            <w:r>
+              <w:rPr>
+                <w:rFonts w:ascii="Palatino Linotype" w:hAnsi="Palatino Linotype" w:cstheme="minorHAnsi"/>
+                <w:sz w:val="20"/>
+              </w:rPr>
+              <w:t>namelast,name</w:t>
+            </w:r>
+            <w:proofErr w:type="gramEnd"/>
+            <w:r>
+              <w:rPr>
+                <w:rFonts w:ascii="Palatino Linotype" w:hAnsi="Palatino Linotype" w:cstheme="minorHAnsi"/>
+                <w:sz w:val="20"/>
+              </w:rPr>
+              <w:t>,</w:t>
+            </w:r>
+            <w:proofErr w:type="gramStart"/>
+            <w:r>
+              <w:rPr>
+                <w:rFonts w:ascii="Palatino Linotype" w:hAnsi="Palatino Linotype" w:cstheme="minorHAnsi"/>
+                <w:sz w:val="20"/>
+              </w:rPr>
+              <w:t>college,university</w:t>
+            </w:r>
+            <w:proofErr w:type="gramEnd"/>
+            <w:r>
+              <w:rPr>
+                <w:rFonts w:ascii="Palatino Linotype" w:hAnsi="Palatino Linotype" w:cstheme="minorHAnsi"/>
+                <w:sz w:val="20"/>
+              </w:rPr>
+              <w:t>,marks</w:t>
             </w:r>
             <w:proofErr w:type="spellEnd"/>
             <w:r>
@@ -2157,7 +2252,31 @@
                 <w:rFonts w:ascii="Palatino Linotype" w:hAnsi="Palatino Linotype" w:cstheme="minorHAnsi"/>
                 <w:sz w:val="20"/>
               </w:rPr>
-              <w:t xml:space="preserve">select name , duration from  </w:t>
+              <w:t xml:space="preserve">select </w:t>
+            </w:r>
+            <w:proofErr w:type="gramStart"/>
+            <w:r>
+              <w:rPr>
+                <w:rFonts w:ascii="Palatino Linotype" w:hAnsi="Palatino Linotype" w:cstheme="minorHAnsi"/>
+                <w:sz w:val="20"/>
+              </w:rPr>
+              <w:t>name ,</w:t>
+            </w:r>
+            <w:proofErr w:type="gramEnd"/>
+            <w:r>
+              <w:rPr>
+                <w:rFonts w:ascii="Palatino Linotype" w:hAnsi="Palatino Linotype" w:cstheme="minorHAnsi"/>
+                <w:sz w:val="20"/>
+              </w:rPr>
+              <w:t xml:space="preserve"> duration </w:t>
+            </w:r>
+            <w:proofErr w:type="gramStart"/>
+            <w:r>
+              <w:rPr>
+                <w:rFonts w:ascii="Palatino Linotype" w:hAnsi="Palatino Linotype" w:cstheme="minorHAnsi"/>
+                <w:sz w:val="20"/>
+              </w:rPr>
+              <w:t xml:space="preserve">from  </w:t>
             </w:r>
             <w:proofErr w:type="spellStart"/>
             <w:r>
@@ -2165,7 +2284,23 @@
                 <w:rFonts w:ascii="Palatino Linotype" w:hAnsi="Palatino Linotype" w:cstheme="minorHAnsi"/>
                 <w:sz w:val="20"/>
               </w:rPr>
-              <w:t>batch_students</w:t>
+              <w:t>batch</w:t>
+            </w:r>
+            <w:proofErr w:type="gramEnd"/>
+            <w:r>
+              <w:rPr>
+                <w:rFonts w:ascii="Palatino Linotype" w:hAnsi="Palatino Linotype" w:cstheme="minorHAnsi"/>
+                <w:sz w:val="20"/>
+              </w:rPr>
+              <w:t>_</w:t>
+            </w:r>
+            <w:proofErr w:type="gramStart"/>
+            <w:r>
+              <w:rPr>
+                <w:rFonts w:ascii="Palatino Linotype" w:hAnsi="Palatino Linotype" w:cstheme="minorHAnsi"/>
+                <w:sz w:val="20"/>
+              </w:rPr>
+              <w:t>students</w:t>
             </w:r>
             <w:proofErr w:type="spellEnd"/>
             <w:r>
@@ -2173,7 +2308,31 @@
                 <w:rFonts w:ascii="Palatino Linotype" w:hAnsi="Palatino Linotype" w:cstheme="minorHAnsi"/>
                 <w:sz w:val="20"/>
               </w:rPr>
-              <w:t xml:space="preserve"> ,modules where  batch_students.id = modules.ID and </w:t>
+              <w:t xml:space="preserve"> ,modules</w:t>
+            </w:r>
+            <w:proofErr w:type="gramEnd"/>
+            <w:r>
+              <w:rPr>
+                <w:rFonts w:ascii="Palatino Linotype" w:hAnsi="Palatino Linotype" w:cstheme="minorHAnsi"/>
+                <w:sz w:val="20"/>
+              </w:rPr>
+              <w:t xml:space="preserve"> </w:t>
+            </w:r>
+            <w:proofErr w:type="gramStart"/>
+            <w:r>
+              <w:rPr>
+                <w:rFonts w:ascii="Palatino Linotype" w:hAnsi="Palatino Linotype" w:cstheme="minorHAnsi"/>
+                <w:sz w:val="20"/>
+              </w:rPr>
+              <w:t>where  batch_students.id</w:t>
+            </w:r>
+            <w:proofErr w:type="gramEnd"/>
+            <w:r>
+              <w:rPr>
+                <w:rFonts w:ascii="Palatino Linotype" w:hAnsi="Palatino Linotype" w:cstheme="minorHAnsi"/>
+                <w:sz w:val="20"/>
+              </w:rPr>
+              <w:t xml:space="preserve"> = modules.ID and </w:t>
             </w:r>
             <w:proofErr w:type="spellStart"/>
             <w:r>
@@ -2482,6 +2641,115 @@
                 <w:sz w:val="20"/>
               </w:rPr>
             </w:pPr>
+            <w:r>
+              <w:rPr>
+                <w:rFonts w:ascii="Palatino Linotype" w:hAnsi="Palatino Linotype" w:cstheme="minorHAnsi"/>
+                <w:sz w:val="20"/>
+              </w:rPr>
+              <w:t>SELECT m.name</w:t>
+            </w:r>
+          </w:p>
+          <w:p>
+            <w:pPr>
+              <w:ind w:left="454"/>
+              <w:rPr>
+                <w:rFonts w:ascii="Palatino Linotype" w:hAnsi="Palatino Linotype" w:cstheme="minorHAnsi"/>
+                <w:sz w:val="20"/>
+              </w:rPr>
+            </w:pPr>
+            <w:r>
+              <w:rPr>
+                <w:rFonts w:ascii="Palatino Linotype" w:hAnsi="Palatino Linotype" w:cstheme="minorHAnsi"/>
+                <w:sz w:val="20"/>
+              </w:rPr>
+              <w:t xml:space="preserve">    -&gt; FROM modules m</w:t>
+            </w:r>
+          </w:p>
+          <w:p>
+            <w:pPr>
+              <w:ind w:left="454"/>
+              <w:rPr>
+                <w:rFonts w:ascii="Palatino Linotype" w:hAnsi="Palatino Linotype" w:cstheme="minorHAnsi"/>
+                <w:sz w:val="20"/>
+              </w:rPr>
+            </w:pPr>
+            <w:r>
+              <w:rPr>
+                <w:rFonts w:ascii="Palatino Linotype" w:hAnsi="Palatino Linotype" w:cstheme="minorHAnsi"/>
+                <w:sz w:val="20"/>
+              </w:rPr>
+              <w:t xml:space="preserve">    -&gt; JOIN </w:t>
+            </w:r>
+            <w:proofErr w:type="spellStart"/>
+            <w:r>
+              <w:rPr>
+                <w:rFonts w:ascii="Palatino Linotype" w:hAnsi="Palatino Linotype" w:cstheme="minorHAnsi"/>
+                <w:sz w:val="20"/>
+              </w:rPr>
+              <w:t>course_modules</w:t>
+            </w:r>
+            <w:proofErr w:type="spellEnd"/>
+            <w:r>
+              <w:rPr>
+                <w:rFonts w:ascii="Palatino Linotype" w:hAnsi="Palatino Linotype" w:cstheme="minorHAnsi"/>
+                <w:sz w:val="20"/>
+              </w:rPr>
+              <w:t xml:space="preserve"> cm ON m.ID = </w:t>
+            </w:r>
+            <w:proofErr w:type="spellStart"/>
+            <w:proofErr w:type="gramStart"/>
+            <w:r>
+              <w:rPr>
+                <w:rFonts w:ascii="Palatino Linotype" w:hAnsi="Palatino Linotype" w:cstheme="minorHAnsi"/>
+                <w:sz w:val="20"/>
+              </w:rPr>
+              <w:t>cm.moduleID</w:t>
+            </w:r>
+            <w:proofErr w:type="spellEnd"/>
+            <w:proofErr w:type="gramEnd"/>
+          </w:p>
+          <w:p>
+            <w:pPr>
+              <w:ind w:left="454"/>
+              <w:rPr>
+                <w:rFonts w:ascii="Palatino Linotype" w:hAnsi="Palatino Linotype" w:cstheme="minorHAnsi"/>
+                <w:sz w:val="20"/>
+              </w:rPr>
+            </w:pPr>
+            <w:r>
+              <w:rPr>
+                <w:rFonts w:ascii="Palatino Linotype" w:hAnsi="Palatino Linotype" w:cstheme="minorHAnsi"/>
+                <w:sz w:val="20"/>
+              </w:rPr>
+              <w:t xml:space="preserve">    -&gt; JOIN course c ON c.ID = </w:t>
+            </w:r>
+            <w:proofErr w:type="spellStart"/>
+            <w:proofErr w:type="gramStart"/>
+            <w:r>
+              <w:rPr>
+                <w:rFonts w:ascii="Palatino Linotype" w:hAnsi="Palatino Linotype" w:cstheme="minorHAnsi"/>
+                <w:sz w:val="20"/>
+              </w:rPr>
+              <w:t>cm.courseID</w:t>
+            </w:r>
+            <w:proofErr w:type="spellEnd"/>
+            <w:proofErr w:type="gramEnd"/>
+          </w:p>
+          <w:p>
+            <w:pPr>
+              <w:ind w:left="454"/>
+              <w:rPr>
+                <w:rFonts w:ascii="Palatino Linotype" w:hAnsi="Palatino Linotype" w:cstheme="minorHAnsi"/>
+                <w:sz w:val="20"/>
+              </w:rPr>
+            </w:pPr>
+            <w:r>
+              <w:rPr>
+                <w:rFonts w:ascii="Palatino Linotype" w:hAnsi="Palatino Linotype" w:cstheme="minorHAnsi"/>
+                <w:sz w:val="20"/>
+              </w:rPr>
+              <w:t xml:space="preserve">    -&gt; WHERE c.name = 'PG-DAC';</w:t>
+            </w:r>
           </w:p>
         </w:tc>
       </w:tr>
@@ -2606,6 +2874,118 @@
                 <w:sz w:val="20"/>
               </w:rPr>
             </w:pPr>
+            <w:r>
+              <w:rPr>
+                <w:rFonts w:ascii="Palatino Linotype" w:hAnsi="Palatino Linotype" w:cstheme="minorHAnsi"/>
+                <w:sz w:val="20"/>
+              </w:rPr>
+              <w:t>SELECT NAMEFIRST, NAMELAST, NAME</w:t>
+            </w:r>
+          </w:p>
+          <w:p>
+            <w:pPr>
+              <w:ind w:left="454"/>
+              <w:rPr>
+                <w:rFonts w:ascii="Palatino Linotype" w:hAnsi="Palatino Linotype" w:cstheme="minorHAnsi"/>
+                <w:sz w:val="20"/>
+              </w:rPr>
+            </w:pPr>
+            <w:r>
+              <w:rPr>
+                <w:rFonts w:ascii="Palatino Linotype" w:hAnsi="Palatino Linotype" w:cstheme="minorHAnsi"/>
+                <w:sz w:val="20"/>
+              </w:rPr>
+              <w:t xml:space="preserve">    -&gt; FROM STUDENT</w:t>
+            </w:r>
+          </w:p>
+          <w:p>
+            <w:pPr>
+              <w:ind w:left="454"/>
+              <w:rPr>
+                <w:rFonts w:ascii="Palatino Linotype" w:hAnsi="Palatino Linotype" w:cstheme="minorHAnsi"/>
+                <w:sz w:val="20"/>
+              </w:rPr>
+            </w:pPr>
+            <w:r>
+              <w:rPr>
+                <w:rFonts w:ascii="Palatino Linotype" w:hAnsi="Palatino Linotype" w:cstheme="minorHAnsi"/>
+                <w:sz w:val="20"/>
+              </w:rPr>
+              <w:t xml:space="preserve">    -&gt; JOIN BATCH_STUDENTS</w:t>
+            </w:r>
+          </w:p>
+          <w:p>
+            <w:pPr>
+              <w:ind w:left="454"/>
+              <w:rPr>
+                <w:rFonts w:ascii="Palatino Linotype" w:hAnsi="Palatino Linotype" w:cstheme="minorHAnsi"/>
+                <w:sz w:val="20"/>
+              </w:rPr>
+            </w:pPr>
+            <w:r>
+              <w:rPr>
+                <w:rFonts w:ascii="Palatino Linotype" w:hAnsi="Palatino Linotype" w:cstheme="minorHAnsi"/>
+                <w:sz w:val="20"/>
+              </w:rPr>
+              <w:t xml:space="preserve">    -&gt; ON STUDENT.ID = </w:t>
+            </w:r>
+            <w:proofErr w:type="spellStart"/>
+            <w:r>
+              <w:rPr>
+                <w:rFonts w:ascii="Palatino Linotype" w:hAnsi="Palatino Linotype" w:cstheme="minorHAnsi"/>
+                <w:sz w:val="20"/>
+              </w:rPr>
+              <w:t>BATCH_STUDENTS.studentID</w:t>
+            </w:r>
+            <w:proofErr w:type="spellEnd"/>
+          </w:p>
+          <w:p>
+            <w:pPr>
+              <w:ind w:left="454"/>
+              <w:rPr>
+                <w:rFonts w:ascii="Palatino Linotype" w:hAnsi="Palatino Linotype" w:cstheme="minorHAnsi"/>
+                <w:sz w:val="20"/>
+              </w:rPr>
+            </w:pPr>
+            <w:r>
+              <w:rPr>
+                <w:rFonts w:ascii="Palatino Linotype" w:hAnsi="Palatino Linotype" w:cstheme="minorHAnsi"/>
+                <w:sz w:val="20"/>
+              </w:rPr>
+              <w:t xml:space="preserve">    -&gt; JOIN COURSE_BATCHES</w:t>
+            </w:r>
+          </w:p>
+          <w:p>
+            <w:pPr>
+              <w:ind w:left="454"/>
+              <w:rPr>
+                <w:rFonts w:ascii="Palatino Linotype" w:hAnsi="Palatino Linotype" w:cstheme="minorHAnsi"/>
+                <w:sz w:val="20"/>
+              </w:rPr>
+            </w:pPr>
+            <w:r>
+              <w:rPr>
+                <w:rFonts w:ascii="Palatino Linotype" w:hAnsi="Palatino Linotype" w:cstheme="minorHAnsi"/>
+                <w:sz w:val="20"/>
+              </w:rPr>
+              <w:t xml:space="preserve">    -&gt; ON COURSE_BATCHES.ID = </w:t>
+            </w:r>
+            <w:proofErr w:type="spellStart"/>
+            <w:r>
+              <w:rPr>
+                <w:rFonts w:ascii="Palatino Linotype" w:hAnsi="Palatino Linotype" w:cstheme="minorHAnsi"/>
+                <w:sz w:val="20"/>
+              </w:rPr>
+              <w:t>BATCH_STUDENTS.batchID</w:t>
+            </w:r>
+            <w:proofErr w:type="spellEnd"/>
+            <w:r>
+              <w:rPr>
+                <w:rFonts w:ascii="Palatino Linotype" w:hAnsi="Palatino Linotype" w:cstheme="minorHAnsi"/>
+                <w:sz w:val="20"/>
+              </w:rPr>
+              <w:t>;</w:t>
+            </w:r>
           </w:p>
         </w:tc>
       </w:tr>
@@ -3458,6 +3838,7 @@
                 <w:szCs w:val="20"/>
               </w:rPr>
             </w:pPr>
+            <w:proofErr w:type="gramStart"/>
             <w:r>
               <w:rPr>
                 <w:rFonts w:ascii="Palatino Linotype" w:hAnsi="Palatino Linotype" w:cstheme="minorHAnsi"/>
@@ -3475,14 +3856,25 @@
               </w:rPr>
               <w:t>(</w:t>
             </w:r>
-            <w:r>
-              <w:rPr>
-                <w:rFonts w:ascii="Palatino Linotype" w:hAnsi="Palatino Linotype" w:cstheme="minorHAnsi"/>
-                <w:i/>
-                <w:sz w:val="20"/>
-                <w:szCs w:val="20"/>
-              </w:rPr>
-              <w:t>course name and batch name</w:t>
+            <w:proofErr w:type="gramEnd"/>
+            <w:r>
+              <w:rPr>
+                <w:rFonts w:ascii="Palatino Linotype" w:hAnsi="Palatino Linotype" w:cstheme="minorHAnsi"/>
+                <w:i/>
+                <w:sz w:val="20"/>
+                <w:szCs w:val="20"/>
+              </w:rPr>
+              <w:t xml:space="preserve">course name and batch </w:t>
+            </w:r>
+            <w:proofErr w:type="gramStart"/>
+            <w:r>
+              <w:rPr>
+                <w:rFonts w:ascii="Palatino Linotype" w:hAnsi="Palatino Linotype" w:cstheme="minorHAnsi"/>
+                <w:i/>
+                <w:sz w:val="20"/>
+                <w:szCs w:val="20"/>
+              </w:rPr>
+              <w:t>name</w:t>
             </w:r>
             <w:r>
               <w:rPr>
@@ -3499,7 +3891,16 @@
                 <w:sz w:val="20"/>
                 <w:szCs w:val="20"/>
               </w:rPr>
-              <w:t xml:space="preserve">for all </w:t>
+              <w:t>for</w:t>
+            </w:r>
+            <w:proofErr w:type="gramEnd"/>
+            <w:r>
+              <w:rPr>
+                <w:rFonts w:ascii="Palatino Linotype" w:hAnsi="Palatino Linotype" w:cstheme="minorHAnsi"/>
+                <w:sz w:val="20"/>
+                <w:szCs w:val="20"/>
+              </w:rPr>
+              <w:t xml:space="preserve"> all </w:t>
             </w:r>
             <w:r>
               <w:rPr>
@@ -4494,6 +4895,359 @@
                 <w:sz w:val="20"/>
               </w:rPr>
             </w:pPr>
+            <w:r>
+              <w:rPr>
+                <w:rFonts w:ascii="Palatino Linotype" w:hAnsi="Palatino Linotype" w:cstheme="minorHAnsi"/>
+                <w:sz w:val="20"/>
+              </w:rPr>
+              <w:t>SELECT</w:t>
+            </w:r>
+          </w:p>
+          <w:p>
+            <w:pPr>
+              <w:ind w:left="454"/>
+              <w:rPr>
+                <w:rFonts w:ascii="Palatino Linotype" w:hAnsi="Palatino Linotype" w:cstheme="minorHAnsi"/>
+                <w:sz w:val="20"/>
+              </w:rPr>
+            </w:pPr>
+            <w:r>
+              <w:rPr>
+                <w:rFonts w:ascii="Palatino Linotype" w:hAnsi="Palatino Linotype" w:cstheme="minorHAnsi"/>
+                <w:sz w:val="20"/>
+              </w:rPr>
+              <w:t xml:space="preserve">    -&gt; </w:t>
+            </w:r>
+            <w:proofErr w:type="gramStart"/>
+            <w:r>
+              <w:rPr>
+                <w:rFonts w:ascii="Palatino Linotype" w:hAnsi="Palatino Linotype" w:cstheme="minorHAnsi"/>
+                <w:sz w:val="20"/>
+              </w:rPr>
+              <w:t>CONCAT(</w:t>
+            </w:r>
+            <w:proofErr w:type="gramEnd"/>
+            <w:r>
+              <w:rPr>
+                <w:rFonts w:ascii="Palatino Linotype" w:hAnsi="Palatino Linotype" w:cstheme="minorHAnsi"/>
+                <w:sz w:val="20"/>
+              </w:rPr>
+              <w:t xml:space="preserve">"'", </w:t>
+            </w:r>
+            <w:proofErr w:type="spellStart"/>
+            <w:proofErr w:type="gramStart"/>
+            <w:r>
+              <w:rPr>
+                <w:rFonts w:ascii="Palatino Linotype" w:hAnsi="Palatino Linotype" w:cstheme="minorHAnsi"/>
+                <w:sz w:val="20"/>
+              </w:rPr>
+              <w:t>student.namefirst</w:t>
+            </w:r>
+            <w:proofErr w:type="spellEnd"/>
+            <w:proofErr w:type="gramEnd"/>
+            <w:r>
+              <w:rPr>
+                <w:rFonts w:ascii="Palatino Linotype" w:hAnsi="Palatino Linotype" w:cstheme="minorHAnsi"/>
+                <w:sz w:val="20"/>
+              </w:rPr>
+              <w:t>, "'"),</w:t>
+            </w:r>
+          </w:p>
+          <w:p>
+            <w:pPr>
+              <w:ind w:left="454"/>
+              <w:rPr>
+                <w:rFonts w:ascii="Palatino Linotype" w:hAnsi="Palatino Linotype" w:cstheme="minorHAnsi"/>
+                <w:sz w:val="20"/>
+              </w:rPr>
+            </w:pPr>
+            <w:r>
+              <w:rPr>
+                <w:rFonts w:ascii="Palatino Linotype" w:hAnsi="Palatino Linotype" w:cstheme="minorHAnsi"/>
+                <w:sz w:val="20"/>
+              </w:rPr>
+              <w:t xml:space="preserve">    -&gt; </w:t>
+            </w:r>
+            <w:proofErr w:type="gramStart"/>
+            <w:r>
+              <w:rPr>
+                <w:rFonts w:ascii="Palatino Linotype" w:hAnsi="Palatino Linotype" w:cstheme="minorHAnsi"/>
+                <w:sz w:val="20"/>
+              </w:rPr>
+              <w:t>CONCAT(</w:t>
+            </w:r>
+            <w:proofErr w:type="gramEnd"/>
+            <w:r>
+              <w:rPr>
+                <w:rFonts w:ascii="Palatino Linotype" w:hAnsi="Palatino Linotype" w:cstheme="minorHAnsi"/>
+                <w:sz w:val="20"/>
+              </w:rPr>
+              <w:t>"'", GROUP_</w:t>
+            </w:r>
+            <w:proofErr w:type="gramStart"/>
+            <w:r>
+              <w:rPr>
+                <w:rFonts w:ascii="Palatino Linotype" w:hAnsi="Palatino Linotype" w:cstheme="minorHAnsi"/>
+                <w:sz w:val="20"/>
+              </w:rPr>
+              <w:t>CONCAT(</w:t>
+            </w:r>
+            <w:proofErr w:type="gramEnd"/>
+            <w:r>
+              <w:rPr>
+                <w:rFonts w:ascii="Palatino Linotype" w:hAnsi="Palatino Linotype" w:cstheme="minorHAnsi"/>
+                <w:sz w:val="20"/>
+              </w:rPr>
+              <w:t>DISTINCT course.name ORDER BY course.name ASC), "'") as R1</w:t>
+            </w:r>
+          </w:p>
+          <w:p>
+            <w:pPr>
+              <w:ind w:left="454"/>
+              <w:rPr>
+                <w:rFonts w:ascii="Palatino Linotype" w:hAnsi="Palatino Linotype" w:cstheme="minorHAnsi"/>
+                <w:sz w:val="20"/>
+              </w:rPr>
+            </w:pPr>
+            <w:r>
+              <w:rPr>
+                <w:rFonts w:ascii="Palatino Linotype" w:hAnsi="Palatino Linotype" w:cstheme="minorHAnsi"/>
+                <w:sz w:val="20"/>
+              </w:rPr>
+              <w:t xml:space="preserve">    -&gt; FROM student</w:t>
+            </w:r>
+          </w:p>
+          <w:p>
+            <w:pPr>
+              <w:ind w:left="454"/>
+              <w:rPr>
+                <w:rFonts w:ascii="Palatino Linotype" w:hAnsi="Palatino Linotype" w:cstheme="minorHAnsi"/>
+                <w:sz w:val="20"/>
+              </w:rPr>
+            </w:pPr>
+            <w:r>
+              <w:rPr>
+                <w:rFonts w:ascii="Palatino Linotype" w:hAnsi="Palatino Linotype" w:cstheme="minorHAnsi"/>
+                <w:sz w:val="20"/>
+              </w:rPr>
+              <w:t xml:space="preserve">    -&gt; JOIN </w:t>
+            </w:r>
+            <w:proofErr w:type="spellStart"/>
+            <w:r>
+              <w:rPr>
+                <w:rFonts w:ascii="Palatino Linotype" w:hAnsi="Palatino Linotype" w:cstheme="minorHAnsi"/>
+                <w:sz w:val="20"/>
+              </w:rPr>
+              <w:t>batch_students</w:t>
+            </w:r>
+            <w:proofErr w:type="spellEnd"/>
+            <w:r>
+              <w:rPr>
+                <w:rFonts w:ascii="Palatino Linotype" w:hAnsi="Palatino Linotype" w:cstheme="minorHAnsi"/>
+                <w:sz w:val="20"/>
+              </w:rPr>
+              <w:t xml:space="preserve"> ON student.id = </w:t>
+            </w:r>
+            <w:proofErr w:type="spellStart"/>
+            <w:r>
+              <w:rPr>
+                <w:rFonts w:ascii="Palatino Linotype" w:hAnsi="Palatino Linotype" w:cstheme="minorHAnsi"/>
+                <w:sz w:val="20"/>
+              </w:rPr>
+              <w:t>batch_</w:t>
+            </w:r>
+            <w:proofErr w:type="gramStart"/>
+            <w:r>
+              <w:rPr>
+                <w:rFonts w:ascii="Palatino Linotype" w:hAnsi="Palatino Linotype" w:cstheme="minorHAnsi"/>
+                <w:sz w:val="20"/>
+              </w:rPr>
+              <w:t>students.studentID</w:t>
+            </w:r>
+            <w:proofErr w:type="spellEnd"/>
+            <w:proofErr w:type="gramEnd"/>
+          </w:p>
+          <w:p>
+            <w:pPr>
+              <w:ind w:left="454"/>
+              <w:rPr>
+                <w:rFonts w:ascii="Palatino Linotype" w:hAnsi="Palatino Linotype" w:cstheme="minorHAnsi"/>
+                <w:sz w:val="20"/>
+              </w:rPr>
+            </w:pPr>
+            <w:r>
+              <w:rPr>
+                <w:rFonts w:ascii="Palatino Linotype" w:hAnsi="Palatino Linotype" w:cstheme="minorHAnsi"/>
+                <w:sz w:val="20"/>
+              </w:rPr>
+              <w:t xml:space="preserve">    -&gt; JOIN </w:t>
+            </w:r>
+            <w:proofErr w:type="spellStart"/>
+            <w:r>
+              <w:rPr>
+                <w:rFonts w:ascii="Palatino Linotype" w:hAnsi="Palatino Linotype" w:cstheme="minorHAnsi"/>
+                <w:sz w:val="20"/>
+              </w:rPr>
+              <w:t>course_batches</w:t>
+            </w:r>
+            <w:proofErr w:type="spellEnd"/>
+            <w:r>
+              <w:rPr>
+                <w:rFonts w:ascii="Palatino Linotype" w:hAnsi="Palatino Linotype" w:cstheme="minorHAnsi"/>
+                <w:sz w:val="20"/>
+              </w:rPr>
+              <w:t xml:space="preserve"> ON </w:t>
+            </w:r>
+            <w:proofErr w:type="spellStart"/>
+            <w:r>
+              <w:rPr>
+                <w:rFonts w:ascii="Palatino Linotype" w:hAnsi="Palatino Linotype" w:cstheme="minorHAnsi"/>
+                <w:sz w:val="20"/>
+              </w:rPr>
+              <w:t>batch_</w:t>
+            </w:r>
+            <w:proofErr w:type="gramStart"/>
+            <w:r>
+              <w:rPr>
+                <w:rFonts w:ascii="Palatino Linotype" w:hAnsi="Palatino Linotype" w:cstheme="minorHAnsi"/>
+                <w:sz w:val="20"/>
+              </w:rPr>
+              <w:t>students.batchID</w:t>
+            </w:r>
+            <w:proofErr w:type="spellEnd"/>
+            <w:proofErr w:type="gramEnd"/>
+            <w:r>
+              <w:rPr>
+                <w:rFonts w:ascii="Palatino Linotype" w:hAnsi="Palatino Linotype" w:cstheme="minorHAnsi"/>
+                <w:sz w:val="20"/>
+              </w:rPr>
+              <w:t xml:space="preserve"> = course_batches.id</w:t>
+            </w:r>
+          </w:p>
+          <w:p>
+            <w:pPr>
+              <w:ind w:left="454"/>
+              <w:rPr>
+                <w:rFonts w:ascii="Palatino Linotype" w:hAnsi="Palatino Linotype" w:cstheme="minorHAnsi"/>
+                <w:sz w:val="20"/>
+              </w:rPr>
+            </w:pPr>
+            <w:r>
+              <w:rPr>
+                <w:rFonts w:ascii="Palatino Linotype" w:hAnsi="Palatino Linotype" w:cstheme="minorHAnsi"/>
+                <w:sz w:val="20"/>
+              </w:rPr>
+              <w:t xml:space="preserve">    -&gt; JOIN course ON </w:t>
+            </w:r>
+            <w:proofErr w:type="spellStart"/>
+            <w:r>
+              <w:rPr>
+                <w:rFonts w:ascii="Palatino Linotype" w:hAnsi="Palatino Linotype" w:cstheme="minorHAnsi"/>
+                <w:sz w:val="20"/>
+              </w:rPr>
+              <w:t>course_</w:t>
+            </w:r>
+            <w:proofErr w:type="gramStart"/>
+            <w:r>
+              <w:rPr>
+                <w:rFonts w:ascii="Palatino Linotype" w:hAnsi="Palatino Linotype" w:cstheme="minorHAnsi"/>
+                <w:sz w:val="20"/>
+              </w:rPr>
+              <w:t>batches.courseID</w:t>
+            </w:r>
+            <w:proofErr w:type="spellEnd"/>
+            <w:proofErr w:type="gramEnd"/>
+            <w:r>
+              <w:rPr>
+                <w:rFonts w:ascii="Palatino Linotype" w:hAnsi="Palatino Linotype" w:cstheme="minorHAnsi"/>
+                <w:sz w:val="20"/>
+              </w:rPr>
+              <w:t xml:space="preserve"> = course.id</w:t>
+            </w:r>
+          </w:p>
+          <w:p>
+            <w:pPr>
+              <w:ind w:left="454"/>
+              <w:rPr>
+                <w:rFonts w:ascii="Palatino Linotype" w:hAnsi="Palatino Linotype" w:cstheme="minorHAnsi"/>
+                <w:sz w:val="20"/>
+              </w:rPr>
+            </w:pPr>
+            <w:r>
+              <w:rPr>
+                <w:rFonts w:ascii="Palatino Linotype" w:hAnsi="Palatino Linotype" w:cstheme="minorHAnsi"/>
+                <w:sz w:val="20"/>
+              </w:rPr>
+              <w:t xml:space="preserve">    -&gt; WHERE </w:t>
+            </w:r>
+            <w:proofErr w:type="spellStart"/>
+            <w:proofErr w:type="gramStart"/>
+            <w:r>
+              <w:rPr>
+                <w:rFonts w:ascii="Palatino Linotype" w:hAnsi="Palatino Linotype" w:cstheme="minorHAnsi"/>
+                <w:sz w:val="20"/>
+              </w:rPr>
+              <w:t>student.namefirst</w:t>
+            </w:r>
+            <w:proofErr w:type="spellEnd"/>
+            <w:proofErr w:type="gramEnd"/>
+            <w:r>
+              <w:rPr>
+                <w:rFonts w:ascii="Palatino Linotype" w:hAnsi="Palatino Linotype" w:cstheme="minorHAnsi"/>
+                <w:sz w:val="20"/>
+              </w:rPr>
+              <w:t xml:space="preserve"> = '</w:t>
+            </w:r>
+            <w:proofErr w:type="spellStart"/>
+            <w:r>
+              <w:rPr>
+                <w:rFonts w:ascii="Palatino Linotype" w:hAnsi="Palatino Linotype" w:cstheme="minorHAnsi"/>
+                <w:sz w:val="20"/>
+              </w:rPr>
+              <w:t>ruhan</w:t>
+            </w:r>
+            <w:proofErr w:type="spellEnd"/>
+            <w:r>
+              <w:rPr>
+                <w:rFonts w:ascii="Palatino Linotype" w:hAnsi="Palatino Linotype" w:cstheme="minorHAnsi"/>
+                <w:sz w:val="20"/>
+              </w:rPr>
+              <w:t>'</w:t>
+            </w:r>
+          </w:p>
+          <w:p>
+            <w:pPr>
+              <w:ind w:left="454"/>
+              <w:rPr>
+                <w:rFonts w:ascii="Palatino Linotype" w:hAnsi="Palatino Linotype" w:cstheme="minorHAnsi"/>
+                <w:sz w:val="20"/>
+              </w:rPr>
+            </w:pPr>
+            <w:r>
+              <w:rPr>
+                <w:rFonts w:ascii="Palatino Linotype" w:hAnsi="Palatino Linotype" w:cstheme="minorHAnsi"/>
+                <w:sz w:val="20"/>
+              </w:rPr>
+              <w:t xml:space="preserve">    -&gt; GROUP BY </w:t>
+            </w:r>
+            <w:proofErr w:type="spellStart"/>
+            <w:proofErr w:type="gramStart"/>
+            <w:r>
+              <w:rPr>
+                <w:rFonts w:ascii="Palatino Linotype" w:hAnsi="Palatino Linotype" w:cstheme="minorHAnsi"/>
+                <w:sz w:val="20"/>
+              </w:rPr>
+              <w:t>student.namefirst</w:t>
+            </w:r>
+            <w:proofErr w:type="spellEnd"/>
+            <w:proofErr w:type="gramEnd"/>
+            <w:r>
+              <w:rPr>
+                <w:rFonts w:ascii="Palatino Linotype" w:hAnsi="Palatino Linotype" w:cstheme="minorHAnsi"/>
+                <w:sz w:val="20"/>
+              </w:rPr>
+              <w:t>;</w:t>
+            </w:r>
           </w:p>
         </w:tc>
       </w:tr>

--- a/DBT/lab/Assignment/Assignment009 (Joins).docx
+++ b/DBT/lab/Assignment/Assignment009 (Joins).docx
@@ -3209,12 +3209,125 @@
           </w:tcPr>
           <w:p>
             <w:pPr>
-              <w:ind w:left="454"/>
-              <w:rPr>
-                <w:rFonts w:ascii="Palatino Linotype" w:hAnsi="Palatino Linotype" w:cstheme="minorHAnsi"/>
-                <w:sz w:val="20"/>
-              </w:rPr>
-            </w:pPr>
+              <w:rPr>
+                <w:rFonts w:ascii="Palatino Linotype" w:hAnsi="Palatino Linotype" w:cstheme="minorHAnsi"/>
+                <w:sz w:val="20"/>
+              </w:rPr>
+            </w:pPr>
+            <w:r>
+              <w:rPr>
+                <w:rFonts w:ascii="Palatino Linotype" w:hAnsi="Palatino Linotype" w:cstheme="minorHAnsi"/>
+                <w:sz w:val="20"/>
+              </w:rPr>
+              <w:t xml:space="preserve">select distinct </w:t>
+            </w:r>
+            <w:proofErr w:type="spellStart"/>
+            <w:proofErr w:type="gramStart"/>
+            <w:r>
+              <w:rPr>
+                <w:rFonts w:ascii="Palatino Linotype" w:hAnsi="Palatino Linotype" w:cstheme="minorHAnsi"/>
+                <w:sz w:val="20"/>
+              </w:rPr>
+              <w:t>namefirst</w:t>
+            </w:r>
+            <w:proofErr w:type="spellEnd"/>
+            <w:r>
+              <w:rPr>
+                <w:rFonts w:ascii="Palatino Linotype" w:hAnsi="Palatino Linotype" w:cstheme="minorHAnsi"/>
+                <w:sz w:val="20"/>
+              </w:rPr>
+              <w:t xml:space="preserve"> ,</w:t>
+            </w:r>
+            <w:proofErr w:type="gramEnd"/>
+            <w:r>
+              <w:rPr>
+                <w:rFonts w:ascii="Palatino Linotype" w:hAnsi="Palatino Linotype" w:cstheme="minorHAnsi"/>
+                <w:sz w:val="20"/>
+              </w:rPr>
+              <w:t xml:space="preserve"> </w:t>
+            </w:r>
+            <w:proofErr w:type="spellStart"/>
+            <w:proofErr w:type="gramStart"/>
+            <w:r>
+              <w:rPr>
+                <w:rFonts w:ascii="Palatino Linotype" w:hAnsi="Palatino Linotype" w:cstheme="minorHAnsi"/>
+                <w:sz w:val="20"/>
+              </w:rPr>
+              <w:t>namelast</w:t>
+            </w:r>
+            <w:proofErr w:type="spellEnd"/>
+            <w:r>
+              <w:rPr>
+                <w:rFonts w:ascii="Palatino Linotype" w:hAnsi="Palatino Linotype" w:cstheme="minorHAnsi"/>
+                <w:sz w:val="20"/>
+              </w:rPr>
+              <w:t xml:space="preserve"> ,</w:t>
+            </w:r>
+            <w:proofErr w:type="gramEnd"/>
+            <w:r>
+              <w:rPr>
+                <w:rFonts w:ascii="Palatino Linotype" w:hAnsi="Palatino Linotype" w:cstheme="minorHAnsi"/>
+                <w:sz w:val="20"/>
+              </w:rPr>
+              <w:t xml:space="preserve"> number, </w:t>
+            </w:r>
+            <w:proofErr w:type="spellStart"/>
+            <w:r>
+              <w:rPr>
+                <w:rFonts w:ascii="Palatino Linotype" w:hAnsi="Palatino Linotype" w:cstheme="minorHAnsi"/>
+                <w:sz w:val="20"/>
+              </w:rPr>
+              <w:t>emailid</w:t>
+            </w:r>
+            <w:proofErr w:type="spellEnd"/>
+            <w:r>
+              <w:rPr>
+                <w:rFonts w:ascii="Palatino Linotype" w:hAnsi="Palatino Linotype" w:cstheme="minorHAnsi"/>
+                <w:sz w:val="20"/>
+              </w:rPr>
+              <w:t xml:space="preserve"> from student join </w:t>
+            </w:r>
+            <w:proofErr w:type="spellStart"/>
+            <w:r>
+              <w:rPr>
+                <w:rFonts w:ascii="Palatino Linotype" w:hAnsi="Palatino Linotype" w:cstheme="minorHAnsi"/>
+                <w:sz w:val="20"/>
+              </w:rPr>
+              <w:t>student_phone</w:t>
+            </w:r>
+            <w:proofErr w:type="spellEnd"/>
+            <w:r>
+              <w:rPr>
+                <w:rFonts w:ascii="Palatino Linotype" w:hAnsi="Palatino Linotype" w:cstheme="minorHAnsi"/>
+                <w:sz w:val="20"/>
+              </w:rPr>
+              <w:t xml:space="preserve"> on student.id = </w:t>
+            </w:r>
+            <w:proofErr w:type="spellStart"/>
+            <w:r>
+              <w:rPr>
+                <w:rFonts w:ascii="Palatino Linotype" w:hAnsi="Palatino Linotype" w:cstheme="minorHAnsi"/>
+                <w:sz w:val="20"/>
+              </w:rPr>
+              <w:t>student_</w:t>
+            </w:r>
+            <w:proofErr w:type="gramStart"/>
+            <w:r>
+              <w:rPr>
+                <w:rFonts w:ascii="Palatino Linotype" w:hAnsi="Palatino Linotype" w:cstheme="minorHAnsi"/>
+                <w:sz w:val="20"/>
+              </w:rPr>
+              <w:t>phone.studentid</w:t>
+            </w:r>
+            <w:proofErr w:type="spellEnd"/>
+            <w:proofErr w:type="gramEnd"/>
+            <w:r>
+              <w:rPr>
+                <w:rFonts w:ascii="Palatino Linotype" w:hAnsi="Palatino Linotype" w:cstheme="minorHAnsi"/>
+                <w:sz w:val="20"/>
+              </w:rPr>
+              <w:t xml:space="preserve"> where student.id = 13;</w:t>
+            </w:r>
           </w:p>
         </w:tc>
       </w:tr>
@@ -3389,6 +3502,183 @@
                 <w:sz w:val="20"/>
               </w:rPr>
             </w:pPr>
+            <w:r>
+              <w:rPr>
+                <w:rFonts w:ascii="Palatino Linotype" w:hAnsi="Palatino Linotype" w:cstheme="minorHAnsi"/>
+                <w:sz w:val="20"/>
+              </w:rPr>
+              <w:t xml:space="preserve">SELECT </w:t>
+            </w:r>
+            <w:proofErr w:type="spellStart"/>
+            <w:proofErr w:type="gramStart"/>
+            <w:r>
+              <w:rPr>
+                <w:rFonts w:ascii="Palatino Linotype" w:hAnsi="Palatino Linotype" w:cstheme="minorHAnsi"/>
+                <w:sz w:val="20"/>
+              </w:rPr>
+              <w:t>s.namefirst</w:t>
+            </w:r>
+            <w:proofErr w:type="spellEnd"/>
+            <w:proofErr w:type="gramEnd"/>
+            <w:r>
+              <w:rPr>
+                <w:rFonts w:ascii="Palatino Linotype" w:hAnsi="Palatino Linotype" w:cstheme="minorHAnsi"/>
+                <w:sz w:val="20"/>
+              </w:rPr>
+              <w:t xml:space="preserve">, </w:t>
+            </w:r>
+            <w:proofErr w:type="spellStart"/>
+            <w:proofErr w:type="gramStart"/>
+            <w:r>
+              <w:rPr>
+                <w:rFonts w:ascii="Palatino Linotype" w:hAnsi="Palatino Linotype" w:cstheme="minorHAnsi"/>
+                <w:sz w:val="20"/>
+              </w:rPr>
+              <w:t>s.namelast</w:t>
+            </w:r>
+            <w:proofErr w:type="spellEnd"/>
+            <w:proofErr w:type="gramEnd"/>
+            <w:r>
+              <w:rPr>
+                <w:rFonts w:ascii="Palatino Linotype" w:hAnsi="Palatino Linotype" w:cstheme="minorHAnsi"/>
+                <w:sz w:val="20"/>
+              </w:rPr>
+              <w:t xml:space="preserve">, </w:t>
+            </w:r>
+            <w:proofErr w:type="gramStart"/>
+            <w:r>
+              <w:rPr>
+                <w:rFonts w:ascii="Palatino Linotype" w:hAnsi="Palatino Linotype" w:cstheme="minorHAnsi"/>
+                <w:sz w:val="20"/>
+              </w:rPr>
+              <w:t>COUNT(</w:t>
+            </w:r>
+            <w:proofErr w:type="spellStart"/>
+            <w:r>
+              <w:rPr>
+                <w:rFonts w:ascii="Palatino Linotype" w:hAnsi="Palatino Linotype" w:cstheme="minorHAnsi"/>
+                <w:sz w:val="20"/>
+              </w:rPr>
+              <w:t>sp.number</w:t>
+            </w:r>
+            <w:proofErr w:type="spellEnd"/>
+            <w:proofErr w:type="gramEnd"/>
+            <w:r>
+              <w:rPr>
+                <w:rFonts w:ascii="Palatino Linotype" w:hAnsi="Palatino Linotype" w:cstheme="minorHAnsi"/>
+                <w:sz w:val="20"/>
+              </w:rPr>
+              <w:t xml:space="preserve">) AS </w:t>
+            </w:r>
+            <w:proofErr w:type="spellStart"/>
+            <w:r>
+              <w:rPr>
+                <w:rFonts w:ascii="Palatino Linotype" w:hAnsi="Palatino Linotype" w:cstheme="minorHAnsi"/>
+                <w:sz w:val="20"/>
+              </w:rPr>
+              <w:t>total_phones</w:t>
+            </w:r>
+            <w:proofErr w:type="spellEnd"/>
+          </w:p>
+          <w:p>
+            <w:pPr>
+              <w:ind w:left="454"/>
+              <w:rPr>
+                <w:rFonts w:ascii="Palatino Linotype" w:hAnsi="Palatino Linotype" w:cstheme="minorHAnsi"/>
+                <w:sz w:val="20"/>
+              </w:rPr>
+            </w:pPr>
+            <w:r>
+              <w:rPr>
+                <w:rFonts w:ascii="Palatino Linotype" w:hAnsi="Palatino Linotype" w:cstheme="minorHAnsi"/>
+                <w:sz w:val="20"/>
+              </w:rPr>
+              <w:t xml:space="preserve">    -&gt; FROM student s</w:t>
+            </w:r>
+          </w:p>
+          <w:p>
+            <w:pPr>
+              <w:ind w:left="454"/>
+              <w:rPr>
+                <w:rFonts w:ascii="Palatino Linotype" w:hAnsi="Palatino Linotype" w:cstheme="minorHAnsi"/>
+                <w:sz w:val="20"/>
+              </w:rPr>
+            </w:pPr>
+            <w:r>
+              <w:rPr>
+                <w:rFonts w:ascii="Palatino Linotype" w:hAnsi="Palatino Linotype" w:cstheme="minorHAnsi"/>
+                <w:sz w:val="20"/>
+              </w:rPr>
+              <w:t xml:space="preserve">    -&gt; JOIN </w:t>
+            </w:r>
+            <w:proofErr w:type="spellStart"/>
+            <w:r>
+              <w:rPr>
+                <w:rFonts w:ascii="Palatino Linotype" w:hAnsi="Palatino Linotype" w:cstheme="minorHAnsi"/>
+                <w:sz w:val="20"/>
+              </w:rPr>
+              <w:t>student_phone</w:t>
+            </w:r>
+            <w:proofErr w:type="spellEnd"/>
+            <w:r>
+              <w:rPr>
+                <w:rFonts w:ascii="Palatino Linotype" w:hAnsi="Palatino Linotype" w:cstheme="minorHAnsi"/>
+                <w:sz w:val="20"/>
+              </w:rPr>
+              <w:t xml:space="preserve"> </w:t>
+            </w:r>
+            <w:proofErr w:type="spellStart"/>
+            <w:r>
+              <w:rPr>
+                <w:rFonts w:ascii="Palatino Linotype" w:hAnsi="Palatino Linotype" w:cstheme="minorHAnsi"/>
+                <w:sz w:val="20"/>
+              </w:rPr>
+              <w:t>sp</w:t>
+            </w:r>
+            <w:proofErr w:type="spellEnd"/>
+          </w:p>
+          <w:p>
+            <w:pPr>
+              <w:ind w:left="454"/>
+              <w:rPr>
+                <w:rFonts w:ascii="Palatino Linotype" w:hAnsi="Palatino Linotype" w:cstheme="minorHAnsi"/>
+                <w:sz w:val="20"/>
+              </w:rPr>
+            </w:pPr>
+            <w:r>
+              <w:rPr>
+                <w:rFonts w:ascii="Palatino Linotype" w:hAnsi="Palatino Linotype" w:cstheme="minorHAnsi"/>
+                <w:sz w:val="20"/>
+              </w:rPr>
+              <w:t xml:space="preserve">    -&gt; ON s.id = </w:t>
+            </w:r>
+            <w:proofErr w:type="spellStart"/>
+            <w:proofErr w:type="gramStart"/>
+            <w:r>
+              <w:rPr>
+                <w:rFonts w:ascii="Palatino Linotype" w:hAnsi="Palatino Linotype" w:cstheme="minorHAnsi"/>
+                <w:sz w:val="20"/>
+              </w:rPr>
+              <w:t>sp.studentid</w:t>
+            </w:r>
+            <w:proofErr w:type="spellEnd"/>
+            <w:proofErr w:type="gramEnd"/>
+          </w:p>
+          <w:p>
+            <w:pPr>
+              <w:ind w:left="454"/>
+              <w:rPr>
+                <w:rFonts w:ascii="Palatino Linotype" w:hAnsi="Palatino Linotype" w:cstheme="minorHAnsi"/>
+                <w:sz w:val="20"/>
+              </w:rPr>
+            </w:pPr>
+            <w:r>
+              <w:rPr>
+                <w:rFonts w:ascii="Palatino Linotype" w:hAnsi="Palatino Linotype" w:cstheme="minorHAnsi"/>
+                <w:sz w:val="20"/>
+              </w:rPr>
+              <w:t xml:space="preserve">    -&gt; GROUP BY s.id;</w:t>
+            </w:r>
           </w:p>
         </w:tc>
       </w:tr>
@@ -4065,6 +4355,7 @@
                 <w:sz w:val="20"/>
                 <w:szCs w:val="20"/>
               </w:rPr>
+              <w:lastRenderedPageBreak/>
               <w:t>Get all course details which had started on ‘2016-02-01’.</w:t>
             </w:r>
           </w:p>
@@ -5178,6 +5469,7 @@
                 <w:rFonts w:ascii="Palatino Linotype" w:hAnsi="Palatino Linotype" w:cstheme="minorHAnsi"/>
                 <w:sz w:val="20"/>
               </w:rPr>
+              <w:lastRenderedPageBreak/>
               <w:t xml:space="preserve">    -&gt; WHERE </w:t>
             </w:r>
             <w:proofErr w:type="spellStart"/>
